--- a/fiction/drafts/third-person/tpp-avatars-initiation-06_20250608-0448.docx
+++ b/fiction/drafts/third-person/tpp-avatars-initiation-06_20250608-0448.docx
@@ -1,19 +1,19 @@
 
 <file path=word/document.xml><?xml version="1.0" encoding="utf-8"?>
-<w:document xmlns:ve="http://schemas.openxmlformats.org/markup-compatibility/2006" xmlns:o="urn:schemas-microsoft-com:office:office" xmlns:r="http://schemas.openxmlformats.org/officeDocument/2006/relationships" xmlns:m="http://schemas.openxmlformats.org/officeDocument/2006/math" xmlns:v="urn:schemas-microsoft-com:vml" xmlns:wp="http://schemas.openxmlformats.org/drawingml/2006/wordprocessingDrawing" xmlns:w10="urn:schemas-microsoft-com:office:word" xmlns:w="http://schemas.openxmlformats.org/wordprocessingml/2006/main" xmlns:wne="http://schemas.microsoft.com/office/word/2006/wordml">
+<w:document xmlns:wpc="http://schemas.microsoft.com/office/word/2010/wordprocessingCanvas" xmlns:cx="http://schemas.microsoft.com/office/drawing/2014/chartex" xmlns:cx1="http://schemas.microsoft.com/office/drawing/2015/9/8/chartex" xmlns:cx2="http://schemas.microsoft.com/office/drawing/2015/10/21/chartex" xmlns:cx3="http://schemas.microsoft.com/office/drawing/2016/5/9/chartex" xmlns:cx4="http://schemas.microsoft.com/office/drawing/2016/5/10/chartex" xmlns:cx5="http://schemas.microsoft.com/office/drawing/2016/5/11/chartex" xmlns:cx6="http://schemas.microsoft.com/office/drawing/2016/5/12/chartex" xmlns:cx7="http://schemas.microsoft.com/office/drawing/2016/5/13/chartex" xmlns:cx8="http://schemas.microsoft.com/office/drawing/2016/5/14/chartex" xmlns:mc="http://schemas.openxmlformats.org/markup-compatibility/2006" xmlns:aink="http://schemas.microsoft.com/office/drawing/2016/ink" xmlns:am3d="http://schemas.microsoft.com/office/drawing/2017/model3d" xmlns:o="urn:schemas-microsoft-com:office:office" xmlns:oel="http://schemas.microsoft.com/office/2019/extlst" xmlns:r="http://schemas.openxmlformats.org/officeDocument/2006/relationships" xmlns:m="http://schemas.openxmlformats.org/officeDocument/2006/math" xmlns:v="urn:schemas-microsoft-com:vml" xmlns:wp14="http://schemas.microsoft.com/office/word/2010/wordprocessingDrawing" xmlns:wp="http://schemas.openxmlformats.org/drawingml/2006/wordprocessingDrawing" xmlns:w10="urn:schemas-microsoft-com:office:word" xmlns:w="http://schemas.openxmlformats.org/wordprocessingml/2006/main" xmlns:w14="http://schemas.microsoft.com/office/word/2010/wordml" xmlns:w15="http://schemas.microsoft.com/office/word/2012/wordml" xmlns:w16cex="http://schemas.microsoft.com/office/word/2018/wordml/cex" xmlns:w16cid="http://schemas.microsoft.com/office/word/2016/wordml/cid" xmlns:w16="http://schemas.microsoft.com/office/word/2018/wordml" xmlns:w16du="http://schemas.microsoft.com/office/word/2023/wordml/word16du" xmlns:w16sdtdh="http://schemas.microsoft.com/office/word/2020/wordml/sdtdatahash" xmlns:w16sdtfl="http://schemas.microsoft.com/office/word/2024/wordml/sdtformatlock" xmlns:w16se="http://schemas.microsoft.com/office/word/2015/wordml/symex" xmlns:wpg="http://schemas.microsoft.com/office/word/2010/wordprocessingGroup" xmlns:wpi="http://schemas.microsoft.com/office/word/2010/wordprocessingInk" xmlns:wne="http://schemas.microsoft.com/office/word/2006/wordml" xmlns:wps="http://schemas.microsoft.com/office/word/2010/wordprocessingShape" mc:Ignorable="w14 w15 w16se w16cid w16 w16cex w16sdtdh w16sdtfl w16du wp14">
   <w:body>
     <w:p>
       <w:pPr>
         <w:spacing w:after="0" w:line="360" w:lineRule="auto"/>
         <w:rPr>
-          <w:rFonts w:ascii="Times New Roman" w:hAnsi="Times New Roman"/>
-          <w:sz w:val="24"/>
-          <w:szCs w:val="24"/>
-        </w:rPr>
-      </w:pPr>
-      <w:r>
-        <w:rPr>
-          <w:rFonts w:ascii="Times New Roman" w:hAnsi="Times New Roman"/>
+          <w:rFonts w:ascii="Montserrat" w:hAnsi="Montserrat"/>
+          <w:sz w:val="24"/>
+          <w:szCs w:val="24"/>
+        </w:rPr>
+      </w:pPr>
+      <w:r>
+        <w:rPr>
+          <w:rFonts w:ascii="Montserrat" w:hAnsi="Montserrat"/>
           <w:sz w:val="24"/>
           <w:szCs w:val="24"/>
         </w:rPr>
@@ -24,7 +24,7 @@
       <w:pPr>
         <w:spacing w:after="0" w:line="360" w:lineRule="auto"/>
         <w:rPr>
-          <w:rFonts w:ascii="Times New Roman" w:hAnsi="Times New Roman"/>
+          <w:rFonts w:ascii="Montserrat" w:hAnsi="Montserrat"/>
           <w:color w:val="808080"/>
           <w:sz w:val="24"/>
           <w:szCs w:val="24"/>
@@ -32,7 +32,7 @@
       </w:pPr>
       <w:r>
         <w:rPr>
-          <w:rFonts w:ascii="Times New Roman" w:hAnsi="Times New Roman"/>
+          <w:rFonts w:ascii="Montserrat" w:hAnsi="Montserrat"/>
           <w:color w:val="808080"/>
           <w:sz w:val="24"/>
           <w:szCs w:val="24"/>
@@ -45,52 +45,110 @@
         <w:spacing w:after="0" w:line="360" w:lineRule="auto"/>
         <w:jc w:val="right"/>
         <w:rPr>
-          <w:rFonts w:ascii="Times New Roman" w:hAnsi="Times New Roman"/>
+          <w:rFonts w:ascii="Montserrat" w:hAnsi="Montserrat"/>
           <w:color w:val="808080"/>
           <w:sz w:val="24"/>
           <w:szCs w:val="24"/>
         </w:rPr>
       </w:pPr>
-      <w:fldSimple w:instr=" NUMPAGES  \* MERGEFORMAT ">
-        <w:r>
-          <w:rPr>
-            <w:rFonts w:ascii="Times New Roman" w:hAnsi="Times New Roman"/>
-            <w:noProof/>
-            <w:color w:val="808080"/>
-            <w:sz w:val="24"/>
-            <w:szCs w:val="24"/>
-          </w:rPr>
-          <w:t>21</w:t>
-        </w:r>
-      </w:fldSimple>
-      <w:r>
-        <w:rPr>
-          <w:rFonts w:ascii="Times New Roman" w:hAnsi="Times New Roman"/>
+      <w:r>
+        <w:rPr>
+          <w:rFonts w:ascii="Montserrat" w:hAnsi="Montserrat"/>
+          <w:sz w:val="24"/>
+        </w:rPr>
+        <w:fldChar w:fldCharType="begin"/>
+      </w:r>
+      <w:r>
+        <w:rPr>
+          <w:rFonts w:ascii="Montserrat" w:hAnsi="Montserrat"/>
+          <w:sz w:val="24"/>
+        </w:rPr>
+        <w:instrText xml:space="preserve"> NUMPAGES  \* MERGEFORMAT </w:instrText>
+      </w:r>
+      <w:r>
+        <w:rPr>
+          <w:rFonts w:ascii="Montserrat" w:hAnsi="Montserrat"/>
+          <w:sz w:val="24"/>
+        </w:rPr>
+        <w:fldChar w:fldCharType="separate"/>
+      </w:r>
+      <w:r>
+        <w:rPr>
+          <w:rFonts w:ascii="Montserrat" w:hAnsi="Montserrat"/>
+          <w:noProof/>
           <w:color w:val="808080"/>
           <w:sz w:val="24"/>
           <w:szCs w:val="24"/>
         </w:rPr>
+        <w:t>21</w:t>
+      </w:r>
+      <w:r>
+        <w:rPr>
+          <w:rFonts w:ascii="Montserrat" w:hAnsi="Montserrat"/>
+          <w:noProof/>
+          <w:color w:val="808080"/>
+          <w:sz w:val="24"/>
+          <w:szCs w:val="24"/>
+        </w:rPr>
+        <w:fldChar w:fldCharType="end"/>
+      </w:r>
+      <w:r>
+        <w:rPr>
+          <w:rFonts w:ascii="Montserrat" w:hAnsi="Montserrat"/>
+          <w:color w:val="808080"/>
+          <w:sz w:val="24"/>
+          <w:szCs w:val="24"/>
+        </w:rPr>
         <w:t xml:space="preserve"> pages ∙ </w:t>
       </w:r>
-      <w:fldSimple w:instr=" NUMWORDS  \* MERGEFORMAT ">
-        <w:r>
-          <w:rPr>
-            <w:rFonts w:ascii="Times New Roman" w:hAnsi="Times New Roman"/>
-            <w:noProof/>
-            <w:color w:val="808080"/>
-            <w:sz w:val="24"/>
-            <w:szCs w:val="24"/>
-          </w:rPr>
-          <w:t>8210</w:t>
-        </w:r>
-      </w:fldSimple>
-      <w:r>
-        <w:rPr>
-          <w:rFonts w:ascii="Times New Roman" w:hAnsi="Times New Roman"/>
+      <w:r>
+        <w:rPr>
+          <w:rFonts w:ascii="Montserrat" w:hAnsi="Montserrat"/>
+          <w:sz w:val="24"/>
+        </w:rPr>
+        <w:fldChar w:fldCharType="begin"/>
+      </w:r>
+      <w:r>
+        <w:rPr>
+          <w:rFonts w:ascii="Montserrat" w:hAnsi="Montserrat"/>
+          <w:sz w:val="24"/>
+        </w:rPr>
+        <w:instrText xml:space="preserve"> NUMWORDS  \* MERGEFORMAT </w:instrText>
+      </w:r>
+      <w:r>
+        <w:rPr>
+          <w:rFonts w:ascii="Montserrat" w:hAnsi="Montserrat"/>
+          <w:sz w:val="24"/>
+        </w:rPr>
+        <w:fldChar w:fldCharType="separate"/>
+      </w:r>
+      <w:r>
+        <w:rPr>
+          <w:rFonts w:ascii="Montserrat" w:hAnsi="Montserrat"/>
+          <w:noProof/>
           <w:color w:val="808080"/>
           <w:sz w:val="24"/>
           <w:szCs w:val="24"/>
         </w:rPr>
+        <w:t>8210</w:t>
+      </w:r>
+      <w:r>
+        <w:rPr>
+          <w:rFonts w:ascii="Montserrat" w:hAnsi="Montserrat"/>
+          <w:noProof/>
+          <w:color w:val="808080"/>
+          <w:sz w:val="24"/>
+          <w:szCs w:val="24"/>
+        </w:rPr>
+        <w:fldChar w:fldCharType="end"/>
+      </w:r>
+      <w:r>
+        <w:rPr>
+          <w:rFonts w:ascii="Montserrat" w:hAnsi="Montserrat"/>
+          <w:color w:val="808080"/>
+          <w:sz w:val="24"/>
+          <w:szCs w:val="24"/>
+        </w:rPr>
         <w:t xml:space="preserve"> words</w:t>
       </w:r>
     </w:p>
@@ -98,35 +156,35 @@
       <w:pPr>
         <w:spacing w:after="0" w:line="360" w:lineRule="auto"/>
         <w:rPr>
-          <w:rFonts w:ascii="Times New Roman" w:hAnsi="Times New Roman"/>
-          <w:sz w:val="24"/>
-          <w:szCs w:val="24"/>
-        </w:rPr>
-      </w:pPr>
-    </w:p>
-    <w:p>
-      <w:pPr>
-        <w:spacing w:after="0" w:line="360" w:lineRule="auto"/>
-        <w:rPr>
-          <w:rFonts w:ascii="Times New Roman" w:hAnsi="Times New Roman"/>
-          <w:sz w:val="24"/>
-          <w:szCs w:val="24"/>
-        </w:rPr>
-      </w:pPr>
-    </w:p>
-    <w:p>
-      <w:pPr>
-        <w:spacing w:after="0" w:line="360" w:lineRule="auto"/>
-        <w:jc w:val="both"/>
-        <w:rPr>
-          <w:rFonts w:ascii="Times New Roman" w:hAnsi="Times New Roman" w:cs="Times New Roman"/>
-          <w:sz w:val="24"/>
-          <w:szCs w:val="24"/>
-        </w:rPr>
-      </w:pPr>
-      <w:r>
-        <w:rPr>
-          <w:rFonts w:ascii="Times New Roman" w:hAnsi="Times New Roman" w:cs="Times New Roman"/>
+          <w:rFonts w:ascii="Montserrat" w:hAnsi="Montserrat"/>
+          <w:sz w:val="24"/>
+          <w:szCs w:val="24"/>
+        </w:rPr>
+      </w:pPr>
+    </w:p>
+    <w:p>
+      <w:pPr>
+        <w:spacing w:after="0" w:line="360" w:lineRule="auto"/>
+        <w:rPr>
+          <w:rFonts w:ascii="Montserrat" w:hAnsi="Montserrat"/>
+          <w:sz w:val="24"/>
+          <w:szCs w:val="24"/>
+        </w:rPr>
+      </w:pPr>
+    </w:p>
+    <w:p>
+      <w:pPr>
+        <w:spacing w:after="0" w:line="360" w:lineRule="auto"/>
+        <w:jc w:val="both"/>
+        <w:rPr>
+          <w:rFonts w:ascii="Montserrat" w:hAnsi="Montserrat" w:cs="Times New Roman"/>
+          <w:sz w:val="24"/>
+          <w:szCs w:val="24"/>
+        </w:rPr>
+      </w:pPr>
+      <w:r>
+        <w:rPr>
+          <w:rFonts w:ascii="Montserrat" w:hAnsi="Montserrat" w:cs="Times New Roman"/>
           <w:sz w:val="24"/>
           <w:szCs w:val="24"/>
         </w:rPr>
@@ -134,7 +192,7 @@
       </w:r>
       <w:r>
         <w:rPr>
-          <w:rFonts w:ascii="Times New Roman" w:hAnsi="Times New Roman" w:cs="Times New Roman"/>
+          <w:rFonts w:ascii="Montserrat" w:hAnsi="Montserrat" w:cs="Times New Roman"/>
           <w:i/>
           <w:sz w:val="24"/>
           <w:szCs w:val="24"/>
@@ -143,7 +201,7 @@
       </w:r>
       <w:r>
         <w:rPr>
-          <w:rFonts w:ascii="Times New Roman" w:hAnsi="Times New Roman" w:cs="Times New Roman"/>
+          <w:rFonts w:ascii="Montserrat" w:hAnsi="Montserrat" w:cs="Times New Roman"/>
           <w:sz w:val="24"/>
           <w:szCs w:val="24"/>
         </w:rPr>
@@ -151,7 +209,7 @@
       </w:r>
       <w:r>
         <w:rPr>
-          <w:rFonts w:ascii="Times New Roman" w:hAnsi="Times New Roman" w:cs="Times New Roman"/>
+          <w:rFonts w:ascii="Montserrat" w:hAnsi="Montserrat" w:cs="Times New Roman"/>
           <w:i/>
           <w:sz w:val="24"/>
           <w:szCs w:val="24"/>
@@ -160,7 +218,7 @@
       </w:r>
       <w:r>
         <w:rPr>
-          <w:rFonts w:ascii="Times New Roman" w:hAnsi="Times New Roman" w:cs="Times New Roman"/>
+          <w:rFonts w:ascii="Montserrat" w:hAnsi="Montserrat" w:cs="Times New Roman"/>
           <w:sz w:val="24"/>
           <w:szCs w:val="24"/>
         </w:rPr>
@@ -172,14 +230,14 @@
         <w:spacing w:after="0" w:line="360" w:lineRule="auto"/>
         <w:jc w:val="both"/>
         <w:rPr>
-          <w:rFonts w:ascii="Times New Roman" w:hAnsi="Times New Roman" w:cs="Times New Roman"/>
-          <w:sz w:val="24"/>
-          <w:szCs w:val="24"/>
-        </w:rPr>
-      </w:pPr>
-      <w:r>
-        <w:rPr>
-          <w:rFonts w:ascii="Times New Roman" w:hAnsi="Times New Roman" w:cs="Times New Roman"/>
+          <w:rFonts w:ascii="Montserrat" w:hAnsi="Montserrat" w:cs="Times New Roman"/>
+          <w:sz w:val="24"/>
+          <w:szCs w:val="24"/>
+        </w:rPr>
+      </w:pPr>
+      <w:r>
+        <w:rPr>
+          <w:rFonts w:ascii="Montserrat" w:hAnsi="Montserrat" w:cs="Times New Roman"/>
           <w:sz w:val="24"/>
           <w:szCs w:val="24"/>
         </w:rPr>
@@ -192,14 +250,14 @@
         <w:spacing w:after="0" w:line="360" w:lineRule="auto"/>
         <w:jc w:val="both"/>
         <w:rPr>
-          <w:rFonts w:ascii="Times New Roman" w:hAnsi="Times New Roman" w:cs="Times New Roman"/>
-          <w:sz w:val="24"/>
-          <w:szCs w:val="24"/>
-        </w:rPr>
-      </w:pPr>
-      <w:r>
-        <w:rPr>
-          <w:rFonts w:ascii="Times New Roman" w:hAnsi="Times New Roman" w:cs="Times New Roman"/>
+          <w:rFonts w:ascii="Montserrat" w:hAnsi="Montserrat" w:cs="Times New Roman"/>
+          <w:sz w:val="24"/>
+          <w:szCs w:val="24"/>
+        </w:rPr>
+      </w:pPr>
+      <w:r>
+        <w:rPr>
+          <w:rFonts w:ascii="Montserrat" w:hAnsi="Montserrat" w:cs="Times New Roman"/>
           <w:sz w:val="24"/>
           <w:szCs w:val="24"/>
         </w:rPr>
@@ -208,7 +266,7 @@
       </w:r>
       <w:r>
         <w:rPr>
-          <w:rFonts w:ascii="Times New Roman" w:hAnsi="Times New Roman" w:cs="Times New Roman"/>
+          <w:rFonts w:ascii="Montserrat" w:hAnsi="Montserrat" w:cs="Times New Roman"/>
           <w:i/>
           <w:sz w:val="24"/>
           <w:szCs w:val="24"/>
@@ -217,7 +275,7 @@
       </w:r>
       <w:r>
         <w:rPr>
-          <w:rFonts w:ascii="Times New Roman" w:hAnsi="Times New Roman" w:cs="Times New Roman"/>
+          <w:rFonts w:ascii="Montserrat" w:hAnsi="Montserrat" w:cs="Times New Roman"/>
           <w:sz w:val="24"/>
           <w:szCs w:val="24"/>
         </w:rPr>
@@ -229,14 +287,14 @@
         <w:spacing w:after="0" w:line="360" w:lineRule="auto"/>
         <w:jc w:val="both"/>
         <w:rPr>
-          <w:rFonts w:ascii="Times New Roman" w:hAnsi="Times New Roman" w:cs="Times New Roman"/>
-          <w:sz w:val="24"/>
-          <w:szCs w:val="24"/>
-        </w:rPr>
-      </w:pPr>
-      <w:r>
-        <w:rPr>
-          <w:rFonts w:ascii="Times New Roman" w:hAnsi="Times New Roman" w:cs="Times New Roman"/>
+          <w:rFonts w:ascii="Montserrat" w:hAnsi="Montserrat" w:cs="Times New Roman"/>
+          <w:sz w:val="24"/>
+          <w:szCs w:val="24"/>
+        </w:rPr>
+      </w:pPr>
+      <w:r>
+        <w:rPr>
+          <w:rFonts w:ascii="Montserrat" w:hAnsi="Montserrat" w:cs="Times New Roman"/>
           <w:sz w:val="24"/>
           <w:szCs w:val="24"/>
         </w:rPr>
@@ -249,43 +307,34 @@
         <w:spacing w:after="0" w:line="360" w:lineRule="auto"/>
         <w:jc w:val="both"/>
         <w:rPr>
-          <w:rFonts w:ascii="Times New Roman" w:hAnsi="Times New Roman" w:cs="Times New Roman"/>
-          <w:sz w:val="24"/>
-          <w:szCs w:val="24"/>
-        </w:rPr>
-      </w:pPr>
-      <w:r>
-        <w:rPr>
-          <w:rFonts w:ascii="Times New Roman" w:hAnsi="Times New Roman" w:cs="Times New Roman"/>
-          <w:sz w:val="24"/>
-          <w:szCs w:val="24"/>
-        </w:rPr>
-        <w:tab/>
-        <w:t xml:space="preserve">Ashara felt it coming, recognized the technique, and countered it. Gritting her teeth, she held her ground as the others behind her went flying. Instinct took over. A cloud of dust was rising from the ground, Avon vanished from her field of view. Ashara turned. Kicking out, she caught Avon in the gut, as she whipped in with the following attack. Ashara’s leg snapped in, her body arched back extending under Avon’s recovering slash. Continuing her arc, she planted her hands, kicking her feet up under Avon’s chin. Avon absorbed the impact, flipping backwards. Before her feet reached the ground, she was twisting, blade flashing around again. The Avatar dove away from the stabbing blade. Both of them completed their motions, riding the momentum, opening the range. </w:t>
-      </w:r>
-      <w:r>
-        <w:rPr>
-          <w:rFonts w:ascii="Times New Roman" w:hAnsi="Times New Roman" w:cs="Times New Roman"/>
-          <w:sz w:val="24"/>
-          <w:szCs w:val="24"/>
-        </w:rPr>
-        <w:lastRenderedPageBreak/>
-        <w:t xml:space="preserve">Ashara regained her feet as Avon tried to flank her. Ashara reversed, exposing her back for a split second. As the strike came, she twisted on through, slipping inside Avon’s guard. With two rapid strikes, the blade went flying out of Avon’s grasp. </w:t>
-      </w:r>
-    </w:p>
-    <w:p>
-      <w:pPr>
-        <w:spacing w:after="0" w:line="360" w:lineRule="auto"/>
-        <w:jc w:val="both"/>
-        <w:rPr>
-          <w:rFonts w:ascii="Times New Roman" w:hAnsi="Times New Roman" w:cs="Times New Roman"/>
-          <w:sz w:val="24"/>
-          <w:szCs w:val="24"/>
-        </w:rPr>
-      </w:pPr>
-      <w:r>
-        <w:rPr>
-          <w:rFonts w:ascii="Times New Roman" w:hAnsi="Times New Roman" w:cs="Times New Roman"/>
+          <w:rFonts w:ascii="Montserrat" w:hAnsi="Montserrat" w:cs="Times New Roman"/>
+          <w:sz w:val="24"/>
+          <w:szCs w:val="24"/>
+        </w:rPr>
+      </w:pPr>
+      <w:r>
+        <w:rPr>
+          <w:rFonts w:ascii="Montserrat" w:hAnsi="Montserrat" w:cs="Times New Roman"/>
+          <w:sz w:val="24"/>
+          <w:szCs w:val="24"/>
+        </w:rPr>
+        <w:tab/>
+        <w:t xml:space="preserve">Ashara felt it coming, recognized the technique, and countered it. Gritting her teeth, she held her ground as the others behind her went flying. Instinct took over. A cloud of dust was rising from the ground, Avon vanished from her field of view. Ashara turned. Kicking out, she caught Avon in the gut, as she whipped in with the following attack. Ashara’s leg snapped in, her body arched back extending under Avon’s recovering slash. Continuing her arc, she planted her hands, kicking her feet up under Avon’s chin. Avon absorbed the impact, flipping backwards. Before her feet reached the ground, she was twisting, blade flashing around again. The Avatar dove away from the stabbing blade. Both of them completed their motions, riding the momentum, opening the range. Ashara regained her feet as Avon tried to flank her. Ashara reversed, exposing her back for a split second. As the strike came, she twisted on through, slipping inside Avon’s guard. With two rapid strikes, the blade went flying out of Avon’s grasp. </w:t>
+      </w:r>
+    </w:p>
+    <w:p>
+      <w:pPr>
+        <w:spacing w:after="0" w:line="360" w:lineRule="auto"/>
+        <w:jc w:val="both"/>
+        <w:rPr>
+          <w:rFonts w:ascii="Montserrat" w:hAnsi="Montserrat" w:cs="Times New Roman"/>
+          <w:sz w:val="24"/>
+          <w:szCs w:val="24"/>
+        </w:rPr>
+      </w:pPr>
+      <w:r>
+        <w:rPr>
+          <w:rFonts w:ascii="Montserrat" w:hAnsi="Montserrat" w:cs="Times New Roman"/>
           <w:sz w:val="24"/>
           <w:szCs w:val="24"/>
         </w:rPr>
@@ -294,7 +343,7 @@
       </w:r>
       <w:r>
         <w:rPr>
-          <w:rFonts w:ascii="Times New Roman" w:hAnsi="Times New Roman" w:cs="Times New Roman"/>
+          <w:rFonts w:ascii="Montserrat" w:hAnsi="Montserrat" w:cs="Times New Roman"/>
           <w:i/>
           <w:sz w:val="24"/>
           <w:szCs w:val="24"/>
@@ -303,7 +352,7 @@
       </w:r>
       <w:r>
         <w:rPr>
-          <w:rFonts w:ascii="Times New Roman" w:hAnsi="Times New Roman" w:cs="Times New Roman"/>
+          <w:rFonts w:ascii="Montserrat" w:hAnsi="Montserrat" w:cs="Times New Roman"/>
           <w:sz w:val="24"/>
           <w:szCs w:val="24"/>
         </w:rPr>
@@ -315,14 +364,14 @@
         <w:spacing w:after="0" w:line="360" w:lineRule="auto"/>
         <w:jc w:val="both"/>
         <w:rPr>
-          <w:rFonts w:ascii="Times New Roman" w:hAnsi="Times New Roman" w:cs="Times New Roman"/>
-          <w:sz w:val="24"/>
-          <w:szCs w:val="24"/>
-        </w:rPr>
-      </w:pPr>
-      <w:r>
-        <w:rPr>
-          <w:rFonts w:ascii="Times New Roman" w:hAnsi="Times New Roman" w:cs="Times New Roman"/>
+          <w:rFonts w:ascii="Montserrat" w:hAnsi="Montserrat" w:cs="Times New Roman"/>
+          <w:sz w:val="24"/>
+          <w:szCs w:val="24"/>
+        </w:rPr>
+      </w:pPr>
+      <w:r>
+        <w:rPr>
+          <w:rFonts w:ascii="Montserrat" w:hAnsi="Montserrat" w:cs="Times New Roman"/>
           <w:sz w:val="24"/>
           <w:szCs w:val="24"/>
         </w:rPr>
@@ -335,14 +384,14 @@
         <w:spacing w:after="0" w:line="360" w:lineRule="auto"/>
         <w:jc w:val="both"/>
         <w:rPr>
-          <w:rFonts w:ascii="Times New Roman" w:hAnsi="Times New Roman" w:cs="Times New Roman"/>
-          <w:sz w:val="24"/>
-          <w:szCs w:val="24"/>
-        </w:rPr>
-      </w:pPr>
-      <w:r>
-        <w:rPr>
-          <w:rFonts w:ascii="Times New Roman" w:hAnsi="Times New Roman" w:cs="Times New Roman"/>
+          <w:rFonts w:ascii="Montserrat" w:hAnsi="Montserrat" w:cs="Times New Roman"/>
+          <w:sz w:val="24"/>
+          <w:szCs w:val="24"/>
+        </w:rPr>
+      </w:pPr>
+      <w:r>
+        <w:rPr>
+          <w:rFonts w:ascii="Montserrat" w:hAnsi="Montserrat" w:cs="Times New Roman"/>
           <w:sz w:val="24"/>
           <w:szCs w:val="24"/>
         </w:rPr>
@@ -355,14 +404,14 @@
         <w:spacing w:after="0" w:line="360" w:lineRule="auto"/>
         <w:jc w:val="both"/>
         <w:rPr>
-          <w:rFonts w:ascii="Times New Roman" w:hAnsi="Times New Roman" w:cs="Times New Roman"/>
-          <w:sz w:val="24"/>
-          <w:szCs w:val="24"/>
-        </w:rPr>
-      </w:pPr>
-      <w:r>
-        <w:rPr>
-          <w:rFonts w:ascii="Times New Roman" w:hAnsi="Times New Roman" w:cs="Times New Roman"/>
+          <w:rFonts w:ascii="Montserrat" w:hAnsi="Montserrat" w:cs="Times New Roman"/>
+          <w:sz w:val="24"/>
+          <w:szCs w:val="24"/>
+        </w:rPr>
+      </w:pPr>
+      <w:r>
+        <w:rPr>
+          <w:rFonts w:ascii="Montserrat" w:hAnsi="Montserrat" w:cs="Times New Roman"/>
           <w:sz w:val="24"/>
           <w:szCs w:val="24"/>
         </w:rPr>
@@ -375,14 +424,14 @@
         <w:spacing w:after="0" w:line="360" w:lineRule="auto"/>
         <w:jc w:val="both"/>
         <w:rPr>
-          <w:rFonts w:ascii="Times New Roman" w:hAnsi="Times New Roman" w:cs="Times New Roman"/>
-          <w:sz w:val="24"/>
-          <w:szCs w:val="24"/>
-        </w:rPr>
-      </w:pPr>
-      <w:r>
-        <w:rPr>
-          <w:rFonts w:ascii="Times New Roman" w:hAnsi="Times New Roman" w:cs="Times New Roman"/>
+          <w:rFonts w:ascii="Montserrat" w:hAnsi="Montserrat" w:cs="Times New Roman"/>
+          <w:sz w:val="24"/>
+          <w:szCs w:val="24"/>
+        </w:rPr>
+      </w:pPr>
+      <w:r>
+        <w:rPr>
+          <w:rFonts w:ascii="Montserrat" w:hAnsi="Montserrat" w:cs="Times New Roman"/>
           <w:sz w:val="24"/>
           <w:szCs w:val="24"/>
         </w:rPr>
@@ -395,14 +444,14 @@
         <w:spacing w:after="0" w:line="360" w:lineRule="auto"/>
         <w:jc w:val="both"/>
         <w:rPr>
-          <w:rFonts w:ascii="Times New Roman" w:hAnsi="Times New Roman" w:cs="Times New Roman"/>
-          <w:sz w:val="24"/>
-          <w:szCs w:val="24"/>
-        </w:rPr>
-      </w:pPr>
-      <w:r>
-        <w:rPr>
-          <w:rFonts w:ascii="Times New Roman" w:hAnsi="Times New Roman" w:cs="Times New Roman"/>
+          <w:rFonts w:ascii="Montserrat" w:hAnsi="Montserrat" w:cs="Times New Roman"/>
+          <w:sz w:val="24"/>
+          <w:szCs w:val="24"/>
+        </w:rPr>
+      </w:pPr>
+      <w:r>
+        <w:rPr>
+          <w:rFonts w:ascii="Montserrat" w:hAnsi="Montserrat" w:cs="Times New Roman"/>
           <w:sz w:val="24"/>
           <w:szCs w:val="24"/>
         </w:rPr>
@@ -411,7 +460,7 @@
       </w:r>
       <w:r>
         <w:rPr>
-          <w:rFonts w:ascii="Times New Roman" w:hAnsi="Times New Roman" w:cs="Times New Roman"/>
+          <w:rFonts w:ascii="Montserrat" w:hAnsi="Montserrat" w:cs="Times New Roman"/>
           <w:i/>
           <w:sz w:val="24"/>
           <w:szCs w:val="24"/>
@@ -420,24 +469,15 @@
       </w:r>
       <w:r>
         <w:rPr>
-          <w:rFonts w:ascii="Times New Roman" w:hAnsi="Times New Roman" w:cs="Times New Roman"/>
-          <w:sz w:val="24"/>
-          <w:szCs w:val="24"/>
-        </w:rPr>
-        <w:t xml:space="preserve">but I can’t leave her to you. Not after this,” she said, holding out her arms. Ciar protested, Avon had accepted his claim, but Ashara interrupted. “Is she promised, Ciar? I don’t think so. And without a patron, what weight </w:t>
-      </w:r>
-      <w:r>
-        <w:rPr>
-          <w:rFonts w:ascii="Times New Roman" w:hAnsi="Times New Roman" w:cs="Times New Roman"/>
-          <w:sz w:val="24"/>
-          <w:szCs w:val="24"/>
-        </w:rPr>
-        <w:lastRenderedPageBreak/>
-        <w:t xml:space="preserve">is there to a mentor’s claim? Besides, just look at her, you know what mentor any patron would have to choose for her. I am truly sorry Ciar, bring your suit to Amaeo, but don’t cross me here,” she warned. Ciar was obviously reluctant to hand her over, but Ashara did not relent. He gently shifted Avon’s body into Ashara’s arms. The class, and a number of other onlookers who had appeared during the short fight, parted before her. Among them, she spotted a number of the human guests. As she passed through the growing crowd, a small commotion ensued. Ashara frowned. The sight of her with Avon’s limp, identical body in hand could not go unremarked. Word of this would sweep the </w:t>
-      </w:r>
-      <w:r>
-        <w:rPr>
-          <w:rFonts w:ascii="Times New Roman" w:hAnsi="Times New Roman" w:cs="Times New Roman"/>
+          <w:rFonts w:ascii="Montserrat" w:hAnsi="Montserrat" w:cs="Times New Roman"/>
+          <w:sz w:val="24"/>
+          <w:szCs w:val="24"/>
+        </w:rPr>
+        <w:t xml:space="preserve">but I can’t leave her to you. Not after this,” she said, holding out her arms. Ciar protested, Avon had accepted his claim, but Ashara interrupted. “Is she promised, Ciar? I don’t think so. And without a patron, what weight is there to a mentor’s claim? Besides, just look at her, you know what mentor any patron would have to choose for her. I am truly sorry Ciar, bring your suit to Amaeo, but don’t cross me here,” she warned. Ciar was obviously reluctant to hand her over, but Ashara did not relent. He gently shifted Avon’s body into Ashara’s arms. The class, and a number of other onlookers who had appeared during the short fight, parted before her. Among them, she spotted a number of the human guests. As she passed through the growing crowd, a small commotion ensued. Ashara frowned. The sight of her with Avon’s limp, identical body in hand could not go unremarked. Word of this would sweep the </w:t>
+      </w:r>
+      <w:r>
+        <w:rPr>
+          <w:rFonts w:ascii="Montserrat" w:hAnsi="Montserrat" w:cs="Times New Roman"/>
           <w:i/>
           <w:sz w:val="24"/>
           <w:szCs w:val="24"/>
@@ -446,7 +486,7 @@
       </w:r>
       <w:r>
         <w:rPr>
-          <w:rFonts w:ascii="Times New Roman" w:hAnsi="Times New Roman" w:cs="Times New Roman"/>
+          <w:rFonts w:ascii="Montserrat" w:hAnsi="Montserrat" w:cs="Times New Roman"/>
           <w:sz w:val="24"/>
           <w:szCs w:val="24"/>
         </w:rPr>
@@ -458,49 +498,49 @@
         <w:spacing w:after="0" w:line="360" w:lineRule="auto"/>
         <w:jc w:val="both"/>
         <w:rPr>
-          <w:rFonts w:ascii="Times New Roman" w:hAnsi="Times New Roman" w:cs="Times New Roman"/>
-          <w:sz w:val="24"/>
-          <w:szCs w:val="24"/>
-        </w:rPr>
-      </w:pPr>
-      <w:r>
-        <w:rPr>
-          <w:rFonts w:ascii="Times New Roman" w:hAnsi="Times New Roman" w:cs="Times New Roman"/>
-          <w:sz w:val="24"/>
-          <w:szCs w:val="24"/>
-        </w:rPr>
-        <w:tab/>
-      </w:r>
-      <w:r>
-        <w:rPr>
-          <w:rFonts w:ascii="Times New Roman" w:hAnsi="Times New Roman" w:cs="Times New Roman"/>
-          <w:sz w:val="24"/>
-          <w:szCs w:val="24"/>
-        </w:rPr>
-        <w:tab/>
-      </w:r>
-      <w:r>
-        <w:rPr>
-          <w:rFonts w:ascii="Times New Roman" w:hAnsi="Times New Roman" w:cs="Times New Roman"/>
-          <w:sz w:val="24"/>
-          <w:szCs w:val="24"/>
-        </w:rPr>
-        <w:tab/>
-      </w:r>
-    </w:p>
-    <w:p>
-      <w:pPr>
-        <w:spacing w:after="0" w:line="360" w:lineRule="auto"/>
-        <w:jc w:val="both"/>
-        <w:rPr>
-          <w:rFonts w:ascii="Times New Roman" w:hAnsi="Times New Roman" w:cs="Times New Roman"/>
-          <w:sz w:val="24"/>
-          <w:szCs w:val="24"/>
-        </w:rPr>
-      </w:pPr>
-      <w:r>
-        <w:rPr>
-          <w:rFonts w:ascii="Times New Roman" w:hAnsi="Times New Roman" w:cs="Times New Roman"/>
+          <w:rFonts w:ascii="Montserrat" w:hAnsi="Montserrat" w:cs="Times New Roman"/>
+          <w:sz w:val="24"/>
+          <w:szCs w:val="24"/>
+        </w:rPr>
+      </w:pPr>
+      <w:r>
+        <w:rPr>
+          <w:rFonts w:ascii="Montserrat" w:hAnsi="Montserrat" w:cs="Times New Roman"/>
+          <w:sz w:val="24"/>
+          <w:szCs w:val="24"/>
+        </w:rPr>
+        <w:tab/>
+      </w:r>
+      <w:r>
+        <w:rPr>
+          <w:rFonts w:ascii="Montserrat" w:hAnsi="Montserrat" w:cs="Times New Roman"/>
+          <w:sz w:val="24"/>
+          <w:szCs w:val="24"/>
+        </w:rPr>
+        <w:tab/>
+      </w:r>
+      <w:r>
+        <w:rPr>
+          <w:rFonts w:ascii="Montserrat" w:hAnsi="Montserrat" w:cs="Times New Roman"/>
+          <w:sz w:val="24"/>
+          <w:szCs w:val="24"/>
+        </w:rPr>
+        <w:tab/>
+      </w:r>
+    </w:p>
+    <w:p>
+      <w:pPr>
+        <w:spacing w:after="0" w:line="360" w:lineRule="auto"/>
+        <w:jc w:val="both"/>
+        <w:rPr>
+          <w:rFonts w:ascii="Montserrat" w:hAnsi="Montserrat" w:cs="Times New Roman"/>
+          <w:sz w:val="24"/>
+          <w:szCs w:val="24"/>
+        </w:rPr>
+      </w:pPr>
+      <w:r>
+        <w:rPr>
+          <w:rFonts w:ascii="Montserrat" w:hAnsi="Montserrat" w:cs="Times New Roman"/>
           <w:sz w:val="24"/>
           <w:szCs w:val="24"/>
         </w:rPr>
@@ -512,14 +552,14 @@
         <w:spacing w:after="0" w:line="360" w:lineRule="auto"/>
         <w:jc w:val="both"/>
         <w:rPr>
-          <w:rFonts w:ascii="Times New Roman" w:hAnsi="Times New Roman" w:cs="Times New Roman"/>
-          <w:sz w:val="24"/>
-          <w:szCs w:val="24"/>
-        </w:rPr>
-      </w:pPr>
-      <w:r>
-        <w:rPr>
-          <w:rFonts w:ascii="Times New Roman" w:hAnsi="Times New Roman" w:cs="Times New Roman"/>
+          <w:rFonts w:ascii="Montserrat" w:hAnsi="Montserrat" w:cs="Times New Roman"/>
+          <w:sz w:val="24"/>
+          <w:szCs w:val="24"/>
+        </w:rPr>
+      </w:pPr>
+      <w:r>
+        <w:rPr>
+          <w:rFonts w:ascii="Montserrat" w:hAnsi="Montserrat" w:cs="Times New Roman"/>
           <w:sz w:val="24"/>
           <w:szCs w:val="24"/>
         </w:rPr>
@@ -532,14 +572,14 @@
         <w:spacing w:after="0" w:line="360" w:lineRule="auto"/>
         <w:jc w:val="both"/>
         <w:rPr>
-          <w:rFonts w:ascii="Times New Roman" w:hAnsi="Times New Roman" w:cs="Times New Roman"/>
-          <w:sz w:val="24"/>
-          <w:szCs w:val="24"/>
-        </w:rPr>
-      </w:pPr>
-      <w:r>
-        <w:rPr>
-          <w:rFonts w:ascii="Times New Roman" w:hAnsi="Times New Roman" w:cs="Times New Roman"/>
+          <w:rFonts w:ascii="Montserrat" w:hAnsi="Montserrat" w:cs="Times New Roman"/>
+          <w:sz w:val="24"/>
+          <w:szCs w:val="24"/>
+        </w:rPr>
+      </w:pPr>
+      <w:r>
+        <w:rPr>
+          <w:rFonts w:ascii="Montserrat" w:hAnsi="Montserrat" w:cs="Times New Roman"/>
           <w:sz w:val="24"/>
           <w:szCs w:val="24"/>
         </w:rPr>
@@ -548,7 +588,7 @@
       </w:r>
       <w:r>
         <w:rPr>
-          <w:rFonts w:ascii="Times New Roman" w:hAnsi="Times New Roman" w:cs="Times New Roman"/>
+          <w:rFonts w:ascii="Montserrat" w:hAnsi="Montserrat" w:cs="Times New Roman"/>
           <w:i/>
           <w:sz w:val="24"/>
           <w:szCs w:val="24"/>
@@ -557,7 +597,7 @@
       </w:r>
       <w:r>
         <w:rPr>
-          <w:rFonts w:ascii="Times New Roman" w:hAnsi="Times New Roman" w:cs="Times New Roman"/>
+          <w:rFonts w:ascii="Montserrat" w:hAnsi="Montserrat" w:cs="Times New Roman"/>
           <w:sz w:val="24"/>
           <w:szCs w:val="24"/>
         </w:rPr>
@@ -569,32 +609,23 @@
         <w:spacing w:after="0" w:line="360" w:lineRule="auto"/>
         <w:jc w:val="both"/>
         <w:rPr>
-          <w:rFonts w:ascii="Times New Roman" w:hAnsi="Times New Roman" w:cs="Times New Roman"/>
-          <w:sz w:val="24"/>
-          <w:szCs w:val="24"/>
-        </w:rPr>
-      </w:pPr>
-      <w:r>
-        <w:rPr>
-          <w:rFonts w:ascii="Times New Roman" w:hAnsi="Times New Roman" w:cs="Times New Roman"/>
-          <w:sz w:val="24"/>
-          <w:szCs w:val="24"/>
-        </w:rPr>
-        <w:tab/>
-        <w:t xml:space="preserve">It all finally caught up to her. The hours of wandering—mentally, if not physically—naked, on an empty stomach, chose that moment to exact their price. </w:t>
-      </w:r>
-      <w:r>
-        <w:rPr>
-          <w:rFonts w:ascii="Times New Roman" w:hAnsi="Times New Roman" w:cs="Times New Roman"/>
-          <w:sz w:val="24"/>
-          <w:szCs w:val="24"/>
-        </w:rPr>
-        <w:lastRenderedPageBreak/>
-        <w:t xml:space="preserve">Starving and captive, she was having a hard time simply processing the cues of her environment. The crowds of people, the </w:t>
-      </w:r>
-      <w:r>
-        <w:rPr>
-          <w:rFonts w:ascii="Times New Roman" w:hAnsi="Times New Roman" w:cs="Times New Roman"/>
+          <w:rFonts w:ascii="Montserrat" w:hAnsi="Montserrat" w:cs="Times New Roman"/>
+          <w:sz w:val="24"/>
+          <w:szCs w:val="24"/>
+        </w:rPr>
+      </w:pPr>
+      <w:r>
+        <w:rPr>
+          <w:rFonts w:ascii="Montserrat" w:hAnsi="Montserrat" w:cs="Times New Roman"/>
+          <w:sz w:val="24"/>
+          <w:szCs w:val="24"/>
+        </w:rPr>
+        <w:tab/>
+        <w:t xml:space="preserve">It all finally caught up to her. The hours of wandering—mentally, if not physically—naked, on an empty stomach, chose that moment to exact their price. Starving and captive, she was having a hard time simply processing the cues of her environment. The crowds of people, the </w:t>
+      </w:r>
+      <w:r>
+        <w:rPr>
+          <w:rFonts w:ascii="Montserrat" w:hAnsi="Montserrat" w:cs="Times New Roman"/>
           <w:i/>
           <w:sz w:val="24"/>
           <w:szCs w:val="24"/>
@@ -603,7 +634,7 @@
       </w:r>
       <w:r>
         <w:rPr>
-          <w:rFonts w:ascii="Times New Roman" w:hAnsi="Times New Roman" w:cs="Times New Roman"/>
+          <w:rFonts w:ascii="Montserrat" w:hAnsi="Montserrat" w:cs="Times New Roman"/>
           <w:sz w:val="24"/>
           <w:szCs w:val="24"/>
         </w:rPr>
@@ -615,14 +646,14 @@
         <w:spacing w:after="0" w:line="360" w:lineRule="auto"/>
         <w:jc w:val="both"/>
         <w:rPr>
-          <w:rFonts w:ascii="Times New Roman" w:hAnsi="Times New Roman" w:cs="Times New Roman"/>
-          <w:sz w:val="24"/>
-          <w:szCs w:val="24"/>
-        </w:rPr>
-      </w:pPr>
-      <w:r>
-        <w:rPr>
-          <w:rFonts w:ascii="Times New Roman" w:hAnsi="Times New Roman" w:cs="Times New Roman"/>
+          <w:rFonts w:ascii="Montserrat" w:hAnsi="Montserrat" w:cs="Times New Roman"/>
+          <w:sz w:val="24"/>
+          <w:szCs w:val="24"/>
+        </w:rPr>
+      </w:pPr>
+      <w:r>
+        <w:rPr>
+          <w:rFonts w:ascii="Montserrat" w:hAnsi="Montserrat" w:cs="Times New Roman"/>
           <w:sz w:val="24"/>
           <w:szCs w:val="24"/>
         </w:rPr>
@@ -631,7 +662,7 @@
       </w:r>
       <w:r>
         <w:rPr>
-          <w:rFonts w:ascii="Times New Roman" w:hAnsi="Times New Roman" w:cs="Times New Roman"/>
+          <w:rFonts w:ascii="Montserrat" w:hAnsi="Montserrat" w:cs="Times New Roman"/>
           <w:i/>
           <w:sz w:val="24"/>
           <w:szCs w:val="24"/>
@@ -640,7 +671,7 @@
       </w:r>
       <w:r>
         <w:rPr>
-          <w:rFonts w:ascii="Times New Roman" w:hAnsi="Times New Roman" w:cs="Times New Roman"/>
+          <w:rFonts w:ascii="Montserrat" w:hAnsi="Montserrat" w:cs="Times New Roman"/>
           <w:sz w:val="24"/>
           <w:szCs w:val="24"/>
         </w:rPr>
@@ -652,14 +683,14 @@
         <w:spacing w:after="0" w:line="360" w:lineRule="auto"/>
         <w:jc w:val="both"/>
         <w:rPr>
-          <w:rFonts w:ascii="Times New Roman" w:hAnsi="Times New Roman" w:cs="Times New Roman"/>
-          <w:sz w:val="24"/>
-          <w:szCs w:val="24"/>
-        </w:rPr>
-      </w:pPr>
-      <w:r>
-        <w:rPr>
-          <w:rFonts w:ascii="Times New Roman" w:hAnsi="Times New Roman" w:cs="Times New Roman"/>
+          <w:rFonts w:ascii="Montserrat" w:hAnsi="Montserrat" w:cs="Times New Roman"/>
+          <w:sz w:val="24"/>
+          <w:szCs w:val="24"/>
+        </w:rPr>
+      </w:pPr>
+      <w:r>
+        <w:rPr>
+          <w:rFonts w:ascii="Montserrat" w:hAnsi="Montserrat" w:cs="Times New Roman"/>
           <w:sz w:val="24"/>
           <w:szCs w:val="24"/>
         </w:rPr>
@@ -668,7 +699,7 @@
       </w:r>
       <w:r>
         <w:rPr>
-          <w:rFonts w:ascii="Times New Roman" w:hAnsi="Times New Roman" w:cs="Times New Roman"/>
+          <w:rFonts w:ascii="Montserrat" w:hAnsi="Montserrat" w:cs="Times New Roman"/>
           <w:i/>
           <w:sz w:val="24"/>
           <w:szCs w:val="24"/>
@@ -677,7 +708,7 @@
       </w:r>
       <w:r>
         <w:rPr>
-          <w:rFonts w:ascii="Times New Roman" w:hAnsi="Times New Roman" w:cs="Times New Roman"/>
+          <w:rFonts w:ascii="Montserrat" w:hAnsi="Montserrat" w:cs="Times New Roman"/>
           <w:sz w:val="24"/>
           <w:szCs w:val="24"/>
         </w:rPr>
@@ -689,14 +720,14 @@
         <w:spacing w:after="0" w:line="360" w:lineRule="auto"/>
         <w:jc w:val="both"/>
         <w:rPr>
-          <w:rFonts w:ascii="Times New Roman" w:hAnsi="Times New Roman" w:cs="Times New Roman"/>
-          <w:sz w:val="24"/>
-          <w:szCs w:val="24"/>
-        </w:rPr>
-      </w:pPr>
-      <w:r>
-        <w:rPr>
-          <w:rFonts w:ascii="Times New Roman" w:hAnsi="Times New Roman" w:cs="Times New Roman"/>
+          <w:rFonts w:ascii="Montserrat" w:hAnsi="Montserrat" w:cs="Times New Roman"/>
+          <w:sz w:val="24"/>
+          <w:szCs w:val="24"/>
+        </w:rPr>
+      </w:pPr>
+      <w:r>
+        <w:rPr>
+          <w:rFonts w:ascii="Montserrat" w:hAnsi="Montserrat" w:cs="Times New Roman"/>
           <w:sz w:val="24"/>
           <w:szCs w:val="24"/>
         </w:rPr>
@@ -705,7 +736,7 @@
       </w:r>
       <w:r>
         <w:rPr>
-          <w:rFonts w:ascii="Times New Roman" w:hAnsi="Times New Roman" w:cs="Times New Roman"/>
+          <w:rFonts w:ascii="Montserrat" w:hAnsi="Montserrat" w:cs="Times New Roman"/>
           <w:i/>
           <w:sz w:val="24"/>
           <w:szCs w:val="24"/>
@@ -714,7 +745,7 @@
       </w:r>
       <w:r>
         <w:rPr>
-          <w:rFonts w:ascii="Times New Roman" w:hAnsi="Times New Roman" w:cs="Times New Roman"/>
+          <w:rFonts w:ascii="Montserrat" w:hAnsi="Montserrat" w:cs="Times New Roman"/>
           <w:sz w:val="24"/>
           <w:szCs w:val="24"/>
         </w:rPr>
@@ -726,43 +757,34 @@
         <w:spacing w:after="0" w:line="360" w:lineRule="auto"/>
         <w:jc w:val="both"/>
         <w:rPr>
-          <w:rFonts w:ascii="Times New Roman" w:hAnsi="Times New Roman" w:cs="Times New Roman"/>
-          <w:sz w:val="24"/>
-          <w:szCs w:val="24"/>
-        </w:rPr>
-      </w:pPr>
-      <w:r>
-        <w:rPr>
-          <w:rFonts w:ascii="Times New Roman" w:hAnsi="Times New Roman" w:cs="Times New Roman"/>
-          <w:sz w:val="24"/>
-          <w:szCs w:val="24"/>
-        </w:rPr>
-        <w:tab/>
-        <w:t xml:space="preserve">Avon was past resistance. It was all she could do to follow her own disjointed thoughts as they jumped from one minute observation to the other. The reaction of the crowds to the presence of her captors gave a disoriented Avon clues, establishing them both as powerful local figures. For once, not absorbing her conclusions directly from the minds of those around her, she was amused to discover she could form her own conclusions based on the evidence of her senses. She took note of the subtleties of the </w:t>
-      </w:r>
-      <w:r>
-        <w:rPr>
-          <w:rFonts w:ascii="Times New Roman" w:hAnsi="Times New Roman" w:cs="Times New Roman"/>
-          <w:sz w:val="24"/>
-          <w:szCs w:val="24"/>
-        </w:rPr>
-        <w:lastRenderedPageBreak/>
-        <w:t>onlookers’ behavior. She took assurance in noticing that they were revered and deferred to on an almost instinctive level. It made her apprehension a much less frightening prospect.</w:t>
-      </w:r>
-    </w:p>
-    <w:p>
-      <w:pPr>
-        <w:spacing w:after="0" w:line="360" w:lineRule="auto"/>
-        <w:jc w:val="both"/>
-        <w:rPr>
-          <w:rFonts w:ascii="Times New Roman" w:hAnsi="Times New Roman" w:cs="Times New Roman"/>
-          <w:sz w:val="24"/>
-          <w:szCs w:val="24"/>
-        </w:rPr>
-      </w:pPr>
-      <w:r>
-        <w:rPr>
-          <w:rFonts w:ascii="Times New Roman" w:hAnsi="Times New Roman" w:cs="Times New Roman"/>
+          <w:rFonts w:ascii="Montserrat" w:hAnsi="Montserrat" w:cs="Times New Roman"/>
+          <w:sz w:val="24"/>
+          <w:szCs w:val="24"/>
+        </w:rPr>
+      </w:pPr>
+      <w:r>
+        <w:rPr>
+          <w:rFonts w:ascii="Montserrat" w:hAnsi="Montserrat" w:cs="Times New Roman"/>
+          <w:sz w:val="24"/>
+          <w:szCs w:val="24"/>
+        </w:rPr>
+        <w:tab/>
+        <w:t>Avon was past resistance. It was all she could do to follow her own disjointed thoughts as they jumped from one minute observation to the other. The reaction of the crowds to the presence of her captors gave a disoriented Avon clues, establishing them both as powerful local figures. For once, not absorbing her conclusions directly from the minds of those around her, she was amused to discover she could form her own conclusions based on the evidence of her senses. She took note of the subtleties of the onlookers’ behavior. She took assurance in noticing that they were revered and deferred to on an almost instinctive level. It made her apprehension a much less frightening prospect.</w:t>
+      </w:r>
+    </w:p>
+    <w:p>
+      <w:pPr>
+        <w:spacing w:after="0" w:line="360" w:lineRule="auto"/>
+        <w:jc w:val="both"/>
+        <w:rPr>
+          <w:rFonts w:ascii="Montserrat" w:hAnsi="Montserrat" w:cs="Times New Roman"/>
+          <w:sz w:val="24"/>
+          <w:szCs w:val="24"/>
+        </w:rPr>
+      </w:pPr>
+      <w:r>
+        <w:rPr>
+          <w:rFonts w:ascii="Montserrat" w:hAnsi="Montserrat" w:cs="Times New Roman"/>
           <w:sz w:val="24"/>
           <w:szCs w:val="24"/>
         </w:rPr>
@@ -771,7 +793,7 @@
       </w:r>
       <w:r>
         <w:rPr>
-          <w:rFonts w:ascii="Times New Roman" w:hAnsi="Times New Roman" w:cs="Times New Roman"/>
+          <w:rFonts w:ascii="Montserrat" w:hAnsi="Montserrat" w:cs="Times New Roman"/>
           <w:i/>
           <w:sz w:val="24"/>
           <w:szCs w:val="24"/>
@@ -780,7 +802,7 @@
       </w:r>
       <w:r>
         <w:rPr>
-          <w:rFonts w:ascii="Times New Roman" w:hAnsi="Times New Roman" w:cs="Times New Roman"/>
+          <w:rFonts w:ascii="Montserrat" w:hAnsi="Montserrat" w:cs="Times New Roman"/>
           <w:sz w:val="24"/>
           <w:szCs w:val="24"/>
         </w:rPr>
@@ -792,49 +814,49 @@
         <w:spacing w:after="0" w:line="360" w:lineRule="auto"/>
         <w:jc w:val="both"/>
         <w:rPr>
-          <w:rFonts w:ascii="Times New Roman" w:hAnsi="Times New Roman" w:cs="Times New Roman"/>
-          <w:sz w:val="24"/>
-          <w:szCs w:val="24"/>
-        </w:rPr>
-      </w:pPr>
-      <w:r>
-        <w:rPr>
-          <w:rFonts w:ascii="Times New Roman" w:hAnsi="Times New Roman" w:cs="Times New Roman"/>
-          <w:sz w:val="24"/>
-          <w:szCs w:val="24"/>
-        </w:rPr>
-        <w:tab/>
-      </w:r>
-      <w:r>
-        <w:rPr>
-          <w:rFonts w:ascii="Times New Roman" w:hAnsi="Times New Roman" w:cs="Times New Roman"/>
-          <w:sz w:val="24"/>
-          <w:szCs w:val="24"/>
-        </w:rPr>
-        <w:tab/>
-      </w:r>
-      <w:r>
-        <w:rPr>
-          <w:rFonts w:ascii="Times New Roman" w:hAnsi="Times New Roman" w:cs="Times New Roman"/>
-          <w:sz w:val="24"/>
-          <w:szCs w:val="24"/>
-        </w:rPr>
-        <w:tab/>
-      </w:r>
-    </w:p>
-    <w:p>
-      <w:pPr>
-        <w:spacing w:after="0" w:line="360" w:lineRule="auto"/>
-        <w:jc w:val="both"/>
-        <w:rPr>
-          <w:rFonts w:ascii="Times New Roman" w:hAnsi="Times New Roman" w:cs="Times New Roman"/>
-          <w:sz w:val="24"/>
-          <w:szCs w:val="24"/>
-        </w:rPr>
-      </w:pPr>
-      <w:r>
-        <w:rPr>
-          <w:rFonts w:ascii="Times New Roman" w:hAnsi="Times New Roman" w:cs="Times New Roman"/>
+          <w:rFonts w:ascii="Montserrat" w:hAnsi="Montserrat" w:cs="Times New Roman"/>
+          <w:sz w:val="24"/>
+          <w:szCs w:val="24"/>
+        </w:rPr>
+      </w:pPr>
+      <w:r>
+        <w:rPr>
+          <w:rFonts w:ascii="Montserrat" w:hAnsi="Montserrat" w:cs="Times New Roman"/>
+          <w:sz w:val="24"/>
+          <w:szCs w:val="24"/>
+        </w:rPr>
+        <w:tab/>
+      </w:r>
+      <w:r>
+        <w:rPr>
+          <w:rFonts w:ascii="Montserrat" w:hAnsi="Montserrat" w:cs="Times New Roman"/>
+          <w:sz w:val="24"/>
+          <w:szCs w:val="24"/>
+        </w:rPr>
+        <w:tab/>
+      </w:r>
+      <w:r>
+        <w:rPr>
+          <w:rFonts w:ascii="Montserrat" w:hAnsi="Montserrat" w:cs="Times New Roman"/>
+          <w:sz w:val="24"/>
+          <w:szCs w:val="24"/>
+        </w:rPr>
+        <w:tab/>
+      </w:r>
+    </w:p>
+    <w:p>
+      <w:pPr>
+        <w:spacing w:after="0" w:line="360" w:lineRule="auto"/>
+        <w:jc w:val="both"/>
+        <w:rPr>
+          <w:rFonts w:ascii="Montserrat" w:hAnsi="Montserrat" w:cs="Times New Roman"/>
+          <w:sz w:val="24"/>
+          <w:szCs w:val="24"/>
+        </w:rPr>
+      </w:pPr>
+      <w:r>
+        <w:rPr>
+          <w:rFonts w:ascii="Montserrat" w:hAnsi="Montserrat" w:cs="Times New Roman"/>
           <w:sz w:val="24"/>
           <w:szCs w:val="24"/>
         </w:rPr>
@@ -842,7 +864,7 @@
       </w:r>
       <w:r>
         <w:rPr>
-          <w:rFonts w:ascii="Times New Roman" w:hAnsi="Times New Roman" w:cs="Times New Roman"/>
+          <w:rFonts w:ascii="Montserrat" w:hAnsi="Montserrat" w:cs="Times New Roman"/>
           <w:i/>
           <w:sz w:val="24"/>
           <w:szCs w:val="24"/>
@@ -851,7 +873,7 @@
       </w:r>
       <w:r>
         <w:rPr>
-          <w:rFonts w:ascii="Times New Roman" w:hAnsi="Times New Roman" w:cs="Times New Roman"/>
+          <w:rFonts w:ascii="Montserrat" w:hAnsi="Montserrat" w:cs="Times New Roman"/>
           <w:sz w:val="24"/>
           <w:szCs w:val="24"/>
         </w:rPr>
@@ -863,14 +885,14 @@
         <w:spacing w:after="0" w:line="360" w:lineRule="auto"/>
         <w:jc w:val="both"/>
         <w:rPr>
-          <w:rFonts w:ascii="Times New Roman" w:hAnsi="Times New Roman" w:cs="Times New Roman"/>
-          <w:sz w:val="24"/>
-          <w:szCs w:val="24"/>
-        </w:rPr>
-      </w:pPr>
-      <w:r>
-        <w:rPr>
-          <w:rFonts w:ascii="Times New Roman" w:hAnsi="Times New Roman" w:cs="Times New Roman"/>
+          <w:rFonts w:ascii="Montserrat" w:hAnsi="Montserrat" w:cs="Times New Roman"/>
+          <w:sz w:val="24"/>
+          <w:szCs w:val="24"/>
+        </w:rPr>
+      </w:pPr>
+      <w:r>
+        <w:rPr>
+          <w:rFonts w:ascii="Montserrat" w:hAnsi="Montserrat" w:cs="Times New Roman"/>
           <w:sz w:val="24"/>
           <w:szCs w:val="24"/>
         </w:rPr>
@@ -879,7 +901,7 @@
       </w:r>
       <w:r>
         <w:rPr>
-          <w:rFonts w:ascii="Times New Roman" w:hAnsi="Times New Roman" w:cs="Times New Roman"/>
+          <w:rFonts w:ascii="Montserrat" w:hAnsi="Montserrat" w:cs="Times New Roman"/>
           <w:i/>
           <w:sz w:val="24"/>
           <w:szCs w:val="24"/>
@@ -888,7 +910,7 @@
       </w:r>
       <w:r>
         <w:rPr>
-          <w:rFonts w:ascii="Times New Roman" w:hAnsi="Times New Roman" w:cs="Times New Roman"/>
+          <w:rFonts w:ascii="Montserrat" w:hAnsi="Montserrat" w:cs="Times New Roman"/>
           <w:sz w:val="24"/>
           <w:szCs w:val="24"/>
         </w:rPr>
@@ -896,7 +918,7 @@
       </w:r>
       <w:r>
         <w:rPr>
-          <w:rFonts w:ascii="Times New Roman" w:hAnsi="Times New Roman" w:cs="Times New Roman"/>
+          <w:rFonts w:ascii="Montserrat" w:hAnsi="Montserrat" w:cs="Times New Roman"/>
           <w:i/>
           <w:sz w:val="24"/>
           <w:szCs w:val="24"/>
@@ -905,7 +927,7 @@
       </w:r>
       <w:r>
         <w:rPr>
-          <w:rFonts w:ascii="Times New Roman" w:hAnsi="Times New Roman" w:cs="Times New Roman"/>
+          <w:rFonts w:ascii="Montserrat" w:hAnsi="Montserrat" w:cs="Times New Roman"/>
           <w:sz w:val="24"/>
           <w:szCs w:val="24"/>
         </w:rPr>
@@ -917,18 +939,17 @@
         <w:spacing w:after="0" w:line="360" w:lineRule="auto"/>
         <w:jc w:val="both"/>
         <w:rPr>
-          <w:rFonts w:ascii="Times New Roman" w:hAnsi="Times New Roman" w:cs="Times New Roman"/>
-          <w:sz w:val="24"/>
-          <w:szCs w:val="24"/>
-        </w:rPr>
-      </w:pPr>
-      <w:r>
-        <w:rPr>
-          <w:rFonts w:ascii="Times New Roman" w:hAnsi="Times New Roman" w:cs="Times New Roman"/>
-          <w:sz w:val="24"/>
-          <w:szCs w:val="24"/>
-        </w:rPr>
-        <w:lastRenderedPageBreak/>
+          <w:rFonts w:ascii="Montserrat" w:hAnsi="Montserrat" w:cs="Times New Roman"/>
+          <w:sz w:val="24"/>
+          <w:szCs w:val="24"/>
+        </w:rPr>
+      </w:pPr>
+      <w:r>
+        <w:rPr>
+          <w:rFonts w:ascii="Montserrat" w:hAnsi="Montserrat" w:cs="Times New Roman"/>
+          <w:sz w:val="24"/>
+          <w:szCs w:val="24"/>
+        </w:rPr>
         <w:tab/>
         <w:t>“She does not look like either of us as much as she looks like both of us,” Ashana observed. Biting her lip, she ran a hand through her hair. They had discussed this all day, but this was the first chance they had found for her to see for herself. “Still, she could easily be your clone.”</w:t>
       </w:r>
@@ -938,14 +959,14 @@
         <w:spacing w:after="0" w:line="360" w:lineRule="auto"/>
         <w:jc w:val="both"/>
         <w:rPr>
-          <w:rFonts w:ascii="Times New Roman" w:hAnsi="Times New Roman" w:cs="Times New Roman"/>
-          <w:sz w:val="24"/>
-          <w:szCs w:val="24"/>
-        </w:rPr>
-      </w:pPr>
-      <w:r>
-        <w:rPr>
-          <w:rFonts w:ascii="Times New Roman" w:hAnsi="Times New Roman" w:cs="Times New Roman"/>
+          <w:rFonts w:ascii="Montserrat" w:hAnsi="Montserrat" w:cs="Times New Roman"/>
+          <w:sz w:val="24"/>
+          <w:szCs w:val="24"/>
+        </w:rPr>
+      </w:pPr>
+      <w:r>
+        <w:rPr>
+          <w:rFonts w:ascii="Montserrat" w:hAnsi="Montserrat" w:cs="Times New Roman"/>
           <w:sz w:val="24"/>
           <w:szCs w:val="24"/>
         </w:rPr>
@@ -954,7 +975,7 @@
       </w:r>
       <w:r>
         <w:rPr>
-          <w:rFonts w:ascii="Times New Roman" w:hAnsi="Times New Roman" w:cs="Times New Roman"/>
+          <w:rFonts w:ascii="Montserrat" w:hAnsi="Montserrat" w:cs="Times New Roman"/>
           <w:i/>
           <w:sz w:val="24"/>
           <w:szCs w:val="24"/>
@@ -963,7 +984,7 @@
       </w:r>
       <w:r>
         <w:rPr>
-          <w:rFonts w:ascii="Times New Roman" w:hAnsi="Times New Roman" w:cs="Times New Roman"/>
+          <w:rFonts w:ascii="Montserrat" w:hAnsi="Montserrat" w:cs="Times New Roman"/>
           <w:sz w:val="24"/>
           <w:szCs w:val="24"/>
         </w:rPr>
@@ -971,7 +992,7 @@
       </w:r>
       <w:r>
         <w:rPr>
-          <w:rFonts w:ascii="Times New Roman" w:hAnsi="Times New Roman" w:cs="Times New Roman"/>
+          <w:rFonts w:ascii="Montserrat" w:hAnsi="Montserrat" w:cs="Times New Roman"/>
           <w:i/>
           <w:sz w:val="24"/>
           <w:szCs w:val="24"/>
@@ -980,7 +1001,7 @@
       </w:r>
       <w:r>
         <w:rPr>
-          <w:rFonts w:ascii="Times New Roman" w:hAnsi="Times New Roman" w:cs="Times New Roman"/>
+          <w:rFonts w:ascii="Montserrat" w:hAnsi="Montserrat" w:cs="Times New Roman"/>
           <w:sz w:val="24"/>
           <w:szCs w:val="24"/>
         </w:rPr>
@@ -988,7 +1009,7 @@
       </w:r>
       <w:r>
         <w:rPr>
-          <w:rFonts w:ascii="Times New Roman" w:hAnsi="Times New Roman" w:cs="Times New Roman"/>
+          <w:rFonts w:ascii="Montserrat" w:hAnsi="Montserrat" w:cs="Times New Roman"/>
           <w:i/>
           <w:sz w:val="24"/>
           <w:szCs w:val="24"/>
@@ -997,7 +1018,7 @@
       </w:r>
       <w:r>
         <w:rPr>
-          <w:rFonts w:ascii="Times New Roman" w:hAnsi="Times New Roman" w:cs="Times New Roman"/>
+          <w:rFonts w:ascii="Montserrat" w:hAnsi="Montserrat" w:cs="Times New Roman"/>
           <w:sz w:val="24"/>
           <w:szCs w:val="24"/>
         </w:rPr>
@@ -1005,7 +1026,7 @@
       </w:r>
       <w:r>
         <w:rPr>
-          <w:rFonts w:ascii="Times New Roman" w:hAnsi="Times New Roman" w:cs="Times New Roman"/>
+          <w:rFonts w:ascii="Montserrat" w:hAnsi="Montserrat" w:cs="Times New Roman"/>
           <w:i/>
           <w:sz w:val="24"/>
           <w:szCs w:val="24"/>
@@ -1014,7 +1035,7 @@
       </w:r>
       <w:r>
         <w:rPr>
-          <w:rFonts w:ascii="Times New Roman" w:hAnsi="Times New Roman" w:cs="Times New Roman"/>
+          <w:rFonts w:ascii="Montserrat" w:hAnsi="Montserrat" w:cs="Times New Roman"/>
           <w:sz w:val="24"/>
           <w:szCs w:val="24"/>
         </w:rPr>
@@ -1026,14 +1047,14 @@
         <w:spacing w:after="0" w:line="360" w:lineRule="auto"/>
         <w:jc w:val="both"/>
         <w:rPr>
-          <w:rFonts w:ascii="Times New Roman" w:hAnsi="Times New Roman" w:cs="Times New Roman"/>
-          <w:sz w:val="24"/>
-          <w:szCs w:val="24"/>
-        </w:rPr>
-      </w:pPr>
-      <w:r>
-        <w:rPr>
-          <w:rFonts w:ascii="Times New Roman" w:hAnsi="Times New Roman" w:cs="Times New Roman"/>
+          <w:rFonts w:ascii="Montserrat" w:hAnsi="Montserrat" w:cs="Times New Roman"/>
+          <w:sz w:val="24"/>
+          <w:szCs w:val="24"/>
+        </w:rPr>
+      </w:pPr>
+      <w:r>
+        <w:rPr>
+          <w:rFonts w:ascii="Montserrat" w:hAnsi="Montserrat" w:cs="Times New Roman"/>
           <w:sz w:val="24"/>
           <w:szCs w:val="24"/>
         </w:rPr>
@@ -1046,14 +1067,14 @@
         <w:spacing w:after="0" w:line="360" w:lineRule="auto"/>
         <w:jc w:val="both"/>
         <w:rPr>
-          <w:rFonts w:ascii="Times New Roman" w:hAnsi="Times New Roman" w:cs="Times New Roman"/>
-          <w:sz w:val="24"/>
-          <w:szCs w:val="24"/>
-        </w:rPr>
-      </w:pPr>
-      <w:r>
-        <w:rPr>
-          <w:rFonts w:ascii="Times New Roman" w:hAnsi="Times New Roman" w:cs="Times New Roman"/>
+          <w:rFonts w:ascii="Montserrat" w:hAnsi="Montserrat" w:cs="Times New Roman"/>
+          <w:sz w:val="24"/>
+          <w:szCs w:val="24"/>
+        </w:rPr>
+      </w:pPr>
+      <w:r>
+        <w:rPr>
+          <w:rFonts w:ascii="Montserrat" w:hAnsi="Montserrat" w:cs="Times New Roman"/>
           <w:sz w:val="24"/>
           <w:szCs w:val="24"/>
         </w:rPr>
@@ -1062,7 +1083,7 @@
       </w:r>
       <w:r>
         <w:rPr>
-          <w:rFonts w:ascii="Times New Roman" w:hAnsi="Times New Roman" w:cs="Times New Roman"/>
+          <w:rFonts w:ascii="Montserrat" w:hAnsi="Montserrat" w:cs="Times New Roman"/>
           <w:i/>
           <w:sz w:val="24"/>
           <w:szCs w:val="24"/>
@@ -1071,7 +1092,7 @@
       </w:r>
       <w:r>
         <w:rPr>
-          <w:rFonts w:ascii="Times New Roman" w:hAnsi="Times New Roman" w:cs="Times New Roman"/>
+          <w:rFonts w:ascii="Montserrat" w:hAnsi="Montserrat" w:cs="Times New Roman"/>
           <w:sz w:val="24"/>
           <w:szCs w:val="24"/>
         </w:rPr>
@@ -1083,14 +1104,14 @@
         <w:spacing w:after="0" w:line="360" w:lineRule="auto"/>
         <w:jc w:val="both"/>
         <w:rPr>
-          <w:rFonts w:ascii="Times New Roman" w:hAnsi="Times New Roman" w:cs="Times New Roman"/>
-          <w:sz w:val="24"/>
-          <w:szCs w:val="24"/>
-        </w:rPr>
-      </w:pPr>
-      <w:r>
-        <w:rPr>
-          <w:rFonts w:ascii="Times New Roman" w:hAnsi="Times New Roman" w:cs="Times New Roman"/>
+          <w:rFonts w:ascii="Montserrat" w:hAnsi="Montserrat" w:cs="Times New Roman"/>
+          <w:sz w:val="24"/>
+          <w:szCs w:val="24"/>
+        </w:rPr>
+      </w:pPr>
+      <w:r>
+        <w:rPr>
+          <w:rFonts w:ascii="Montserrat" w:hAnsi="Montserrat" w:cs="Times New Roman"/>
           <w:sz w:val="24"/>
           <w:szCs w:val="24"/>
         </w:rPr>
@@ -1103,14 +1124,14 @@
         <w:spacing w:after="0" w:line="360" w:lineRule="auto"/>
         <w:jc w:val="both"/>
         <w:rPr>
-          <w:rFonts w:ascii="Times New Roman" w:hAnsi="Times New Roman" w:cs="Times New Roman"/>
-          <w:sz w:val="24"/>
-          <w:szCs w:val="24"/>
-        </w:rPr>
-      </w:pPr>
-      <w:r>
-        <w:rPr>
-          <w:rFonts w:ascii="Times New Roman" w:hAnsi="Times New Roman" w:cs="Times New Roman"/>
+          <w:rFonts w:ascii="Montserrat" w:hAnsi="Montserrat" w:cs="Times New Roman"/>
+          <w:sz w:val="24"/>
+          <w:szCs w:val="24"/>
+        </w:rPr>
+      </w:pPr>
+      <w:r>
+        <w:rPr>
+          <w:rFonts w:ascii="Montserrat" w:hAnsi="Montserrat" w:cs="Times New Roman"/>
           <w:sz w:val="24"/>
           <w:szCs w:val="24"/>
         </w:rPr>
@@ -1119,7 +1140,7 @@
       </w:r>
       <w:r>
         <w:rPr>
-          <w:rFonts w:ascii="Times New Roman" w:hAnsi="Times New Roman" w:cs="Times New Roman"/>
+          <w:rFonts w:ascii="Montserrat" w:hAnsi="Montserrat" w:cs="Times New Roman"/>
           <w:i/>
           <w:sz w:val="24"/>
           <w:szCs w:val="24"/>
@@ -1128,7 +1149,7 @@
       </w:r>
       <w:r>
         <w:rPr>
-          <w:rFonts w:ascii="Times New Roman" w:hAnsi="Times New Roman" w:cs="Times New Roman"/>
+          <w:rFonts w:ascii="Montserrat" w:hAnsi="Montserrat" w:cs="Times New Roman"/>
           <w:sz w:val="24"/>
           <w:szCs w:val="24"/>
         </w:rPr>
@@ -1136,7 +1157,7 @@
       </w:r>
       <w:r>
         <w:rPr>
-          <w:rFonts w:ascii="Times New Roman" w:hAnsi="Times New Roman" w:cs="Times New Roman"/>
+          <w:rFonts w:ascii="Montserrat" w:hAnsi="Montserrat" w:cs="Times New Roman"/>
           <w:i/>
           <w:sz w:val="24"/>
           <w:szCs w:val="24"/>
@@ -1145,7 +1166,7 @@
       </w:r>
       <w:r>
         <w:rPr>
-          <w:rFonts w:ascii="Times New Roman" w:hAnsi="Times New Roman" w:cs="Times New Roman"/>
+          <w:rFonts w:ascii="Montserrat" w:hAnsi="Montserrat" w:cs="Times New Roman"/>
           <w:sz w:val="24"/>
           <w:szCs w:val="24"/>
         </w:rPr>
@@ -1157,24 +1178,23 @@
         <w:spacing w:after="0" w:line="360" w:lineRule="auto"/>
         <w:jc w:val="both"/>
         <w:rPr>
-          <w:rFonts w:ascii="Times New Roman" w:hAnsi="Times New Roman" w:cs="Times New Roman"/>
-          <w:sz w:val="24"/>
-          <w:szCs w:val="24"/>
-        </w:rPr>
-      </w:pPr>
-      <w:r>
-        <w:rPr>
-          <w:rFonts w:ascii="Times New Roman" w:hAnsi="Times New Roman" w:cs="Times New Roman"/>
-          <w:sz w:val="24"/>
-          <w:szCs w:val="24"/>
-        </w:rPr>
-        <w:lastRenderedPageBreak/>
+          <w:rFonts w:ascii="Montserrat" w:hAnsi="Montserrat" w:cs="Times New Roman"/>
+          <w:sz w:val="24"/>
+          <w:szCs w:val="24"/>
+        </w:rPr>
+      </w:pPr>
+      <w:r>
+        <w:rPr>
+          <w:rFonts w:ascii="Montserrat" w:hAnsi="Montserrat" w:cs="Times New Roman"/>
+          <w:sz w:val="24"/>
+          <w:szCs w:val="24"/>
+        </w:rPr>
         <w:tab/>
         <w:t xml:space="preserve">The words struck deep into her unconscious. An epiphany. Ashara had stumbled across a strange reference connected with the original cause of </w:t>
       </w:r>
       <w:r>
         <w:rPr>
-          <w:rFonts w:ascii="Times New Roman" w:hAnsi="Times New Roman" w:cs="Times New Roman"/>
+          <w:rFonts w:ascii="Montserrat" w:hAnsi="Montserrat" w:cs="Times New Roman"/>
           <w:i/>
           <w:sz w:val="24"/>
           <w:szCs w:val="24"/>
@@ -1183,7 +1203,7 @@
       </w:r>
       <w:r>
         <w:rPr>
-          <w:rFonts w:ascii="Times New Roman" w:hAnsi="Times New Roman" w:cs="Times New Roman"/>
+          <w:rFonts w:ascii="Montserrat" w:hAnsi="Montserrat" w:cs="Times New Roman"/>
           <w:sz w:val="24"/>
           <w:szCs w:val="24"/>
         </w:rPr>
@@ -1191,7 +1211,7 @@
       </w:r>
       <w:r>
         <w:rPr>
-          <w:rFonts w:ascii="Times New Roman" w:hAnsi="Times New Roman" w:cs="Times New Roman"/>
+          <w:rFonts w:ascii="Montserrat" w:hAnsi="Montserrat" w:cs="Times New Roman"/>
           <w:i/>
           <w:sz w:val="24"/>
           <w:szCs w:val="24"/>
@@ -1200,7 +1220,7 @@
       </w:r>
       <w:r>
         <w:rPr>
-          <w:rFonts w:ascii="Times New Roman" w:hAnsi="Times New Roman" w:cs="Times New Roman"/>
+          <w:rFonts w:ascii="Montserrat" w:hAnsi="Montserrat" w:cs="Times New Roman"/>
           <w:sz w:val="24"/>
           <w:szCs w:val="24"/>
         </w:rPr>
@@ -1208,7 +1228,7 @@
       </w:r>
       <w:r>
         <w:rPr>
-          <w:rFonts w:ascii="Times New Roman" w:hAnsi="Times New Roman" w:cs="Times New Roman"/>
+          <w:rFonts w:ascii="Montserrat" w:hAnsi="Montserrat" w:cs="Times New Roman"/>
           <w:i/>
           <w:sz w:val="24"/>
           <w:szCs w:val="24"/>
@@ -1217,7 +1237,7 @@
       </w:r>
       <w:r>
         <w:rPr>
-          <w:rFonts w:ascii="Times New Roman" w:hAnsi="Times New Roman" w:cs="Times New Roman"/>
+          <w:rFonts w:ascii="Montserrat" w:hAnsi="Montserrat" w:cs="Times New Roman"/>
           <w:sz w:val="24"/>
           <w:szCs w:val="24"/>
         </w:rPr>
@@ -1229,14 +1249,14 @@
         <w:spacing w:after="0" w:line="360" w:lineRule="auto"/>
         <w:jc w:val="both"/>
         <w:rPr>
-          <w:rFonts w:ascii="Times New Roman" w:hAnsi="Times New Roman" w:cs="Times New Roman"/>
-          <w:sz w:val="24"/>
-          <w:szCs w:val="24"/>
-        </w:rPr>
-      </w:pPr>
-      <w:r>
-        <w:rPr>
-          <w:rFonts w:ascii="Times New Roman" w:hAnsi="Times New Roman" w:cs="Times New Roman"/>
+          <w:rFonts w:ascii="Montserrat" w:hAnsi="Montserrat" w:cs="Times New Roman"/>
+          <w:sz w:val="24"/>
+          <w:szCs w:val="24"/>
+        </w:rPr>
+      </w:pPr>
+      <w:r>
+        <w:rPr>
+          <w:rFonts w:ascii="Montserrat" w:hAnsi="Montserrat" w:cs="Times New Roman"/>
           <w:sz w:val="24"/>
           <w:szCs w:val="24"/>
         </w:rPr>
@@ -1249,14 +1269,14 @@
         <w:spacing w:after="0" w:line="360" w:lineRule="auto"/>
         <w:jc w:val="both"/>
         <w:rPr>
-          <w:rFonts w:ascii="Times New Roman" w:hAnsi="Times New Roman" w:cs="Times New Roman"/>
-          <w:sz w:val="24"/>
-          <w:szCs w:val="24"/>
-        </w:rPr>
-      </w:pPr>
-      <w:r>
-        <w:rPr>
-          <w:rFonts w:ascii="Times New Roman" w:hAnsi="Times New Roman" w:cs="Times New Roman"/>
+          <w:rFonts w:ascii="Montserrat" w:hAnsi="Montserrat" w:cs="Times New Roman"/>
+          <w:sz w:val="24"/>
+          <w:szCs w:val="24"/>
+        </w:rPr>
+      </w:pPr>
+      <w:r>
+        <w:rPr>
+          <w:rFonts w:ascii="Montserrat" w:hAnsi="Montserrat" w:cs="Times New Roman"/>
           <w:sz w:val="24"/>
           <w:szCs w:val="24"/>
         </w:rPr>
@@ -1269,14 +1289,14 @@
         <w:spacing w:after="0" w:line="360" w:lineRule="auto"/>
         <w:jc w:val="both"/>
         <w:rPr>
-          <w:rFonts w:ascii="Times New Roman" w:hAnsi="Times New Roman" w:cs="Times New Roman"/>
-          <w:sz w:val="24"/>
-          <w:szCs w:val="24"/>
-        </w:rPr>
-      </w:pPr>
-      <w:r>
-        <w:rPr>
-          <w:rFonts w:ascii="Times New Roman" w:hAnsi="Times New Roman" w:cs="Times New Roman"/>
+          <w:rFonts w:ascii="Montserrat" w:hAnsi="Montserrat" w:cs="Times New Roman"/>
+          <w:sz w:val="24"/>
+          <w:szCs w:val="24"/>
+        </w:rPr>
+      </w:pPr>
+      <w:r>
+        <w:rPr>
+          <w:rFonts w:ascii="Montserrat" w:hAnsi="Montserrat" w:cs="Times New Roman"/>
           <w:sz w:val="24"/>
           <w:szCs w:val="24"/>
         </w:rPr>
@@ -1289,14 +1309,14 @@
         <w:spacing w:after="0" w:line="360" w:lineRule="auto"/>
         <w:jc w:val="both"/>
         <w:rPr>
-          <w:rFonts w:ascii="Times New Roman" w:hAnsi="Times New Roman" w:cs="Times New Roman"/>
-          <w:sz w:val="24"/>
-          <w:szCs w:val="24"/>
-        </w:rPr>
-      </w:pPr>
-      <w:r>
-        <w:rPr>
-          <w:rFonts w:ascii="Times New Roman" w:hAnsi="Times New Roman" w:cs="Times New Roman"/>
+          <w:rFonts w:ascii="Montserrat" w:hAnsi="Montserrat" w:cs="Times New Roman"/>
+          <w:sz w:val="24"/>
+          <w:szCs w:val="24"/>
+        </w:rPr>
+      </w:pPr>
+      <w:r>
+        <w:rPr>
+          <w:rFonts w:ascii="Montserrat" w:hAnsi="Montserrat" w:cs="Times New Roman"/>
           <w:sz w:val="24"/>
           <w:szCs w:val="24"/>
         </w:rPr>
@@ -1305,7 +1325,7 @@
       </w:r>
       <w:r>
         <w:rPr>
-          <w:rFonts w:ascii="Times New Roman" w:hAnsi="Times New Roman" w:cs="Times New Roman"/>
+          <w:rFonts w:ascii="Montserrat" w:hAnsi="Montserrat" w:cs="Times New Roman"/>
           <w:i/>
           <w:sz w:val="24"/>
           <w:szCs w:val="24"/>
@@ -1314,7 +1334,7 @@
       </w:r>
       <w:r>
         <w:rPr>
-          <w:rFonts w:ascii="Times New Roman" w:hAnsi="Times New Roman" w:cs="Times New Roman"/>
+          <w:rFonts w:ascii="Montserrat" w:hAnsi="Montserrat" w:cs="Times New Roman"/>
           <w:sz w:val="24"/>
           <w:szCs w:val="24"/>
         </w:rPr>
@@ -1322,7 +1342,7 @@
       </w:r>
       <w:r>
         <w:rPr>
-          <w:rFonts w:ascii="Times New Roman" w:hAnsi="Times New Roman" w:cs="Times New Roman"/>
+          <w:rFonts w:ascii="Montserrat" w:hAnsi="Montserrat" w:cs="Times New Roman"/>
           <w:i/>
           <w:sz w:val="24"/>
           <w:szCs w:val="24"/>
@@ -1331,7 +1351,7 @@
       </w:r>
       <w:r>
         <w:rPr>
-          <w:rFonts w:ascii="Times New Roman" w:hAnsi="Times New Roman" w:cs="Times New Roman"/>
+          <w:rFonts w:ascii="Montserrat" w:hAnsi="Montserrat" w:cs="Times New Roman"/>
           <w:sz w:val="24"/>
           <w:szCs w:val="24"/>
         </w:rPr>
@@ -1339,7 +1359,7 @@
       </w:r>
       <w:r>
         <w:rPr>
-          <w:rFonts w:ascii="Times New Roman" w:hAnsi="Times New Roman" w:cs="Times New Roman"/>
+          <w:rFonts w:ascii="Montserrat" w:hAnsi="Montserrat" w:cs="Times New Roman"/>
           <w:i/>
           <w:sz w:val="24"/>
           <w:szCs w:val="24"/>
@@ -1348,7 +1368,7 @@
       </w:r>
       <w:r>
         <w:rPr>
-          <w:rFonts w:ascii="Times New Roman" w:hAnsi="Times New Roman" w:cs="Times New Roman"/>
+          <w:rFonts w:ascii="Montserrat" w:hAnsi="Montserrat" w:cs="Times New Roman"/>
           <w:sz w:val="24"/>
           <w:szCs w:val="24"/>
         </w:rPr>
@@ -1360,77 +1380,68 @@
         <w:spacing w:after="0" w:line="360" w:lineRule="auto"/>
         <w:jc w:val="both"/>
         <w:rPr>
-          <w:rFonts w:ascii="Times New Roman" w:hAnsi="Times New Roman" w:cs="Times New Roman"/>
-          <w:sz w:val="24"/>
-          <w:szCs w:val="24"/>
-        </w:rPr>
-      </w:pPr>
-      <w:r>
-        <w:rPr>
-          <w:rFonts w:ascii="Times New Roman" w:hAnsi="Times New Roman" w:cs="Times New Roman"/>
-          <w:sz w:val="24"/>
-          <w:szCs w:val="24"/>
-        </w:rPr>
-        <w:tab/>
-      </w:r>
-      <w:r>
-        <w:rPr>
-          <w:rFonts w:ascii="Times New Roman" w:hAnsi="Times New Roman" w:cs="Times New Roman"/>
-          <w:sz w:val="24"/>
-          <w:szCs w:val="24"/>
-        </w:rPr>
-        <w:tab/>
-      </w:r>
-      <w:r>
-        <w:rPr>
-          <w:rFonts w:ascii="Times New Roman" w:hAnsi="Times New Roman" w:cs="Times New Roman"/>
-          <w:sz w:val="24"/>
-          <w:szCs w:val="24"/>
-        </w:rPr>
-        <w:tab/>
-      </w:r>
-    </w:p>
-    <w:p>
-      <w:pPr>
-        <w:spacing w:after="0" w:line="360" w:lineRule="auto"/>
-        <w:jc w:val="both"/>
-        <w:rPr>
-          <w:rFonts w:ascii="Times New Roman" w:hAnsi="Times New Roman" w:cs="Times New Roman"/>
-          <w:sz w:val="24"/>
-          <w:szCs w:val="24"/>
-        </w:rPr>
-      </w:pPr>
-      <w:r>
-        <w:rPr>
-          <w:rFonts w:ascii="Times New Roman" w:hAnsi="Times New Roman" w:cs="Times New Roman"/>
-          <w:sz w:val="24"/>
-          <w:szCs w:val="24"/>
-        </w:rPr>
-        <w:t xml:space="preserve">Her dreams struggled between chaos and oblivion. She was absently aware that she was dreaming. Her mind was a riot of unclaimed memories and emotions, many conflicting and disjointing each other. Most of it did not really register as she drifted helplessly through alien landscapes of the mind warped together from bits and pieces of familiar </w:t>
-      </w:r>
-      <w:r>
-        <w:rPr>
-          <w:rFonts w:ascii="Times New Roman" w:hAnsi="Times New Roman" w:cs="Times New Roman"/>
-          <w:sz w:val="24"/>
-          <w:szCs w:val="24"/>
-        </w:rPr>
-        <w:lastRenderedPageBreak/>
-        <w:t xml:space="preserve">places. The background whirled while the center of her focus remained dauntingly normal. She tried to remember what made her wake up in the dream. It was not easy to concentrate on the question and it had eluded her several times already. </w:t>
-      </w:r>
-    </w:p>
-    <w:p>
-      <w:pPr>
-        <w:spacing w:after="0" w:line="360" w:lineRule="auto"/>
-        <w:jc w:val="both"/>
-        <w:rPr>
-          <w:rFonts w:ascii="Times New Roman" w:hAnsi="Times New Roman" w:cs="Times New Roman"/>
-          <w:sz w:val="24"/>
-          <w:szCs w:val="24"/>
-        </w:rPr>
-      </w:pPr>
-      <w:r>
-        <w:rPr>
-          <w:rFonts w:ascii="Times New Roman" w:hAnsi="Times New Roman" w:cs="Times New Roman"/>
+          <w:rFonts w:ascii="Montserrat" w:hAnsi="Montserrat" w:cs="Times New Roman"/>
+          <w:sz w:val="24"/>
+          <w:szCs w:val="24"/>
+        </w:rPr>
+      </w:pPr>
+      <w:r>
+        <w:rPr>
+          <w:rFonts w:ascii="Montserrat" w:hAnsi="Montserrat" w:cs="Times New Roman"/>
+          <w:sz w:val="24"/>
+          <w:szCs w:val="24"/>
+        </w:rPr>
+        <w:tab/>
+      </w:r>
+      <w:r>
+        <w:rPr>
+          <w:rFonts w:ascii="Montserrat" w:hAnsi="Montserrat" w:cs="Times New Roman"/>
+          <w:sz w:val="24"/>
+          <w:szCs w:val="24"/>
+        </w:rPr>
+        <w:tab/>
+      </w:r>
+      <w:r>
+        <w:rPr>
+          <w:rFonts w:ascii="Montserrat" w:hAnsi="Montserrat" w:cs="Times New Roman"/>
+          <w:sz w:val="24"/>
+          <w:szCs w:val="24"/>
+        </w:rPr>
+        <w:tab/>
+      </w:r>
+    </w:p>
+    <w:p>
+      <w:pPr>
+        <w:spacing w:after="0" w:line="360" w:lineRule="auto"/>
+        <w:jc w:val="both"/>
+        <w:rPr>
+          <w:rFonts w:ascii="Montserrat" w:hAnsi="Montserrat" w:cs="Times New Roman"/>
+          <w:sz w:val="24"/>
+          <w:szCs w:val="24"/>
+        </w:rPr>
+      </w:pPr>
+      <w:r>
+        <w:rPr>
+          <w:rFonts w:ascii="Montserrat" w:hAnsi="Montserrat" w:cs="Times New Roman"/>
+          <w:sz w:val="24"/>
+          <w:szCs w:val="24"/>
+        </w:rPr>
+        <w:t xml:space="preserve">Her dreams struggled between chaos and oblivion. She was absently aware that she was dreaming. Her mind was a riot of unclaimed memories and emotions, many conflicting and disjointing each other. Most of it did not really register as she drifted helplessly through alien landscapes of the mind warped together from bits and pieces of familiar places. The background whirled while the center of her focus remained dauntingly normal. She tried to remember what made her wake up in the dream. It was not easy to concentrate on the question and it had eluded her several times already. </w:t>
+      </w:r>
+    </w:p>
+    <w:p>
+      <w:pPr>
+        <w:spacing w:after="0" w:line="360" w:lineRule="auto"/>
+        <w:jc w:val="both"/>
+        <w:rPr>
+          <w:rFonts w:ascii="Montserrat" w:hAnsi="Montserrat" w:cs="Times New Roman"/>
+          <w:sz w:val="24"/>
+          <w:szCs w:val="24"/>
+        </w:rPr>
+      </w:pPr>
+      <w:r>
+        <w:rPr>
+          <w:rFonts w:ascii="Montserrat" w:hAnsi="Montserrat" w:cs="Times New Roman"/>
           <w:sz w:val="24"/>
           <w:szCs w:val="24"/>
         </w:rPr>
@@ -1443,14 +1454,14 @@
         <w:spacing w:after="0" w:line="360" w:lineRule="auto"/>
         <w:jc w:val="both"/>
         <w:rPr>
-          <w:rFonts w:ascii="Times New Roman" w:hAnsi="Times New Roman" w:cs="Times New Roman"/>
-          <w:sz w:val="24"/>
-          <w:szCs w:val="24"/>
-        </w:rPr>
-      </w:pPr>
-      <w:r>
-        <w:rPr>
-          <w:rFonts w:ascii="Times New Roman" w:hAnsi="Times New Roman" w:cs="Times New Roman"/>
+          <w:rFonts w:ascii="Montserrat" w:hAnsi="Montserrat" w:cs="Times New Roman"/>
+          <w:sz w:val="24"/>
+          <w:szCs w:val="24"/>
+        </w:rPr>
+      </w:pPr>
+      <w:r>
+        <w:rPr>
+          <w:rFonts w:ascii="Montserrat" w:hAnsi="Montserrat" w:cs="Times New Roman"/>
           <w:sz w:val="24"/>
           <w:szCs w:val="24"/>
         </w:rPr>
@@ -1459,7 +1470,7 @@
       </w:r>
       <w:r>
         <w:rPr>
-          <w:rFonts w:ascii="Times New Roman" w:hAnsi="Times New Roman" w:cs="Times New Roman"/>
+          <w:rFonts w:ascii="Montserrat" w:hAnsi="Montserrat" w:cs="Times New Roman"/>
           <w:i/>
           <w:sz w:val="24"/>
           <w:szCs w:val="24"/>
@@ -1468,7 +1479,7 @@
       </w:r>
       <w:r>
         <w:rPr>
-          <w:rFonts w:ascii="Times New Roman" w:hAnsi="Times New Roman" w:cs="Times New Roman"/>
+          <w:rFonts w:ascii="Montserrat" w:hAnsi="Montserrat" w:cs="Times New Roman"/>
           <w:sz w:val="24"/>
           <w:szCs w:val="24"/>
         </w:rPr>
@@ -1476,7 +1487,7 @@
       </w:r>
       <w:r>
         <w:rPr>
-          <w:rFonts w:ascii="Times New Roman" w:hAnsi="Times New Roman" w:cs="Times New Roman"/>
+          <w:rFonts w:ascii="Montserrat" w:hAnsi="Montserrat" w:cs="Times New Roman"/>
           <w:i/>
           <w:sz w:val="24"/>
           <w:szCs w:val="24"/>
@@ -1485,7 +1496,7 @@
       </w:r>
       <w:r>
         <w:rPr>
-          <w:rFonts w:ascii="Times New Roman" w:hAnsi="Times New Roman" w:cs="Times New Roman"/>
+          <w:rFonts w:ascii="Montserrat" w:hAnsi="Montserrat" w:cs="Times New Roman"/>
           <w:sz w:val="24"/>
           <w:szCs w:val="24"/>
         </w:rPr>
@@ -1497,43 +1508,34 @@
         <w:spacing w:after="0" w:line="360" w:lineRule="auto"/>
         <w:jc w:val="both"/>
         <w:rPr>
-          <w:rFonts w:ascii="Times New Roman" w:hAnsi="Times New Roman" w:cs="Times New Roman"/>
-          <w:sz w:val="24"/>
-          <w:szCs w:val="24"/>
-        </w:rPr>
-      </w:pPr>
-      <w:r>
-        <w:rPr>
-          <w:rFonts w:ascii="Times New Roman" w:hAnsi="Times New Roman" w:cs="Times New Roman"/>
-          <w:sz w:val="24"/>
-          <w:szCs w:val="24"/>
-        </w:rPr>
-        <w:tab/>
-        <w:t xml:space="preserve">Awakening brought it’s own confusion. Listless thoughts drifted toward the last echo, and it threatened to escape her comprehension. It struck her suddenly, a sense of identity. It had been her name that had caught her attention in the dream. Then she frowned. Oddly, while it felt right, she could not remember actually ever having been called by that name. This uncertainty knotted into a kind of pain; a vain struggle to find a memory, a sense of past to attach her present awareness to. While a part of her still panicked at the absence of continuity, the rest of her harkened to explore, and thus connect with world that sensation described. So she opened her eyes. Muted light seeped through the draped windows. The heavy down comforter pressed her body’s heat back on </w:t>
-      </w:r>
-      <w:r>
-        <w:rPr>
-          <w:rFonts w:ascii="Times New Roman" w:hAnsi="Times New Roman" w:cs="Times New Roman"/>
-          <w:sz w:val="24"/>
-          <w:szCs w:val="24"/>
-        </w:rPr>
-        <w:lastRenderedPageBreak/>
-        <w:t>her. Av sat up and the cover slid from her shoulder to bunch up in her lap. She smiled at the warm familiarity of the room around her. She had never seen it before.</w:t>
-      </w:r>
-    </w:p>
-    <w:p>
-      <w:pPr>
-        <w:spacing w:after="0" w:line="360" w:lineRule="auto"/>
-        <w:jc w:val="both"/>
-        <w:rPr>
-          <w:rFonts w:ascii="Times New Roman" w:hAnsi="Times New Roman" w:cs="Times New Roman"/>
-          <w:sz w:val="24"/>
-          <w:szCs w:val="24"/>
-        </w:rPr>
-      </w:pPr>
-      <w:r>
-        <w:rPr>
-          <w:rFonts w:ascii="Times New Roman" w:hAnsi="Times New Roman" w:cs="Times New Roman"/>
+          <w:rFonts w:ascii="Montserrat" w:hAnsi="Montserrat" w:cs="Times New Roman"/>
+          <w:sz w:val="24"/>
+          <w:szCs w:val="24"/>
+        </w:rPr>
+      </w:pPr>
+      <w:r>
+        <w:rPr>
+          <w:rFonts w:ascii="Montserrat" w:hAnsi="Montserrat" w:cs="Times New Roman"/>
+          <w:sz w:val="24"/>
+          <w:szCs w:val="24"/>
+        </w:rPr>
+        <w:tab/>
+        <w:t>Awakening brought it’s own confusion. Listless thoughts drifted toward the last echo, and it threatened to escape her comprehension. It struck her suddenly, a sense of identity. It had been her name that had caught her attention in the dream. Then she frowned. Oddly, while it felt right, she could not remember actually ever having been called by that name. This uncertainty knotted into a kind of pain; a vain struggle to find a memory, a sense of past to attach her present awareness to. While a part of her still panicked at the absence of continuity, the rest of her harkened to explore, and thus connect with world that sensation described. So she opened her eyes. Muted light seeped through the draped windows. The heavy down comforter pressed her body’s heat back on her. Av sat up and the cover slid from her shoulder to bunch up in her lap. She smiled at the warm familiarity of the room around her. She had never seen it before.</w:t>
+      </w:r>
+    </w:p>
+    <w:p>
+      <w:pPr>
+        <w:spacing w:after="0" w:line="360" w:lineRule="auto"/>
+        <w:jc w:val="both"/>
+        <w:rPr>
+          <w:rFonts w:ascii="Montserrat" w:hAnsi="Montserrat" w:cs="Times New Roman"/>
+          <w:sz w:val="24"/>
+          <w:szCs w:val="24"/>
+        </w:rPr>
+      </w:pPr>
+      <w:r>
+        <w:rPr>
+          <w:rFonts w:ascii="Montserrat" w:hAnsi="Montserrat" w:cs="Times New Roman"/>
           <w:sz w:val="24"/>
           <w:szCs w:val="24"/>
         </w:rPr>
@@ -1546,14 +1548,14 @@
         <w:spacing w:after="0" w:line="360" w:lineRule="auto"/>
         <w:jc w:val="both"/>
         <w:rPr>
-          <w:rFonts w:ascii="Times New Roman" w:hAnsi="Times New Roman" w:cs="Times New Roman"/>
-          <w:sz w:val="24"/>
-          <w:szCs w:val="24"/>
-        </w:rPr>
-      </w:pPr>
-      <w:r>
-        <w:rPr>
-          <w:rFonts w:ascii="Times New Roman" w:hAnsi="Times New Roman" w:cs="Times New Roman"/>
+          <w:rFonts w:ascii="Montserrat" w:hAnsi="Montserrat" w:cs="Times New Roman"/>
+          <w:sz w:val="24"/>
+          <w:szCs w:val="24"/>
+        </w:rPr>
+      </w:pPr>
+      <w:r>
+        <w:rPr>
+          <w:rFonts w:ascii="Montserrat" w:hAnsi="Montserrat" w:cs="Times New Roman"/>
           <w:sz w:val="24"/>
           <w:szCs w:val="24"/>
         </w:rPr>
@@ -1566,14 +1568,14 @@
         <w:spacing w:after="0" w:line="360" w:lineRule="auto"/>
         <w:jc w:val="both"/>
         <w:rPr>
-          <w:rFonts w:ascii="Times New Roman" w:hAnsi="Times New Roman" w:cs="Times New Roman"/>
-          <w:sz w:val="24"/>
-          <w:szCs w:val="24"/>
-        </w:rPr>
-      </w:pPr>
-      <w:r>
-        <w:rPr>
-          <w:rFonts w:ascii="Times New Roman" w:hAnsi="Times New Roman" w:cs="Times New Roman"/>
+          <w:rFonts w:ascii="Montserrat" w:hAnsi="Montserrat" w:cs="Times New Roman"/>
+          <w:sz w:val="24"/>
+          <w:szCs w:val="24"/>
+        </w:rPr>
+      </w:pPr>
+      <w:r>
+        <w:rPr>
+          <w:rFonts w:ascii="Montserrat" w:hAnsi="Montserrat" w:cs="Times New Roman"/>
           <w:sz w:val="24"/>
           <w:szCs w:val="24"/>
         </w:rPr>
@@ -1586,14 +1588,14 @@
         <w:spacing w:after="0" w:line="360" w:lineRule="auto"/>
         <w:jc w:val="both"/>
         <w:rPr>
-          <w:rFonts w:ascii="Times New Roman" w:hAnsi="Times New Roman" w:cs="Times New Roman"/>
-          <w:sz w:val="24"/>
-          <w:szCs w:val="24"/>
-        </w:rPr>
-      </w:pPr>
-      <w:r>
-        <w:rPr>
-          <w:rFonts w:ascii="Times New Roman" w:hAnsi="Times New Roman" w:cs="Times New Roman"/>
+          <w:rFonts w:ascii="Montserrat" w:hAnsi="Montserrat" w:cs="Times New Roman"/>
+          <w:sz w:val="24"/>
+          <w:szCs w:val="24"/>
+        </w:rPr>
+      </w:pPr>
+      <w:r>
+        <w:rPr>
+          <w:rFonts w:ascii="Montserrat" w:hAnsi="Montserrat" w:cs="Times New Roman"/>
           <w:sz w:val="24"/>
           <w:szCs w:val="24"/>
         </w:rPr>
@@ -1606,14 +1608,14 @@
         <w:spacing w:after="0" w:line="360" w:lineRule="auto"/>
         <w:jc w:val="both"/>
         <w:rPr>
-          <w:rFonts w:ascii="Times New Roman" w:hAnsi="Times New Roman" w:cs="Times New Roman"/>
-          <w:sz w:val="24"/>
-          <w:szCs w:val="24"/>
-        </w:rPr>
-      </w:pPr>
-      <w:r>
-        <w:rPr>
-          <w:rFonts w:ascii="Times New Roman" w:hAnsi="Times New Roman" w:cs="Times New Roman"/>
+          <w:rFonts w:ascii="Montserrat" w:hAnsi="Montserrat" w:cs="Times New Roman"/>
+          <w:sz w:val="24"/>
+          <w:szCs w:val="24"/>
+        </w:rPr>
+      </w:pPr>
+      <w:r>
+        <w:rPr>
+          <w:rFonts w:ascii="Montserrat" w:hAnsi="Montserrat" w:cs="Times New Roman"/>
           <w:sz w:val="24"/>
           <w:szCs w:val="24"/>
         </w:rPr>
@@ -1626,14 +1628,14 @@
         <w:spacing w:after="0" w:line="360" w:lineRule="auto"/>
         <w:jc w:val="both"/>
         <w:rPr>
-          <w:rFonts w:ascii="Times New Roman" w:hAnsi="Times New Roman" w:cs="Times New Roman"/>
-          <w:sz w:val="24"/>
-          <w:szCs w:val="24"/>
-        </w:rPr>
-      </w:pPr>
-      <w:r>
-        <w:rPr>
-          <w:rFonts w:ascii="Times New Roman" w:hAnsi="Times New Roman" w:cs="Times New Roman"/>
+          <w:rFonts w:ascii="Montserrat" w:hAnsi="Montserrat" w:cs="Times New Roman"/>
+          <w:sz w:val="24"/>
+          <w:szCs w:val="24"/>
+        </w:rPr>
+      </w:pPr>
+      <w:r>
+        <w:rPr>
+          <w:rFonts w:ascii="Montserrat" w:hAnsi="Montserrat" w:cs="Times New Roman"/>
           <w:sz w:val="24"/>
           <w:szCs w:val="24"/>
         </w:rPr>
@@ -1646,14 +1648,14 @@
         <w:spacing w:after="0" w:line="360" w:lineRule="auto"/>
         <w:jc w:val="both"/>
         <w:rPr>
-          <w:rFonts w:ascii="Times New Roman" w:hAnsi="Times New Roman" w:cs="Times New Roman"/>
-          <w:sz w:val="24"/>
-          <w:szCs w:val="24"/>
-        </w:rPr>
-      </w:pPr>
-      <w:r>
-        <w:rPr>
-          <w:rFonts w:ascii="Times New Roman" w:hAnsi="Times New Roman" w:cs="Times New Roman"/>
+          <w:rFonts w:ascii="Montserrat" w:hAnsi="Montserrat" w:cs="Times New Roman"/>
+          <w:sz w:val="24"/>
+          <w:szCs w:val="24"/>
+        </w:rPr>
+      </w:pPr>
+      <w:r>
+        <w:rPr>
+          <w:rFonts w:ascii="Montserrat" w:hAnsi="Montserrat" w:cs="Times New Roman"/>
           <w:sz w:val="24"/>
           <w:szCs w:val="24"/>
         </w:rPr>
@@ -1662,7 +1664,7 @@
       </w:r>
       <w:r>
         <w:rPr>
-          <w:rFonts w:ascii="Times New Roman" w:hAnsi="Times New Roman" w:cs="Times New Roman"/>
+          <w:rFonts w:ascii="Montserrat" w:hAnsi="Montserrat" w:cs="Times New Roman"/>
           <w:i/>
           <w:sz w:val="24"/>
           <w:szCs w:val="24"/>
@@ -1671,7 +1673,7 @@
       </w:r>
       <w:r>
         <w:rPr>
-          <w:rFonts w:ascii="Times New Roman" w:hAnsi="Times New Roman" w:cs="Times New Roman"/>
+          <w:rFonts w:ascii="Montserrat" w:hAnsi="Montserrat" w:cs="Times New Roman"/>
           <w:sz w:val="24"/>
           <w:szCs w:val="24"/>
         </w:rPr>
@@ -1683,32 +1685,23 @@
         <w:spacing w:after="0" w:line="360" w:lineRule="auto"/>
         <w:jc w:val="both"/>
         <w:rPr>
-          <w:rFonts w:ascii="Times New Roman" w:hAnsi="Times New Roman" w:cs="Times New Roman"/>
-          <w:sz w:val="24"/>
-          <w:szCs w:val="24"/>
-        </w:rPr>
-      </w:pPr>
-      <w:r>
-        <w:rPr>
-          <w:rFonts w:ascii="Times New Roman" w:hAnsi="Times New Roman" w:cs="Times New Roman"/>
-          <w:sz w:val="24"/>
-          <w:szCs w:val="24"/>
-        </w:rPr>
-        <w:tab/>
-        <w:t xml:space="preserve">Av’s looked up in surprise. Ashara’s gaze caught and held hers. She just watched, as confusion and alarm flickered in Av’s thoughts. She tried to frame an answer, but words suddenly failed her. She lifted her glass to her lips and sipped, carefully maintaining eye contact. Darkness devoured the ring of grey as her eyes dilated. The </w:t>
-      </w:r>
-      <w:r>
-        <w:rPr>
-          <w:rFonts w:ascii="Times New Roman" w:hAnsi="Times New Roman" w:cs="Times New Roman"/>
-          <w:sz w:val="24"/>
-          <w:szCs w:val="24"/>
-        </w:rPr>
-        <w:lastRenderedPageBreak/>
-        <w:t xml:space="preserve">wine was cold and sour as she swallowed. </w:t>
-      </w:r>
-      <w:r>
-        <w:rPr>
-          <w:rFonts w:ascii="Times New Roman" w:hAnsi="Times New Roman" w:cs="Times New Roman"/>
+          <w:rFonts w:ascii="Montserrat" w:hAnsi="Montserrat" w:cs="Times New Roman"/>
+          <w:sz w:val="24"/>
+          <w:szCs w:val="24"/>
+        </w:rPr>
+      </w:pPr>
+      <w:r>
+        <w:rPr>
+          <w:rFonts w:ascii="Montserrat" w:hAnsi="Montserrat" w:cs="Times New Roman"/>
+          <w:sz w:val="24"/>
+          <w:szCs w:val="24"/>
+        </w:rPr>
+        <w:tab/>
+        <w:t xml:space="preserve">Av’s looked up in surprise. Ashara’s gaze caught and held hers. She just watched, as confusion and alarm flickered in Av’s thoughts. She tried to frame an answer, but words suddenly failed her. She lifted her glass to her lips and sipped, carefully maintaining eye contact. Darkness devoured the ring of grey as her eyes dilated. The wine was cold and sour as she swallowed. </w:t>
+      </w:r>
+      <w:r>
+        <w:rPr>
+          <w:rFonts w:ascii="Montserrat" w:hAnsi="Montserrat" w:cs="Times New Roman"/>
           <w:i/>
           <w:sz w:val="24"/>
           <w:szCs w:val="24"/>
@@ -1717,7 +1710,7 @@
       </w:r>
       <w:r>
         <w:rPr>
-          <w:rFonts w:ascii="Times New Roman" w:hAnsi="Times New Roman" w:cs="Times New Roman"/>
+          <w:rFonts w:ascii="Montserrat" w:hAnsi="Montserrat" w:cs="Times New Roman"/>
           <w:sz w:val="24"/>
           <w:szCs w:val="24"/>
         </w:rPr>
@@ -1725,7 +1718,7 @@
       </w:r>
       <w:r>
         <w:rPr>
-          <w:rFonts w:ascii="Times New Roman" w:hAnsi="Times New Roman" w:cs="Times New Roman"/>
+          <w:rFonts w:ascii="Montserrat" w:hAnsi="Montserrat" w:cs="Times New Roman"/>
           <w:i/>
           <w:sz w:val="24"/>
           <w:szCs w:val="24"/>
@@ -1734,7 +1727,7 @@
       </w:r>
       <w:r>
         <w:rPr>
-          <w:rFonts w:ascii="Times New Roman" w:hAnsi="Times New Roman" w:cs="Times New Roman"/>
+          <w:rFonts w:ascii="Montserrat" w:hAnsi="Montserrat" w:cs="Times New Roman"/>
           <w:sz w:val="24"/>
           <w:szCs w:val="24"/>
         </w:rPr>
@@ -1746,14 +1739,14 @@
         <w:spacing w:after="0" w:line="360" w:lineRule="auto"/>
         <w:jc w:val="both"/>
         <w:rPr>
-          <w:rFonts w:ascii="Times New Roman" w:hAnsi="Times New Roman" w:cs="Times New Roman"/>
-          <w:sz w:val="24"/>
-          <w:szCs w:val="24"/>
-        </w:rPr>
-      </w:pPr>
-      <w:r>
-        <w:rPr>
-          <w:rFonts w:ascii="Times New Roman" w:hAnsi="Times New Roman" w:cs="Times New Roman"/>
+          <w:rFonts w:ascii="Montserrat" w:hAnsi="Montserrat" w:cs="Times New Roman"/>
+          <w:sz w:val="24"/>
+          <w:szCs w:val="24"/>
+        </w:rPr>
+      </w:pPr>
+      <w:r>
+        <w:rPr>
+          <w:rFonts w:ascii="Montserrat" w:hAnsi="Montserrat" w:cs="Times New Roman"/>
           <w:sz w:val="24"/>
           <w:szCs w:val="24"/>
         </w:rPr>
@@ -1766,14 +1759,14 @@
         <w:spacing w:after="0" w:line="360" w:lineRule="auto"/>
         <w:jc w:val="both"/>
         <w:rPr>
-          <w:rFonts w:ascii="Times New Roman" w:hAnsi="Times New Roman" w:cs="Times New Roman"/>
-          <w:sz w:val="24"/>
-          <w:szCs w:val="24"/>
-        </w:rPr>
-      </w:pPr>
-      <w:r>
-        <w:rPr>
-          <w:rFonts w:ascii="Times New Roman" w:hAnsi="Times New Roman" w:cs="Times New Roman"/>
+          <w:rFonts w:ascii="Montserrat" w:hAnsi="Montserrat" w:cs="Times New Roman"/>
+          <w:sz w:val="24"/>
+          <w:szCs w:val="24"/>
+        </w:rPr>
+      </w:pPr>
+      <w:r>
+        <w:rPr>
+          <w:rFonts w:ascii="Montserrat" w:hAnsi="Montserrat" w:cs="Times New Roman"/>
           <w:sz w:val="24"/>
           <w:szCs w:val="24"/>
         </w:rPr>
@@ -1786,14 +1779,14 @@
         <w:spacing w:after="0" w:line="360" w:lineRule="auto"/>
         <w:jc w:val="both"/>
         <w:rPr>
-          <w:rFonts w:ascii="Times New Roman" w:hAnsi="Times New Roman" w:cs="Times New Roman"/>
-          <w:sz w:val="24"/>
-          <w:szCs w:val="24"/>
-        </w:rPr>
-      </w:pPr>
-      <w:r>
-        <w:rPr>
-          <w:rFonts w:ascii="Times New Roman" w:hAnsi="Times New Roman" w:cs="Times New Roman"/>
+          <w:rFonts w:ascii="Montserrat" w:hAnsi="Montserrat" w:cs="Times New Roman"/>
+          <w:sz w:val="24"/>
+          <w:szCs w:val="24"/>
+        </w:rPr>
+      </w:pPr>
+      <w:r>
+        <w:rPr>
+          <w:rFonts w:ascii="Montserrat" w:hAnsi="Montserrat" w:cs="Times New Roman"/>
           <w:sz w:val="24"/>
           <w:szCs w:val="24"/>
         </w:rPr>
@@ -1806,14 +1799,14 @@
         <w:spacing w:after="0" w:line="360" w:lineRule="auto"/>
         <w:jc w:val="both"/>
         <w:rPr>
-          <w:rFonts w:ascii="Times New Roman" w:hAnsi="Times New Roman" w:cs="Times New Roman"/>
-          <w:sz w:val="24"/>
-          <w:szCs w:val="24"/>
-        </w:rPr>
-      </w:pPr>
-      <w:r>
-        <w:rPr>
-          <w:rFonts w:ascii="Times New Roman" w:hAnsi="Times New Roman" w:cs="Times New Roman"/>
+          <w:rFonts w:ascii="Montserrat" w:hAnsi="Montserrat" w:cs="Times New Roman"/>
+          <w:sz w:val="24"/>
+          <w:szCs w:val="24"/>
+        </w:rPr>
+      </w:pPr>
+      <w:r>
+        <w:rPr>
+          <w:rFonts w:ascii="Montserrat" w:hAnsi="Montserrat" w:cs="Times New Roman"/>
           <w:sz w:val="24"/>
           <w:szCs w:val="24"/>
         </w:rPr>
@@ -1826,14 +1819,14 @@
         <w:spacing w:after="0" w:line="360" w:lineRule="auto"/>
         <w:jc w:val="both"/>
         <w:rPr>
-          <w:rFonts w:ascii="Times New Roman" w:hAnsi="Times New Roman" w:cs="Times New Roman"/>
-          <w:sz w:val="24"/>
-          <w:szCs w:val="24"/>
-        </w:rPr>
-      </w:pPr>
-      <w:r>
-        <w:rPr>
-          <w:rFonts w:ascii="Times New Roman" w:hAnsi="Times New Roman" w:cs="Times New Roman"/>
+          <w:rFonts w:ascii="Montserrat" w:hAnsi="Montserrat" w:cs="Times New Roman"/>
+          <w:sz w:val="24"/>
+          <w:szCs w:val="24"/>
+        </w:rPr>
+      </w:pPr>
+      <w:r>
+        <w:rPr>
+          <w:rFonts w:ascii="Montserrat" w:hAnsi="Montserrat" w:cs="Times New Roman"/>
           <w:sz w:val="24"/>
           <w:szCs w:val="24"/>
         </w:rPr>
@@ -1842,7 +1835,7 @@
       </w:r>
       <w:r>
         <w:rPr>
-          <w:rFonts w:ascii="Times New Roman" w:hAnsi="Times New Roman" w:cs="Times New Roman"/>
+          <w:rFonts w:ascii="Montserrat" w:hAnsi="Montserrat" w:cs="Times New Roman"/>
           <w:i/>
           <w:sz w:val="24"/>
           <w:szCs w:val="24"/>
@@ -1851,7 +1844,7 @@
       </w:r>
       <w:r>
         <w:rPr>
-          <w:rFonts w:ascii="Times New Roman" w:hAnsi="Times New Roman" w:cs="Times New Roman"/>
+          <w:rFonts w:ascii="Montserrat" w:hAnsi="Montserrat" w:cs="Times New Roman"/>
           <w:sz w:val="24"/>
           <w:szCs w:val="24"/>
         </w:rPr>
@@ -1863,14 +1856,14 @@
         <w:spacing w:after="0" w:line="360" w:lineRule="auto"/>
         <w:jc w:val="both"/>
         <w:rPr>
-          <w:rFonts w:ascii="Times New Roman" w:hAnsi="Times New Roman" w:cs="Times New Roman"/>
-          <w:sz w:val="24"/>
-          <w:szCs w:val="24"/>
-        </w:rPr>
-      </w:pPr>
-      <w:r>
-        <w:rPr>
-          <w:rFonts w:ascii="Times New Roman" w:hAnsi="Times New Roman" w:cs="Times New Roman"/>
+          <w:rFonts w:ascii="Montserrat" w:hAnsi="Montserrat" w:cs="Times New Roman"/>
+          <w:sz w:val="24"/>
+          <w:szCs w:val="24"/>
+        </w:rPr>
+      </w:pPr>
+      <w:r>
+        <w:rPr>
+          <w:rFonts w:ascii="Montserrat" w:hAnsi="Montserrat" w:cs="Times New Roman"/>
           <w:sz w:val="24"/>
           <w:szCs w:val="24"/>
         </w:rPr>
@@ -1879,7 +1872,7 @@
       </w:r>
       <w:r>
         <w:rPr>
-          <w:rFonts w:ascii="Times New Roman" w:hAnsi="Times New Roman" w:cs="Times New Roman"/>
+          <w:rFonts w:ascii="Montserrat" w:hAnsi="Montserrat" w:cs="Times New Roman"/>
           <w:sz w:val="24"/>
           <w:szCs w:val="24"/>
         </w:rPr>
@@ -1892,14 +1885,14 @@
         <w:spacing w:after="0" w:line="360" w:lineRule="auto"/>
         <w:jc w:val="both"/>
         <w:rPr>
-          <w:rFonts w:ascii="Times New Roman" w:hAnsi="Times New Roman" w:cs="Times New Roman"/>
-          <w:sz w:val="24"/>
-          <w:szCs w:val="24"/>
-        </w:rPr>
-      </w:pPr>
-      <w:r>
-        <w:rPr>
-          <w:rFonts w:ascii="Times New Roman" w:hAnsi="Times New Roman" w:cs="Times New Roman"/>
+          <w:rFonts w:ascii="Montserrat" w:hAnsi="Montserrat" w:cs="Times New Roman"/>
+          <w:sz w:val="24"/>
+          <w:szCs w:val="24"/>
+        </w:rPr>
+      </w:pPr>
+      <w:r>
+        <w:rPr>
+          <w:rFonts w:ascii="Montserrat" w:hAnsi="Montserrat" w:cs="Times New Roman"/>
           <w:sz w:val="24"/>
           <w:szCs w:val="24"/>
         </w:rPr>
@@ -1912,43 +1905,34 @@
         <w:spacing w:after="0" w:line="360" w:lineRule="auto"/>
         <w:jc w:val="both"/>
         <w:rPr>
-          <w:rFonts w:ascii="Times New Roman" w:hAnsi="Times New Roman" w:cs="Times New Roman"/>
-          <w:sz w:val="24"/>
-          <w:szCs w:val="24"/>
-        </w:rPr>
-      </w:pPr>
-      <w:r>
-        <w:rPr>
-          <w:rFonts w:ascii="Times New Roman" w:hAnsi="Times New Roman" w:cs="Times New Roman"/>
-          <w:sz w:val="24"/>
-          <w:szCs w:val="24"/>
-        </w:rPr>
-        <w:tab/>
-        <w:t xml:space="preserve">The sudden change in her tone, provoked Av’s curiosity. “Why?” she pried. Sliding down on the bed, she was able to lean in and look up into the Avatar’s eyes. </w:t>
-      </w:r>
-      <w:r>
-        <w:rPr>
-          <w:rFonts w:ascii="Times New Roman" w:hAnsi="Times New Roman" w:cs="Times New Roman"/>
-          <w:sz w:val="24"/>
-          <w:szCs w:val="24"/>
-        </w:rPr>
-        <w:lastRenderedPageBreak/>
-        <w:t>Ashara shifted. Av could suddenly feel the weight of her body on her legs. Ashara boldly matched her gaze.</w:t>
-      </w:r>
-    </w:p>
-    <w:p>
-      <w:pPr>
-        <w:spacing w:after="0" w:line="360" w:lineRule="auto"/>
-        <w:jc w:val="both"/>
-        <w:rPr>
-          <w:rFonts w:ascii="Times New Roman" w:hAnsi="Times New Roman" w:cs="Times New Roman"/>
-          <w:sz w:val="24"/>
-          <w:szCs w:val="24"/>
-        </w:rPr>
-      </w:pPr>
-      <w:r>
-        <w:rPr>
-          <w:rFonts w:ascii="Times New Roman" w:hAnsi="Times New Roman" w:cs="Times New Roman"/>
+          <w:rFonts w:ascii="Montserrat" w:hAnsi="Montserrat" w:cs="Times New Roman"/>
+          <w:sz w:val="24"/>
+          <w:szCs w:val="24"/>
+        </w:rPr>
+      </w:pPr>
+      <w:r>
+        <w:rPr>
+          <w:rFonts w:ascii="Montserrat" w:hAnsi="Montserrat" w:cs="Times New Roman"/>
+          <w:sz w:val="24"/>
+          <w:szCs w:val="24"/>
+        </w:rPr>
+        <w:tab/>
+        <w:t>The sudden change in her tone, provoked Av’s curiosity. “Why?” she pried. Sliding down on the bed, she was able to lean in and look up into the Avatar’s eyes. Ashara shifted. Av could suddenly feel the weight of her body on her legs. Ashara boldly matched her gaze.</w:t>
+      </w:r>
+    </w:p>
+    <w:p>
+      <w:pPr>
+        <w:spacing w:after="0" w:line="360" w:lineRule="auto"/>
+        <w:jc w:val="both"/>
+        <w:rPr>
+          <w:rFonts w:ascii="Montserrat" w:hAnsi="Montserrat" w:cs="Times New Roman"/>
+          <w:sz w:val="24"/>
+          <w:szCs w:val="24"/>
+        </w:rPr>
+      </w:pPr>
+      <w:r>
+        <w:rPr>
+          <w:rFonts w:ascii="Montserrat" w:hAnsi="Montserrat" w:cs="Times New Roman"/>
           <w:sz w:val="24"/>
           <w:szCs w:val="24"/>
         </w:rPr>
@@ -1961,14 +1945,14 @@
         <w:spacing w:after="0" w:line="360" w:lineRule="auto"/>
         <w:jc w:val="both"/>
         <w:rPr>
-          <w:rFonts w:ascii="Times New Roman" w:hAnsi="Times New Roman" w:cs="Times New Roman"/>
-          <w:sz w:val="24"/>
-          <w:szCs w:val="24"/>
-        </w:rPr>
-      </w:pPr>
-      <w:r>
-        <w:rPr>
-          <w:rFonts w:ascii="Times New Roman" w:hAnsi="Times New Roman" w:cs="Times New Roman"/>
+          <w:rFonts w:ascii="Montserrat" w:hAnsi="Montserrat" w:cs="Times New Roman"/>
+          <w:sz w:val="24"/>
+          <w:szCs w:val="24"/>
+        </w:rPr>
+      </w:pPr>
+      <w:r>
+        <w:rPr>
+          <w:rFonts w:ascii="Montserrat" w:hAnsi="Montserrat" w:cs="Times New Roman"/>
           <w:sz w:val="24"/>
           <w:szCs w:val="24"/>
         </w:rPr>
@@ -1981,14 +1965,14 @@
         <w:spacing w:after="0" w:line="360" w:lineRule="auto"/>
         <w:jc w:val="both"/>
         <w:rPr>
-          <w:rFonts w:ascii="Times New Roman" w:hAnsi="Times New Roman" w:cs="Times New Roman"/>
-          <w:sz w:val="24"/>
-          <w:szCs w:val="24"/>
-        </w:rPr>
-      </w:pPr>
-      <w:r>
-        <w:rPr>
-          <w:rFonts w:ascii="Times New Roman" w:hAnsi="Times New Roman" w:cs="Times New Roman"/>
+          <w:rFonts w:ascii="Montserrat" w:hAnsi="Montserrat" w:cs="Times New Roman"/>
+          <w:sz w:val="24"/>
+          <w:szCs w:val="24"/>
+        </w:rPr>
+      </w:pPr>
+      <w:r>
+        <w:rPr>
+          <w:rFonts w:ascii="Montserrat" w:hAnsi="Montserrat" w:cs="Times New Roman"/>
           <w:sz w:val="24"/>
           <w:szCs w:val="24"/>
         </w:rPr>
@@ -2001,14 +1985,14 @@
         <w:spacing w:after="0" w:line="360" w:lineRule="auto"/>
         <w:jc w:val="both"/>
         <w:rPr>
-          <w:rFonts w:ascii="Times New Roman" w:hAnsi="Times New Roman" w:cs="Times New Roman"/>
-          <w:sz w:val="24"/>
-          <w:szCs w:val="24"/>
-        </w:rPr>
-      </w:pPr>
-      <w:r>
-        <w:rPr>
-          <w:rFonts w:ascii="Times New Roman" w:hAnsi="Times New Roman" w:cs="Times New Roman"/>
+          <w:rFonts w:ascii="Montserrat" w:hAnsi="Montserrat" w:cs="Times New Roman"/>
+          <w:sz w:val="24"/>
+          <w:szCs w:val="24"/>
+        </w:rPr>
+      </w:pPr>
+      <w:r>
+        <w:rPr>
+          <w:rFonts w:ascii="Montserrat" w:hAnsi="Montserrat" w:cs="Times New Roman"/>
           <w:sz w:val="24"/>
           <w:szCs w:val="24"/>
         </w:rPr>
@@ -2017,7 +2001,7 @@
       </w:r>
       <w:r>
         <w:rPr>
-          <w:rFonts w:ascii="Times New Roman" w:hAnsi="Times New Roman" w:cs="Times New Roman"/>
+          <w:rFonts w:ascii="Montserrat" w:hAnsi="Montserrat" w:cs="Times New Roman"/>
           <w:i/>
           <w:sz w:val="24"/>
           <w:szCs w:val="24"/>
@@ -2026,7 +2010,7 @@
       </w:r>
       <w:r>
         <w:rPr>
-          <w:rFonts w:ascii="Times New Roman" w:hAnsi="Times New Roman" w:cs="Times New Roman"/>
+          <w:rFonts w:ascii="Montserrat" w:hAnsi="Montserrat" w:cs="Times New Roman"/>
           <w:sz w:val="24"/>
           <w:szCs w:val="24"/>
         </w:rPr>
@@ -2038,14 +2022,14 @@
         <w:spacing w:after="0" w:line="360" w:lineRule="auto"/>
         <w:jc w:val="both"/>
         <w:rPr>
-          <w:rFonts w:ascii="Times New Roman" w:hAnsi="Times New Roman" w:cs="Times New Roman"/>
-          <w:sz w:val="24"/>
-          <w:szCs w:val="24"/>
-        </w:rPr>
-      </w:pPr>
-      <w:r>
-        <w:rPr>
-          <w:rFonts w:ascii="Times New Roman" w:hAnsi="Times New Roman" w:cs="Times New Roman"/>
+          <w:rFonts w:ascii="Montserrat" w:hAnsi="Montserrat" w:cs="Times New Roman"/>
+          <w:sz w:val="24"/>
+          <w:szCs w:val="24"/>
+        </w:rPr>
+      </w:pPr>
+      <w:r>
+        <w:rPr>
+          <w:rFonts w:ascii="Montserrat" w:hAnsi="Montserrat" w:cs="Times New Roman"/>
           <w:sz w:val="24"/>
           <w:szCs w:val="24"/>
         </w:rPr>
@@ -2058,14 +2042,14 @@
         <w:spacing w:after="0" w:line="360" w:lineRule="auto"/>
         <w:jc w:val="both"/>
         <w:rPr>
-          <w:rFonts w:ascii="Times New Roman" w:hAnsi="Times New Roman" w:cs="Times New Roman"/>
-          <w:sz w:val="24"/>
-          <w:szCs w:val="24"/>
-        </w:rPr>
-      </w:pPr>
-      <w:r>
-        <w:rPr>
-          <w:rFonts w:ascii="Times New Roman" w:hAnsi="Times New Roman" w:cs="Times New Roman"/>
+          <w:rFonts w:ascii="Montserrat" w:hAnsi="Montserrat" w:cs="Times New Roman"/>
+          <w:sz w:val="24"/>
+          <w:szCs w:val="24"/>
+        </w:rPr>
+      </w:pPr>
+      <w:r>
+        <w:rPr>
+          <w:rFonts w:ascii="Montserrat" w:hAnsi="Montserrat" w:cs="Times New Roman"/>
           <w:sz w:val="24"/>
           <w:szCs w:val="24"/>
         </w:rPr>
@@ -2078,14 +2062,14 @@
         <w:spacing w:after="0" w:line="360" w:lineRule="auto"/>
         <w:jc w:val="both"/>
         <w:rPr>
-          <w:rFonts w:ascii="Times New Roman" w:hAnsi="Times New Roman" w:cs="Times New Roman"/>
-          <w:sz w:val="24"/>
-          <w:szCs w:val="24"/>
-        </w:rPr>
-      </w:pPr>
-      <w:r>
-        <w:rPr>
-          <w:rFonts w:ascii="Times New Roman" w:hAnsi="Times New Roman" w:cs="Times New Roman"/>
+          <w:rFonts w:ascii="Montserrat" w:hAnsi="Montserrat" w:cs="Times New Roman"/>
+          <w:sz w:val="24"/>
+          <w:szCs w:val="24"/>
+        </w:rPr>
+      </w:pPr>
+      <w:r>
+        <w:rPr>
+          <w:rFonts w:ascii="Montserrat" w:hAnsi="Montserrat" w:cs="Times New Roman"/>
           <w:sz w:val="24"/>
           <w:szCs w:val="24"/>
         </w:rPr>
@@ -2098,18 +2082,17 @@
         <w:spacing w:after="0" w:line="360" w:lineRule="auto"/>
         <w:jc w:val="both"/>
         <w:rPr>
-          <w:rFonts w:ascii="Times New Roman" w:hAnsi="Times New Roman" w:cs="Times New Roman"/>
-          <w:sz w:val="24"/>
-          <w:szCs w:val="24"/>
-        </w:rPr>
-      </w:pPr>
-      <w:r>
-        <w:rPr>
-          <w:rFonts w:ascii="Times New Roman" w:hAnsi="Times New Roman" w:cs="Times New Roman"/>
-          <w:sz w:val="24"/>
-          <w:szCs w:val="24"/>
-        </w:rPr>
-        <w:lastRenderedPageBreak/>
+          <w:rFonts w:ascii="Montserrat" w:hAnsi="Montserrat" w:cs="Times New Roman"/>
+          <w:sz w:val="24"/>
+          <w:szCs w:val="24"/>
+        </w:rPr>
+      </w:pPr>
+      <w:r>
+        <w:rPr>
+          <w:rFonts w:ascii="Montserrat" w:hAnsi="Montserrat" w:cs="Times New Roman"/>
+          <w:sz w:val="24"/>
+          <w:szCs w:val="24"/>
+        </w:rPr>
         <w:tab/>
         <w:t>Av shuddered, her arms locked around each other. “I want to believe you. I just don’t know how. Nothing makes sense. Not by itself. I just…” she swallowed. “Nothing good is happening to me. I can hardly trust myself. How do I know if it is safe to trust any one else?” She found, and held Ashara’s eyes. Her look was desperate, “How do I know if I can trust you?”</w:t>
       </w:r>
@@ -2119,14 +2102,14 @@
         <w:spacing w:after="0" w:line="360" w:lineRule="auto"/>
         <w:jc w:val="both"/>
         <w:rPr>
-          <w:rFonts w:ascii="Times New Roman" w:hAnsi="Times New Roman" w:cs="Times New Roman"/>
-          <w:sz w:val="24"/>
-          <w:szCs w:val="24"/>
-        </w:rPr>
-      </w:pPr>
-      <w:r>
-        <w:rPr>
-          <w:rFonts w:ascii="Times New Roman" w:hAnsi="Times New Roman" w:cs="Times New Roman"/>
+          <w:rFonts w:ascii="Montserrat" w:hAnsi="Montserrat" w:cs="Times New Roman"/>
+          <w:sz w:val="24"/>
+          <w:szCs w:val="24"/>
+        </w:rPr>
+      </w:pPr>
+      <w:r>
+        <w:rPr>
+          <w:rFonts w:ascii="Montserrat" w:hAnsi="Montserrat" w:cs="Times New Roman"/>
           <w:sz w:val="24"/>
           <w:szCs w:val="24"/>
         </w:rPr>
@@ -2139,14 +2122,14 @@
         <w:spacing w:after="0" w:line="360" w:lineRule="auto"/>
         <w:jc w:val="both"/>
         <w:rPr>
-          <w:rFonts w:ascii="Times New Roman" w:hAnsi="Times New Roman" w:cs="Times New Roman"/>
-          <w:sz w:val="24"/>
-          <w:szCs w:val="24"/>
-        </w:rPr>
-      </w:pPr>
-      <w:r>
-        <w:rPr>
-          <w:rFonts w:ascii="Times New Roman" w:hAnsi="Times New Roman" w:cs="Times New Roman"/>
+          <w:rFonts w:ascii="Montserrat" w:hAnsi="Montserrat" w:cs="Times New Roman"/>
+          <w:sz w:val="24"/>
+          <w:szCs w:val="24"/>
+        </w:rPr>
+      </w:pPr>
+      <w:r>
+        <w:rPr>
+          <w:rFonts w:ascii="Montserrat" w:hAnsi="Montserrat" w:cs="Times New Roman"/>
           <w:sz w:val="24"/>
           <w:szCs w:val="24"/>
         </w:rPr>
@@ -2159,49 +2142,49 @@
         <w:spacing w:after="0" w:line="360" w:lineRule="auto"/>
         <w:jc w:val="both"/>
         <w:rPr>
-          <w:rFonts w:ascii="Times New Roman" w:hAnsi="Times New Roman" w:cs="Times New Roman"/>
-          <w:sz w:val="24"/>
-          <w:szCs w:val="24"/>
-        </w:rPr>
-      </w:pPr>
-      <w:r>
-        <w:rPr>
-          <w:rFonts w:ascii="Times New Roman" w:hAnsi="Times New Roman" w:cs="Times New Roman"/>
-          <w:sz w:val="24"/>
-          <w:szCs w:val="24"/>
-        </w:rPr>
-        <w:tab/>
-      </w:r>
-      <w:r>
-        <w:rPr>
-          <w:rFonts w:ascii="Times New Roman" w:hAnsi="Times New Roman" w:cs="Times New Roman"/>
-          <w:sz w:val="24"/>
-          <w:szCs w:val="24"/>
-        </w:rPr>
-        <w:tab/>
-      </w:r>
-      <w:r>
-        <w:rPr>
-          <w:rFonts w:ascii="Times New Roman" w:hAnsi="Times New Roman" w:cs="Times New Roman"/>
-          <w:sz w:val="24"/>
-          <w:szCs w:val="24"/>
-        </w:rPr>
-        <w:tab/>
-      </w:r>
-    </w:p>
-    <w:p>
-      <w:pPr>
-        <w:spacing w:after="0" w:line="360" w:lineRule="auto"/>
-        <w:jc w:val="both"/>
-        <w:rPr>
-          <w:rFonts w:ascii="Times New Roman" w:hAnsi="Times New Roman" w:cs="Times New Roman"/>
-          <w:sz w:val="24"/>
-          <w:szCs w:val="24"/>
-        </w:rPr>
-      </w:pPr>
-      <w:r>
-        <w:rPr>
-          <w:rFonts w:ascii="Times New Roman" w:hAnsi="Times New Roman" w:cs="Times New Roman"/>
+          <w:rFonts w:ascii="Montserrat" w:hAnsi="Montserrat" w:cs="Times New Roman"/>
+          <w:sz w:val="24"/>
+          <w:szCs w:val="24"/>
+        </w:rPr>
+      </w:pPr>
+      <w:r>
+        <w:rPr>
+          <w:rFonts w:ascii="Montserrat" w:hAnsi="Montserrat" w:cs="Times New Roman"/>
+          <w:sz w:val="24"/>
+          <w:szCs w:val="24"/>
+        </w:rPr>
+        <w:tab/>
+      </w:r>
+      <w:r>
+        <w:rPr>
+          <w:rFonts w:ascii="Montserrat" w:hAnsi="Montserrat" w:cs="Times New Roman"/>
+          <w:sz w:val="24"/>
+          <w:szCs w:val="24"/>
+        </w:rPr>
+        <w:tab/>
+      </w:r>
+      <w:r>
+        <w:rPr>
+          <w:rFonts w:ascii="Montserrat" w:hAnsi="Montserrat" w:cs="Times New Roman"/>
+          <w:sz w:val="24"/>
+          <w:szCs w:val="24"/>
+        </w:rPr>
+        <w:tab/>
+      </w:r>
+    </w:p>
+    <w:p>
+      <w:pPr>
+        <w:spacing w:after="0" w:line="360" w:lineRule="auto"/>
+        <w:jc w:val="both"/>
+        <w:rPr>
+          <w:rFonts w:ascii="Montserrat" w:hAnsi="Montserrat" w:cs="Times New Roman"/>
+          <w:sz w:val="24"/>
+          <w:szCs w:val="24"/>
+        </w:rPr>
+      </w:pPr>
+      <w:r>
+        <w:rPr>
+          <w:rFonts w:ascii="Montserrat" w:hAnsi="Montserrat" w:cs="Times New Roman"/>
           <w:sz w:val="24"/>
           <w:szCs w:val="24"/>
         </w:rPr>
@@ -2213,14 +2196,14 @@
         <w:spacing w:after="0" w:line="360" w:lineRule="auto"/>
         <w:jc w:val="both"/>
         <w:rPr>
-          <w:rFonts w:ascii="Times New Roman" w:hAnsi="Times New Roman" w:cs="Times New Roman"/>
-          <w:sz w:val="24"/>
-          <w:szCs w:val="24"/>
-        </w:rPr>
-      </w:pPr>
-      <w:r>
-        <w:rPr>
-          <w:rFonts w:ascii="Times New Roman" w:hAnsi="Times New Roman" w:cs="Times New Roman"/>
+          <w:rFonts w:ascii="Montserrat" w:hAnsi="Montserrat" w:cs="Times New Roman"/>
+          <w:sz w:val="24"/>
+          <w:szCs w:val="24"/>
+        </w:rPr>
+      </w:pPr>
+      <w:r>
+        <w:rPr>
+          <w:rFonts w:ascii="Montserrat" w:hAnsi="Montserrat" w:cs="Times New Roman"/>
           <w:sz w:val="24"/>
           <w:szCs w:val="24"/>
         </w:rPr>
@@ -2233,18 +2216,17 @@
         <w:spacing w:after="0" w:line="360" w:lineRule="auto"/>
         <w:jc w:val="both"/>
         <w:rPr>
-          <w:rFonts w:ascii="Times New Roman" w:hAnsi="Times New Roman" w:cs="Times New Roman"/>
-          <w:sz w:val="24"/>
-          <w:szCs w:val="24"/>
-        </w:rPr>
-      </w:pPr>
-      <w:r>
-        <w:rPr>
-          <w:rFonts w:ascii="Times New Roman" w:hAnsi="Times New Roman" w:cs="Times New Roman"/>
-          <w:sz w:val="24"/>
-          <w:szCs w:val="24"/>
-        </w:rPr>
-        <w:lastRenderedPageBreak/>
+          <w:rFonts w:ascii="Montserrat" w:hAnsi="Montserrat" w:cs="Times New Roman"/>
+          <w:sz w:val="24"/>
+          <w:szCs w:val="24"/>
+        </w:rPr>
+      </w:pPr>
+      <w:r>
+        <w:rPr>
+          <w:rFonts w:ascii="Montserrat" w:hAnsi="Montserrat" w:cs="Times New Roman"/>
+          <w:sz w:val="24"/>
+          <w:szCs w:val="24"/>
+        </w:rPr>
         <w:tab/>
         <w:t>She strode across the room and into the bath. The bath was a room that adjoined Ashara’s bedroom. Her host’s fondness for mirrors forced her to confront her nude reflection. Uncomfortably familiar with what she saw in the glass, she looked for something beyond the surface of her form and features. It was not easy to find, but it was there. Something she could call herself, a kind of strength inside her vulnerability that would be alien to Ashara. She turned away from herself and quickly washed under the shower. Then she stepped into the bath and simmered while collecting her mind for the day. Ashara, she hoped, would have responsibilities to attend to. Unless she stumbled across her before she left the residence this morning, Av would probably not have to see her again until evening—if she still happened to be in Ashara’s room. That, she would only know after braving whatever unknowns lay beyond Ashara’s door. As she soaked in the heat, she wondered what kind of assassin would bring in a target she had failed to knock off, and set her up in her own room.</w:t>
       </w:r>
@@ -2254,14 +2236,14 @@
         <w:spacing w:after="0" w:line="360" w:lineRule="auto"/>
         <w:jc w:val="both"/>
         <w:rPr>
-          <w:rFonts w:ascii="Times New Roman" w:hAnsi="Times New Roman" w:cs="Times New Roman"/>
-          <w:sz w:val="24"/>
-          <w:szCs w:val="24"/>
-        </w:rPr>
-      </w:pPr>
-      <w:r>
-        <w:rPr>
-          <w:rFonts w:ascii="Times New Roman" w:hAnsi="Times New Roman" w:cs="Times New Roman"/>
+          <w:rFonts w:ascii="Montserrat" w:hAnsi="Montserrat" w:cs="Times New Roman"/>
+          <w:sz w:val="24"/>
+          <w:szCs w:val="24"/>
+        </w:rPr>
+      </w:pPr>
+      <w:r>
+        <w:rPr>
+          <w:rFonts w:ascii="Montserrat" w:hAnsi="Montserrat" w:cs="Times New Roman"/>
           <w:sz w:val="24"/>
           <w:szCs w:val="24"/>
         </w:rPr>
@@ -2274,14 +2256,14 @@
         <w:spacing w:after="0" w:line="360" w:lineRule="auto"/>
         <w:jc w:val="both"/>
         <w:rPr>
-          <w:rFonts w:ascii="Times New Roman" w:hAnsi="Times New Roman" w:cs="Times New Roman"/>
-          <w:sz w:val="24"/>
-          <w:szCs w:val="24"/>
-        </w:rPr>
-      </w:pPr>
-      <w:r>
-        <w:rPr>
-          <w:rFonts w:ascii="Times New Roman" w:hAnsi="Times New Roman" w:cs="Times New Roman"/>
+          <w:rFonts w:ascii="Montserrat" w:hAnsi="Montserrat" w:cs="Times New Roman"/>
+          <w:sz w:val="24"/>
+          <w:szCs w:val="24"/>
+        </w:rPr>
+      </w:pPr>
+      <w:r>
+        <w:rPr>
+          <w:rFonts w:ascii="Montserrat" w:hAnsi="Montserrat" w:cs="Times New Roman"/>
           <w:sz w:val="24"/>
           <w:szCs w:val="24"/>
         </w:rPr>
@@ -2290,7 +2272,7 @@
       </w:r>
       <w:r>
         <w:rPr>
-          <w:rFonts w:ascii="Times New Roman" w:hAnsi="Times New Roman" w:cs="Times New Roman"/>
+          <w:rFonts w:ascii="Montserrat" w:hAnsi="Montserrat" w:cs="Times New Roman"/>
           <w:i/>
           <w:sz w:val="24"/>
           <w:szCs w:val="24"/>
@@ -2299,7 +2281,7 @@
       </w:r>
       <w:r>
         <w:rPr>
-          <w:rFonts w:ascii="Times New Roman" w:hAnsi="Times New Roman" w:cs="Times New Roman"/>
+          <w:rFonts w:ascii="Montserrat" w:hAnsi="Montserrat" w:cs="Times New Roman"/>
           <w:sz w:val="24"/>
           <w:szCs w:val="24"/>
         </w:rPr>
@@ -2311,14 +2293,14 @@
         <w:spacing w:after="0" w:line="360" w:lineRule="auto"/>
         <w:jc w:val="both"/>
         <w:rPr>
-          <w:rFonts w:ascii="Times New Roman" w:hAnsi="Times New Roman" w:cs="Times New Roman"/>
-          <w:sz w:val="24"/>
-          <w:szCs w:val="24"/>
-        </w:rPr>
-      </w:pPr>
-      <w:r>
-        <w:rPr>
-          <w:rFonts w:ascii="Times New Roman" w:hAnsi="Times New Roman" w:cs="Times New Roman"/>
+          <w:rFonts w:ascii="Montserrat" w:hAnsi="Montserrat" w:cs="Times New Roman"/>
+          <w:sz w:val="24"/>
+          <w:szCs w:val="24"/>
+        </w:rPr>
+      </w:pPr>
+      <w:r>
+        <w:rPr>
+          <w:rFonts w:ascii="Montserrat" w:hAnsi="Montserrat" w:cs="Times New Roman"/>
           <w:sz w:val="24"/>
           <w:szCs w:val="24"/>
         </w:rPr>
@@ -2331,14 +2313,14 @@
         <w:spacing w:after="0" w:line="360" w:lineRule="auto"/>
         <w:jc w:val="both"/>
         <w:rPr>
-          <w:rFonts w:ascii="Times New Roman" w:hAnsi="Times New Roman" w:cs="Times New Roman"/>
-          <w:sz w:val="24"/>
-          <w:szCs w:val="24"/>
-        </w:rPr>
-      </w:pPr>
-      <w:r>
-        <w:rPr>
-          <w:rFonts w:ascii="Times New Roman" w:hAnsi="Times New Roman" w:cs="Times New Roman"/>
+          <w:rFonts w:ascii="Montserrat" w:hAnsi="Montserrat" w:cs="Times New Roman"/>
+          <w:sz w:val="24"/>
+          <w:szCs w:val="24"/>
+        </w:rPr>
+      </w:pPr>
+      <w:r>
+        <w:rPr>
+          <w:rFonts w:ascii="Montserrat" w:hAnsi="Montserrat" w:cs="Times New Roman"/>
           <w:sz w:val="24"/>
           <w:szCs w:val="24"/>
         </w:rPr>
@@ -2351,18 +2333,17 @@
         <w:spacing w:after="0" w:line="360" w:lineRule="auto"/>
         <w:jc w:val="both"/>
         <w:rPr>
-          <w:rFonts w:ascii="Times New Roman" w:hAnsi="Times New Roman" w:cs="Times New Roman"/>
-          <w:sz w:val="24"/>
-          <w:szCs w:val="24"/>
-        </w:rPr>
-      </w:pPr>
-      <w:r>
-        <w:rPr>
-          <w:rFonts w:ascii="Times New Roman" w:hAnsi="Times New Roman" w:cs="Times New Roman"/>
-          <w:sz w:val="24"/>
-          <w:szCs w:val="24"/>
-        </w:rPr>
-        <w:lastRenderedPageBreak/>
+          <w:rFonts w:ascii="Montserrat" w:hAnsi="Montserrat" w:cs="Times New Roman"/>
+          <w:sz w:val="24"/>
+          <w:szCs w:val="24"/>
+        </w:rPr>
+      </w:pPr>
+      <w:r>
+        <w:rPr>
+          <w:rFonts w:ascii="Montserrat" w:hAnsi="Montserrat" w:cs="Times New Roman"/>
+          <w:sz w:val="24"/>
+          <w:szCs w:val="24"/>
+        </w:rPr>
         <w:tab/>
         <w:t>This was the person who had reigned in her mind..</w:t>
       </w:r>
@@ -2372,14 +2353,14 @@
         <w:spacing w:after="0" w:line="360" w:lineRule="auto"/>
         <w:jc w:val="both"/>
         <w:rPr>
-          <w:rFonts w:ascii="Times New Roman" w:hAnsi="Times New Roman" w:cs="Times New Roman"/>
-          <w:sz w:val="24"/>
-          <w:szCs w:val="24"/>
-        </w:rPr>
-      </w:pPr>
-      <w:r>
-        <w:rPr>
-          <w:rFonts w:ascii="Times New Roman" w:hAnsi="Times New Roman" w:cs="Times New Roman"/>
+          <w:rFonts w:ascii="Montserrat" w:hAnsi="Montserrat" w:cs="Times New Roman"/>
+          <w:sz w:val="24"/>
+          <w:szCs w:val="24"/>
+        </w:rPr>
+      </w:pPr>
+      <w:r>
+        <w:rPr>
+          <w:rFonts w:ascii="Montserrat" w:hAnsi="Montserrat" w:cs="Times New Roman"/>
           <w:sz w:val="24"/>
           <w:szCs w:val="24"/>
         </w:rPr>
@@ -2392,14 +2373,14 @@
         <w:spacing w:after="0" w:line="360" w:lineRule="auto"/>
         <w:jc w:val="both"/>
         <w:rPr>
-          <w:rFonts w:ascii="Times New Roman" w:hAnsi="Times New Roman" w:cs="Times New Roman"/>
-          <w:sz w:val="24"/>
-          <w:szCs w:val="24"/>
-        </w:rPr>
-      </w:pPr>
-      <w:r>
-        <w:rPr>
-          <w:rFonts w:ascii="Times New Roman" w:hAnsi="Times New Roman" w:cs="Times New Roman"/>
+          <w:rFonts w:ascii="Montserrat" w:hAnsi="Montserrat" w:cs="Times New Roman"/>
+          <w:sz w:val="24"/>
+          <w:szCs w:val="24"/>
+        </w:rPr>
+      </w:pPr>
+      <w:r>
+        <w:rPr>
+          <w:rFonts w:ascii="Montserrat" w:hAnsi="Montserrat" w:cs="Times New Roman"/>
           <w:sz w:val="24"/>
           <w:szCs w:val="24"/>
         </w:rPr>
@@ -2408,7 +2389,7 @@
       </w:r>
       <w:r>
         <w:rPr>
-          <w:rFonts w:ascii="Times New Roman" w:hAnsi="Times New Roman" w:cs="Times New Roman"/>
+          <w:rFonts w:ascii="Montserrat" w:hAnsi="Montserrat" w:cs="Times New Roman"/>
           <w:i/>
           <w:sz w:val="24"/>
           <w:szCs w:val="24"/>
@@ -2417,7 +2398,7 @@
       </w:r>
       <w:r>
         <w:rPr>
-          <w:rFonts w:ascii="Times New Roman" w:hAnsi="Times New Roman" w:cs="Times New Roman"/>
+          <w:rFonts w:ascii="Montserrat" w:hAnsi="Montserrat" w:cs="Times New Roman"/>
           <w:sz w:val="24"/>
           <w:szCs w:val="24"/>
         </w:rPr>
@@ -2429,14 +2410,14 @@
         <w:spacing w:after="0" w:line="360" w:lineRule="auto"/>
         <w:jc w:val="both"/>
         <w:rPr>
-          <w:rFonts w:ascii="Times New Roman" w:hAnsi="Times New Roman" w:cs="Times New Roman"/>
-          <w:sz w:val="24"/>
-          <w:szCs w:val="24"/>
-        </w:rPr>
-      </w:pPr>
-      <w:r>
-        <w:rPr>
-          <w:rFonts w:ascii="Times New Roman" w:hAnsi="Times New Roman" w:cs="Times New Roman"/>
+          <w:rFonts w:ascii="Montserrat" w:hAnsi="Montserrat" w:cs="Times New Roman"/>
+          <w:sz w:val="24"/>
+          <w:szCs w:val="24"/>
+        </w:rPr>
+      </w:pPr>
+      <w:r>
+        <w:rPr>
+          <w:rFonts w:ascii="Montserrat" w:hAnsi="Montserrat" w:cs="Times New Roman"/>
           <w:sz w:val="24"/>
           <w:szCs w:val="24"/>
         </w:rPr>
@@ -2445,7 +2426,7 @@
       </w:r>
       <w:r>
         <w:rPr>
-          <w:rFonts w:ascii="Times New Roman" w:hAnsi="Times New Roman" w:cs="Times New Roman"/>
+          <w:rFonts w:ascii="Montserrat" w:hAnsi="Montserrat" w:cs="Times New Roman"/>
           <w:i/>
           <w:sz w:val="24"/>
           <w:szCs w:val="24"/>
@@ -2454,7 +2435,7 @@
       </w:r>
       <w:r>
         <w:rPr>
-          <w:rFonts w:ascii="Times New Roman" w:hAnsi="Times New Roman" w:cs="Times New Roman"/>
+          <w:rFonts w:ascii="Montserrat" w:hAnsi="Montserrat" w:cs="Times New Roman"/>
           <w:sz w:val="24"/>
           <w:szCs w:val="24"/>
         </w:rPr>
@@ -2466,14 +2447,14 @@
         <w:spacing w:after="0" w:line="360" w:lineRule="auto"/>
         <w:jc w:val="both"/>
         <w:rPr>
-          <w:rFonts w:ascii="Times New Roman" w:hAnsi="Times New Roman" w:cs="Times New Roman"/>
-          <w:sz w:val="24"/>
-          <w:szCs w:val="24"/>
-        </w:rPr>
-      </w:pPr>
-      <w:r>
-        <w:rPr>
-          <w:rFonts w:ascii="Times New Roman" w:hAnsi="Times New Roman" w:cs="Times New Roman"/>
+          <w:rFonts w:ascii="Montserrat" w:hAnsi="Montserrat" w:cs="Times New Roman"/>
+          <w:sz w:val="24"/>
+          <w:szCs w:val="24"/>
+        </w:rPr>
+      </w:pPr>
+      <w:r>
+        <w:rPr>
+          <w:rFonts w:ascii="Montserrat" w:hAnsi="Montserrat" w:cs="Times New Roman"/>
           <w:sz w:val="24"/>
           <w:szCs w:val="24"/>
         </w:rPr>
@@ -2486,14 +2467,14 @@
         <w:spacing w:after="0" w:line="360" w:lineRule="auto"/>
         <w:jc w:val="both"/>
         <w:rPr>
-          <w:rFonts w:ascii="Times New Roman" w:hAnsi="Times New Roman" w:cs="Times New Roman"/>
-          <w:sz w:val="24"/>
-          <w:szCs w:val="24"/>
-        </w:rPr>
-      </w:pPr>
-      <w:r>
-        <w:rPr>
-          <w:rFonts w:ascii="Times New Roman" w:hAnsi="Times New Roman" w:cs="Times New Roman"/>
+          <w:rFonts w:ascii="Montserrat" w:hAnsi="Montserrat" w:cs="Times New Roman"/>
+          <w:sz w:val="24"/>
+          <w:szCs w:val="24"/>
+        </w:rPr>
+      </w:pPr>
+      <w:r>
+        <w:rPr>
+          <w:rFonts w:ascii="Montserrat" w:hAnsi="Montserrat" w:cs="Times New Roman"/>
           <w:sz w:val="24"/>
           <w:szCs w:val="24"/>
         </w:rPr>
@@ -2502,7 +2483,7 @@
       </w:r>
       <w:r>
         <w:rPr>
-          <w:rFonts w:ascii="Times New Roman" w:hAnsi="Times New Roman" w:cs="Times New Roman"/>
+          <w:rFonts w:ascii="Montserrat" w:hAnsi="Montserrat" w:cs="Times New Roman"/>
           <w:i/>
           <w:sz w:val="24"/>
           <w:szCs w:val="24"/>
@@ -2511,7 +2492,7 @@
       </w:r>
       <w:r>
         <w:rPr>
-          <w:rFonts w:ascii="Times New Roman" w:hAnsi="Times New Roman" w:cs="Times New Roman"/>
+          <w:rFonts w:ascii="Montserrat" w:hAnsi="Montserrat" w:cs="Times New Roman"/>
           <w:sz w:val="24"/>
           <w:szCs w:val="24"/>
         </w:rPr>
@@ -2523,14 +2504,14 @@
         <w:spacing w:after="0" w:line="360" w:lineRule="auto"/>
         <w:jc w:val="both"/>
         <w:rPr>
-          <w:rFonts w:ascii="Times New Roman" w:hAnsi="Times New Roman" w:cs="Times New Roman"/>
-          <w:sz w:val="24"/>
-          <w:szCs w:val="24"/>
-        </w:rPr>
-      </w:pPr>
-      <w:r>
-        <w:rPr>
-          <w:rFonts w:ascii="Times New Roman" w:hAnsi="Times New Roman" w:cs="Times New Roman"/>
+          <w:rFonts w:ascii="Montserrat" w:hAnsi="Montserrat" w:cs="Times New Roman"/>
+          <w:sz w:val="24"/>
+          <w:szCs w:val="24"/>
+        </w:rPr>
+      </w:pPr>
+      <w:r>
+        <w:rPr>
+          <w:rFonts w:ascii="Montserrat" w:hAnsi="Montserrat" w:cs="Times New Roman"/>
           <w:sz w:val="24"/>
           <w:szCs w:val="24"/>
         </w:rPr>
@@ -2539,7 +2520,7 @@
       </w:r>
       <w:r>
         <w:rPr>
-          <w:rFonts w:ascii="Times New Roman" w:hAnsi="Times New Roman" w:cs="Times New Roman"/>
+          <w:rFonts w:ascii="Montserrat" w:hAnsi="Montserrat" w:cs="Times New Roman"/>
           <w:i/>
           <w:sz w:val="24"/>
           <w:szCs w:val="24"/>
@@ -2548,7 +2529,7 @@
       </w:r>
       <w:r>
         <w:rPr>
-          <w:rFonts w:ascii="Times New Roman" w:hAnsi="Times New Roman" w:cs="Times New Roman"/>
+          <w:rFonts w:ascii="Montserrat" w:hAnsi="Montserrat" w:cs="Times New Roman"/>
           <w:sz w:val="24"/>
           <w:szCs w:val="24"/>
         </w:rPr>
@@ -2560,14 +2541,14 @@
         <w:spacing w:after="0" w:line="360" w:lineRule="auto"/>
         <w:jc w:val="both"/>
         <w:rPr>
-          <w:rFonts w:ascii="Times New Roman" w:hAnsi="Times New Roman" w:cs="Times New Roman"/>
-          <w:sz w:val="24"/>
-          <w:szCs w:val="24"/>
-        </w:rPr>
-      </w:pPr>
-      <w:r>
-        <w:rPr>
-          <w:rFonts w:ascii="Times New Roman" w:hAnsi="Times New Roman" w:cs="Times New Roman"/>
+          <w:rFonts w:ascii="Montserrat" w:hAnsi="Montserrat" w:cs="Times New Roman"/>
+          <w:sz w:val="24"/>
+          <w:szCs w:val="24"/>
+        </w:rPr>
+      </w:pPr>
+      <w:r>
+        <w:rPr>
+          <w:rFonts w:ascii="Montserrat" w:hAnsi="Montserrat" w:cs="Times New Roman"/>
           <w:sz w:val="24"/>
           <w:szCs w:val="24"/>
         </w:rPr>
@@ -2576,7 +2557,7 @@
       </w:r>
       <w:r>
         <w:rPr>
-          <w:rFonts w:ascii="Times New Roman" w:hAnsi="Times New Roman" w:cs="Times New Roman"/>
+          <w:rFonts w:ascii="Montserrat" w:hAnsi="Montserrat" w:cs="Times New Roman"/>
           <w:i/>
           <w:sz w:val="24"/>
           <w:szCs w:val="24"/>
@@ -2585,7 +2566,7 @@
       </w:r>
       <w:r>
         <w:rPr>
-          <w:rFonts w:ascii="Times New Roman" w:hAnsi="Times New Roman" w:cs="Times New Roman"/>
+          <w:rFonts w:ascii="Montserrat" w:hAnsi="Montserrat" w:cs="Times New Roman"/>
           <w:sz w:val="24"/>
           <w:szCs w:val="24"/>
         </w:rPr>
@@ -2597,18 +2578,17 @@
         <w:spacing w:after="0" w:line="360" w:lineRule="auto"/>
         <w:jc w:val="both"/>
         <w:rPr>
-          <w:rFonts w:ascii="Times New Roman" w:hAnsi="Times New Roman" w:cs="Times New Roman"/>
-          <w:sz w:val="24"/>
-          <w:szCs w:val="24"/>
-        </w:rPr>
-      </w:pPr>
-      <w:r>
-        <w:rPr>
-          <w:rFonts w:ascii="Times New Roman" w:hAnsi="Times New Roman" w:cs="Times New Roman"/>
-          <w:sz w:val="24"/>
-          <w:szCs w:val="24"/>
-        </w:rPr>
-        <w:lastRenderedPageBreak/>
+          <w:rFonts w:ascii="Montserrat" w:hAnsi="Montserrat" w:cs="Times New Roman"/>
+          <w:sz w:val="24"/>
+          <w:szCs w:val="24"/>
+        </w:rPr>
+      </w:pPr>
+      <w:r>
+        <w:rPr>
+          <w:rFonts w:ascii="Montserrat" w:hAnsi="Montserrat" w:cs="Times New Roman"/>
+          <w:sz w:val="24"/>
+          <w:szCs w:val="24"/>
+        </w:rPr>
         <w:tab/>
         <w:t>Av flushed darkly, glancing down his torso in apprehension. “I wasn’t even there,” she denied hotly, “How can I be afraid, when I don’t even remember what happened?”</w:t>
       </w:r>
@@ -2618,14 +2598,14 @@
         <w:spacing w:after="0" w:line="360" w:lineRule="auto"/>
         <w:jc w:val="both"/>
         <w:rPr>
-          <w:rFonts w:ascii="Times New Roman" w:hAnsi="Times New Roman" w:cs="Times New Roman"/>
-          <w:sz w:val="24"/>
-          <w:szCs w:val="24"/>
-        </w:rPr>
-      </w:pPr>
-      <w:r>
-        <w:rPr>
-          <w:rFonts w:ascii="Times New Roman" w:hAnsi="Times New Roman" w:cs="Times New Roman"/>
+          <w:rFonts w:ascii="Montserrat" w:hAnsi="Montserrat" w:cs="Times New Roman"/>
+          <w:sz w:val="24"/>
+          <w:szCs w:val="24"/>
+        </w:rPr>
+      </w:pPr>
+      <w:r>
+        <w:rPr>
+          <w:rFonts w:ascii="Montserrat" w:hAnsi="Montserrat" w:cs="Times New Roman"/>
           <w:sz w:val="24"/>
           <w:szCs w:val="24"/>
         </w:rPr>
@@ -2638,14 +2618,14 @@
         <w:spacing w:after="0" w:line="360" w:lineRule="auto"/>
         <w:jc w:val="both"/>
         <w:rPr>
-          <w:rFonts w:ascii="Times New Roman" w:hAnsi="Times New Roman" w:cs="Times New Roman"/>
-          <w:sz w:val="24"/>
-          <w:szCs w:val="24"/>
-        </w:rPr>
-      </w:pPr>
-      <w:r>
-        <w:rPr>
-          <w:rFonts w:ascii="Times New Roman" w:hAnsi="Times New Roman" w:cs="Times New Roman"/>
+          <w:rFonts w:ascii="Montserrat" w:hAnsi="Montserrat" w:cs="Times New Roman"/>
+          <w:sz w:val="24"/>
+          <w:szCs w:val="24"/>
+        </w:rPr>
+      </w:pPr>
+      <w:r>
+        <w:rPr>
+          <w:rFonts w:ascii="Montserrat" w:hAnsi="Montserrat" w:cs="Times New Roman"/>
           <w:sz w:val="24"/>
           <w:szCs w:val="24"/>
         </w:rPr>
@@ -2658,14 +2638,14 @@
         <w:spacing w:after="0" w:line="360" w:lineRule="auto"/>
         <w:jc w:val="both"/>
         <w:rPr>
-          <w:rFonts w:ascii="Times New Roman" w:hAnsi="Times New Roman" w:cs="Times New Roman"/>
-          <w:sz w:val="24"/>
-          <w:szCs w:val="24"/>
-        </w:rPr>
-      </w:pPr>
-      <w:r>
-        <w:rPr>
-          <w:rFonts w:ascii="Times New Roman" w:hAnsi="Times New Roman" w:cs="Times New Roman"/>
+          <w:rFonts w:ascii="Montserrat" w:hAnsi="Montserrat" w:cs="Times New Roman"/>
+          <w:sz w:val="24"/>
+          <w:szCs w:val="24"/>
+        </w:rPr>
+      </w:pPr>
+      <w:r>
+        <w:rPr>
+          <w:rFonts w:ascii="Montserrat" w:hAnsi="Montserrat" w:cs="Times New Roman"/>
           <w:sz w:val="24"/>
           <w:szCs w:val="24"/>
         </w:rPr>
@@ -2678,14 +2658,14 @@
         <w:spacing w:after="0" w:line="360" w:lineRule="auto"/>
         <w:jc w:val="both"/>
         <w:rPr>
-          <w:rFonts w:ascii="Times New Roman" w:hAnsi="Times New Roman" w:cs="Times New Roman"/>
-          <w:sz w:val="24"/>
-          <w:szCs w:val="24"/>
-        </w:rPr>
-      </w:pPr>
-      <w:r>
-        <w:rPr>
-          <w:rFonts w:ascii="Times New Roman" w:hAnsi="Times New Roman" w:cs="Times New Roman"/>
+          <w:rFonts w:ascii="Montserrat" w:hAnsi="Montserrat" w:cs="Times New Roman"/>
+          <w:sz w:val="24"/>
+          <w:szCs w:val="24"/>
+        </w:rPr>
+      </w:pPr>
+      <w:r>
+        <w:rPr>
+          <w:rFonts w:ascii="Montserrat" w:hAnsi="Montserrat" w:cs="Times New Roman"/>
           <w:sz w:val="24"/>
           <w:szCs w:val="24"/>
         </w:rPr>
@@ -2698,14 +2678,14 @@
         <w:spacing w:after="0" w:line="360" w:lineRule="auto"/>
         <w:jc w:val="both"/>
         <w:rPr>
-          <w:rFonts w:ascii="Times New Roman" w:hAnsi="Times New Roman" w:cs="Times New Roman"/>
-          <w:sz w:val="24"/>
-          <w:szCs w:val="24"/>
-        </w:rPr>
-      </w:pPr>
-      <w:r>
-        <w:rPr>
-          <w:rFonts w:ascii="Times New Roman" w:hAnsi="Times New Roman" w:cs="Times New Roman"/>
+          <w:rFonts w:ascii="Montserrat" w:hAnsi="Montserrat" w:cs="Times New Roman"/>
+          <w:sz w:val="24"/>
+          <w:szCs w:val="24"/>
+        </w:rPr>
+      </w:pPr>
+      <w:r>
+        <w:rPr>
+          <w:rFonts w:ascii="Montserrat" w:hAnsi="Montserrat" w:cs="Times New Roman"/>
           <w:sz w:val="24"/>
           <w:szCs w:val="24"/>
         </w:rPr>
@@ -2718,14 +2698,14 @@
         <w:spacing w:after="0" w:line="360" w:lineRule="auto"/>
         <w:jc w:val="both"/>
         <w:rPr>
-          <w:rFonts w:ascii="Times New Roman" w:hAnsi="Times New Roman" w:cs="Times New Roman"/>
-          <w:sz w:val="24"/>
-          <w:szCs w:val="24"/>
-        </w:rPr>
-      </w:pPr>
-      <w:r>
-        <w:rPr>
-          <w:rFonts w:ascii="Times New Roman" w:hAnsi="Times New Roman" w:cs="Times New Roman"/>
+          <w:rFonts w:ascii="Montserrat" w:hAnsi="Montserrat" w:cs="Times New Roman"/>
+          <w:sz w:val="24"/>
+          <w:szCs w:val="24"/>
+        </w:rPr>
+      </w:pPr>
+      <w:r>
+        <w:rPr>
+          <w:rFonts w:ascii="Montserrat" w:hAnsi="Montserrat" w:cs="Times New Roman"/>
           <w:sz w:val="24"/>
           <w:szCs w:val="24"/>
         </w:rPr>
@@ -2738,14 +2718,14 @@
         <w:spacing w:after="0" w:line="360" w:lineRule="auto"/>
         <w:jc w:val="both"/>
         <w:rPr>
-          <w:rFonts w:ascii="Times New Roman" w:hAnsi="Times New Roman" w:cs="Times New Roman"/>
-          <w:sz w:val="24"/>
-          <w:szCs w:val="24"/>
-        </w:rPr>
-      </w:pPr>
-      <w:r>
-        <w:rPr>
-          <w:rFonts w:ascii="Times New Roman" w:hAnsi="Times New Roman" w:cs="Times New Roman"/>
+          <w:rFonts w:ascii="Montserrat" w:hAnsi="Montserrat" w:cs="Times New Roman"/>
+          <w:sz w:val="24"/>
+          <w:szCs w:val="24"/>
+        </w:rPr>
+      </w:pPr>
+      <w:r>
+        <w:rPr>
+          <w:rFonts w:ascii="Montserrat" w:hAnsi="Montserrat" w:cs="Times New Roman"/>
           <w:sz w:val="24"/>
           <w:szCs w:val="24"/>
         </w:rPr>
@@ -2758,14 +2738,14 @@
         <w:spacing w:after="0" w:line="360" w:lineRule="auto"/>
         <w:jc w:val="both"/>
         <w:rPr>
-          <w:rFonts w:ascii="Times New Roman" w:hAnsi="Times New Roman" w:cs="Times New Roman"/>
-          <w:sz w:val="24"/>
-          <w:szCs w:val="24"/>
-        </w:rPr>
-      </w:pPr>
-      <w:r>
-        <w:rPr>
-          <w:rFonts w:ascii="Times New Roman" w:hAnsi="Times New Roman" w:cs="Times New Roman"/>
+          <w:rFonts w:ascii="Montserrat" w:hAnsi="Montserrat" w:cs="Times New Roman"/>
+          <w:sz w:val="24"/>
+          <w:szCs w:val="24"/>
+        </w:rPr>
+      </w:pPr>
+      <w:r>
+        <w:rPr>
+          <w:rFonts w:ascii="Montserrat" w:hAnsi="Montserrat" w:cs="Times New Roman"/>
           <w:sz w:val="24"/>
           <w:szCs w:val="24"/>
         </w:rPr>
@@ -2778,14 +2758,14 @@
         <w:spacing w:after="0" w:line="360" w:lineRule="auto"/>
         <w:jc w:val="both"/>
         <w:rPr>
-          <w:rFonts w:ascii="Times New Roman" w:hAnsi="Times New Roman" w:cs="Times New Roman"/>
-          <w:sz w:val="24"/>
-          <w:szCs w:val="24"/>
-        </w:rPr>
-      </w:pPr>
-      <w:r>
-        <w:rPr>
-          <w:rFonts w:ascii="Times New Roman" w:hAnsi="Times New Roman" w:cs="Times New Roman"/>
+          <w:rFonts w:ascii="Montserrat" w:hAnsi="Montserrat" w:cs="Times New Roman"/>
+          <w:sz w:val="24"/>
+          <w:szCs w:val="24"/>
+        </w:rPr>
+      </w:pPr>
+      <w:r>
+        <w:rPr>
+          <w:rFonts w:ascii="Montserrat" w:hAnsi="Montserrat" w:cs="Times New Roman"/>
           <w:sz w:val="24"/>
           <w:szCs w:val="24"/>
         </w:rPr>
@@ -2794,7 +2774,7 @@
       </w:r>
       <w:r>
         <w:rPr>
-          <w:rFonts w:ascii="Times New Roman" w:hAnsi="Times New Roman" w:cs="Times New Roman"/>
+          <w:rFonts w:ascii="Montserrat" w:hAnsi="Montserrat" w:cs="Times New Roman"/>
           <w:i/>
           <w:sz w:val="24"/>
           <w:szCs w:val="24"/>
@@ -2803,7 +2783,7 @@
       </w:r>
       <w:r>
         <w:rPr>
-          <w:rFonts w:ascii="Times New Roman" w:hAnsi="Times New Roman" w:cs="Times New Roman"/>
+          <w:rFonts w:ascii="Montserrat" w:hAnsi="Montserrat" w:cs="Times New Roman"/>
           <w:sz w:val="24"/>
           <w:szCs w:val="24"/>
         </w:rPr>
@@ -2815,14 +2795,14 @@
         <w:spacing w:after="0" w:line="360" w:lineRule="auto"/>
         <w:jc w:val="both"/>
         <w:rPr>
-          <w:rFonts w:ascii="Times New Roman" w:hAnsi="Times New Roman" w:cs="Times New Roman"/>
-          <w:sz w:val="24"/>
-          <w:szCs w:val="24"/>
-        </w:rPr>
-      </w:pPr>
-      <w:r>
-        <w:rPr>
-          <w:rFonts w:ascii="Times New Roman" w:hAnsi="Times New Roman" w:cs="Times New Roman"/>
+          <w:rFonts w:ascii="Montserrat" w:hAnsi="Montserrat" w:cs="Times New Roman"/>
+          <w:sz w:val="24"/>
+          <w:szCs w:val="24"/>
+        </w:rPr>
+      </w:pPr>
+      <w:r>
+        <w:rPr>
+          <w:rFonts w:ascii="Montserrat" w:hAnsi="Montserrat" w:cs="Times New Roman"/>
           <w:sz w:val="24"/>
           <w:szCs w:val="24"/>
         </w:rPr>
@@ -2835,43 +2815,34 @@
         <w:spacing w:after="0" w:line="360" w:lineRule="auto"/>
         <w:jc w:val="both"/>
         <w:rPr>
-          <w:rFonts w:ascii="Times New Roman" w:hAnsi="Times New Roman" w:cs="Times New Roman"/>
-          <w:sz w:val="24"/>
-          <w:szCs w:val="24"/>
-        </w:rPr>
-      </w:pPr>
-      <w:r>
-        <w:rPr>
-          <w:rFonts w:ascii="Times New Roman" w:hAnsi="Times New Roman" w:cs="Times New Roman"/>
-          <w:sz w:val="24"/>
-          <w:szCs w:val="24"/>
-        </w:rPr>
-        <w:tab/>
-        <w:t xml:space="preserve">“But,” Amaeo went on, his hands starting to caress her flanks, “the anger and hate you started to feel were not over sex. They were not turned against your sexuality.” He felt the resistance go out of her legs, and gently started easing them back toward the bed. </w:t>
-      </w:r>
-      <w:r>
-        <w:rPr>
-          <w:rFonts w:ascii="Times New Roman" w:hAnsi="Times New Roman" w:cs="Times New Roman"/>
-          <w:sz w:val="24"/>
-          <w:szCs w:val="24"/>
-        </w:rPr>
-        <w:lastRenderedPageBreak/>
-        <w:t>He was still talking, “You looked at what had happened, and started placing blame. It was his fault for being a man—for being highly aroused and sexually attractive—because his lust made it easy for him to take advantage of you. It was your fault, for being naked and defenseless—for being easy to take advantage of. But, most of all, it was someone else’s fault for leaving you naked; after all, you certainly wouldn’t do something so ridiculously stupid as cripple your own defenses, would you?”</w:t>
-      </w:r>
-    </w:p>
-    <w:p>
-      <w:pPr>
-        <w:spacing w:after="0" w:line="360" w:lineRule="auto"/>
-        <w:jc w:val="both"/>
-        <w:rPr>
-          <w:rFonts w:ascii="Times New Roman" w:hAnsi="Times New Roman" w:cs="Times New Roman"/>
-          <w:sz w:val="24"/>
-          <w:szCs w:val="24"/>
-        </w:rPr>
-      </w:pPr>
-      <w:r>
-        <w:rPr>
-          <w:rFonts w:ascii="Times New Roman" w:hAnsi="Times New Roman" w:cs="Times New Roman"/>
+          <w:rFonts w:ascii="Montserrat" w:hAnsi="Montserrat" w:cs="Times New Roman"/>
+          <w:sz w:val="24"/>
+          <w:szCs w:val="24"/>
+        </w:rPr>
+      </w:pPr>
+      <w:r>
+        <w:rPr>
+          <w:rFonts w:ascii="Montserrat" w:hAnsi="Montserrat" w:cs="Times New Roman"/>
+          <w:sz w:val="24"/>
+          <w:szCs w:val="24"/>
+        </w:rPr>
+        <w:tab/>
+        <w:t>“But,” Amaeo went on, his hands starting to caress her flanks, “the anger and hate you started to feel were not over sex. They were not turned against your sexuality.” He felt the resistance go out of her legs, and gently started easing them back toward the bed. He was still talking, “You looked at what had happened, and started placing blame. It was his fault for being a man—for being highly aroused and sexually attractive—because his lust made it easy for him to take advantage of you. It was your fault, for being naked and defenseless—for being easy to take advantage of. But, most of all, it was someone else’s fault for leaving you naked; after all, you certainly wouldn’t do something so ridiculously stupid as cripple your own defenses, would you?”</w:t>
+      </w:r>
+    </w:p>
+    <w:p>
+      <w:pPr>
+        <w:spacing w:after="0" w:line="360" w:lineRule="auto"/>
+        <w:jc w:val="both"/>
+        <w:rPr>
+          <w:rFonts w:ascii="Montserrat" w:hAnsi="Montserrat" w:cs="Times New Roman"/>
+          <w:sz w:val="24"/>
+          <w:szCs w:val="24"/>
+        </w:rPr>
+      </w:pPr>
+      <w:r>
+        <w:rPr>
+          <w:rFonts w:ascii="Montserrat" w:hAnsi="Montserrat" w:cs="Times New Roman"/>
           <w:sz w:val="24"/>
           <w:szCs w:val="24"/>
         </w:rPr>
@@ -2884,14 +2855,14 @@
         <w:spacing w:after="0" w:line="360" w:lineRule="auto"/>
         <w:jc w:val="both"/>
         <w:rPr>
-          <w:rFonts w:ascii="Times New Roman" w:hAnsi="Times New Roman" w:cs="Times New Roman"/>
-          <w:sz w:val="24"/>
-          <w:szCs w:val="24"/>
-        </w:rPr>
-      </w:pPr>
-      <w:r>
-        <w:rPr>
-          <w:rFonts w:ascii="Times New Roman" w:hAnsi="Times New Roman" w:cs="Times New Roman"/>
+          <w:rFonts w:ascii="Montserrat" w:hAnsi="Montserrat" w:cs="Times New Roman"/>
+          <w:sz w:val="24"/>
+          <w:szCs w:val="24"/>
+        </w:rPr>
+      </w:pPr>
+      <w:r>
+        <w:rPr>
+          <w:rFonts w:ascii="Montserrat" w:hAnsi="Montserrat" w:cs="Times New Roman"/>
           <w:sz w:val="24"/>
           <w:szCs w:val="24"/>
         </w:rPr>
@@ -2904,14 +2875,14 @@
         <w:spacing w:after="0" w:line="360" w:lineRule="auto"/>
         <w:jc w:val="both"/>
         <w:rPr>
-          <w:rFonts w:ascii="Times New Roman" w:hAnsi="Times New Roman" w:cs="Times New Roman"/>
-          <w:sz w:val="24"/>
-          <w:szCs w:val="24"/>
-        </w:rPr>
-      </w:pPr>
-      <w:r>
-        <w:rPr>
-          <w:rFonts w:ascii="Times New Roman" w:hAnsi="Times New Roman" w:cs="Times New Roman"/>
+          <w:rFonts w:ascii="Montserrat" w:hAnsi="Montserrat" w:cs="Times New Roman"/>
+          <w:sz w:val="24"/>
+          <w:szCs w:val="24"/>
+        </w:rPr>
+      </w:pPr>
+      <w:r>
+        <w:rPr>
+          <w:rFonts w:ascii="Montserrat" w:hAnsi="Montserrat" w:cs="Times New Roman"/>
           <w:sz w:val="24"/>
           <w:szCs w:val="24"/>
         </w:rPr>
@@ -2924,14 +2895,14 @@
         <w:spacing w:after="0" w:line="360" w:lineRule="auto"/>
         <w:jc w:val="both"/>
         <w:rPr>
-          <w:rFonts w:ascii="Times New Roman" w:hAnsi="Times New Roman" w:cs="Times New Roman"/>
-          <w:sz w:val="24"/>
-          <w:szCs w:val="24"/>
-        </w:rPr>
-      </w:pPr>
-      <w:r>
-        <w:rPr>
-          <w:rFonts w:ascii="Times New Roman" w:hAnsi="Times New Roman" w:cs="Times New Roman"/>
+          <w:rFonts w:ascii="Montserrat" w:hAnsi="Montserrat" w:cs="Times New Roman"/>
+          <w:sz w:val="24"/>
+          <w:szCs w:val="24"/>
+        </w:rPr>
+      </w:pPr>
+      <w:r>
+        <w:rPr>
+          <w:rFonts w:ascii="Montserrat" w:hAnsi="Montserrat" w:cs="Times New Roman"/>
           <w:sz w:val="24"/>
           <w:szCs w:val="24"/>
         </w:rPr>
@@ -2944,14 +2915,14 @@
         <w:spacing w:after="0" w:line="360" w:lineRule="auto"/>
         <w:jc w:val="both"/>
         <w:rPr>
-          <w:rFonts w:ascii="Times New Roman" w:hAnsi="Times New Roman" w:cs="Times New Roman"/>
-          <w:sz w:val="24"/>
-          <w:szCs w:val="24"/>
-        </w:rPr>
-      </w:pPr>
-      <w:r>
-        <w:rPr>
-          <w:rFonts w:ascii="Times New Roman" w:hAnsi="Times New Roman" w:cs="Times New Roman"/>
+          <w:rFonts w:ascii="Montserrat" w:hAnsi="Montserrat" w:cs="Times New Roman"/>
+          <w:sz w:val="24"/>
+          <w:szCs w:val="24"/>
+        </w:rPr>
+      </w:pPr>
+      <w:r>
+        <w:rPr>
+          <w:rFonts w:ascii="Montserrat" w:hAnsi="Montserrat" w:cs="Times New Roman"/>
           <w:sz w:val="24"/>
           <w:szCs w:val="24"/>
         </w:rPr>
@@ -2960,7 +2931,7 @@
       </w:r>
       <w:r>
         <w:rPr>
-          <w:rFonts w:ascii="Times New Roman" w:hAnsi="Times New Roman" w:cs="Times New Roman"/>
+          <w:rFonts w:ascii="Montserrat" w:hAnsi="Montserrat" w:cs="Times New Roman"/>
           <w:i/>
           <w:sz w:val="24"/>
           <w:szCs w:val="24"/>
@@ -2969,7 +2940,7 @@
       </w:r>
       <w:r>
         <w:rPr>
-          <w:rFonts w:ascii="Times New Roman" w:hAnsi="Times New Roman" w:cs="Times New Roman"/>
+          <w:rFonts w:ascii="Montserrat" w:hAnsi="Montserrat" w:cs="Times New Roman"/>
           <w:sz w:val="24"/>
           <w:szCs w:val="24"/>
         </w:rPr>
@@ -2981,14 +2952,14 @@
         <w:spacing w:after="0" w:line="360" w:lineRule="auto"/>
         <w:jc w:val="both"/>
         <w:rPr>
-          <w:rFonts w:ascii="Times New Roman" w:hAnsi="Times New Roman" w:cs="Times New Roman"/>
-          <w:sz w:val="24"/>
-          <w:szCs w:val="24"/>
-        </w:rPr>
-      </w:pPr>
-      <w:r>
-        <w:rPr>
-          <w:rFonts w:ascii="Times New Roman" w:hAnsi="Times New Roman" w:cs="Times New Roman"/>
+          <w:rFonts w:ascii="Montserrat" w:hAnsi="Montserrat" w:cs="Times New Roman"/>
+          <w:sz w:val="24"/>
+          <w:szCs w:val="24"/>
+        </w:rPr>
+      </w:pPr>
+      <w:r>
+        <w:rPr>
+          <w:rFonts w:ascii="Montserrat" w:hAnsi="Montserrat" w:cs="Times New Roman"/>
           <w:sz w:val="24"/>
           <w:szCs w:val="24"/>
         </w:rPr>
@@ -3001,43 +2972,34 @@
         <w:spacing w:after="0" w:line="360" w:lineRule="auto"/>
         <w:jc w:val="both"/>
         <w:rPr>
-          <w:rFonts w:ascii="Times New Roman" w:hAnsi="Times New Roman" w:cs="Times New Roman"/>
-          <w:sz w:val="24"/>
-          <w:szCs w:val="24"/>
-        </w:rPr>
-      </w:pPr>
-      <w:r>
-        <w:rPr>
-          <w:rFonts w:ascii="Times New Roman" w:hAnsi="Times New Roman" w:cs="Times New Roman"/>
-          <w:sz w:val="24"/>
-          <w:szCs w:val="24"/>
-        </w:rPr>
-        <w:tab/>
-        <w:t xml:space="preserve">Turning back to her, he said, “I might be willing to let you take advantage of me. In which case it would be up to you to convince me, but as it stands, I have something else I must do first. There is,” he indicated the door to the bathroom, “a shower available, </w:t>
-      </w:r>
-      <w:r>
-        <w:rPr>
-          <w:rFonts w:ascii="Times New Roman" w:hAnsi="Times New Roman" w:cs="Times New Roman"/>
-          <w:sz w:val="24"/>
-          <w:szCs w:val="24"/>
-        </w:rPr>
-        <w:lastRenderedPageBreak/>
-        <w:t>and I am certain it provides all the cold water you could desire. Failing that, I am sure you could find something to do with yourself to sate your appetite.” She gave him another disbelieving stare, so he added, “self control starts with yourself.”</w:t>
-      </w:r>
-    </w:p>
-    <w:p>
-      <w:pPr>
-        <w:spacing w:after="0" w:line="360" w:lineRule="auto"/>
-        <w:jc w:val="both"/>
-        <w:rPr>
-          <w:rFonts w:ascii="Times New Roman" w:hAnsi="Times New Roman" w:cs="Times New Roman"/>
-          <w:sz w:val="24"/>
-          <w:szCs w:val="24"/>
-        </w:rPr>
-      </w:pPr>
-      <w:r>
-        <w:rPr>
-          <w:rFonts w:ascii="Times New Roman" w:hAnsi="Times New Roman" w:cs="Times New Roman"/>
+          <w:rFonts w:ascii="Montserrat" w:hAnsi="Montserrat" w:cs="Times New Roman"/>
+          <w:sz w:val="24"/>
+          <w:szCs w:val="24"/>
+        </w:rPr>
+      </w:pPr>
+      <w:r>
+        <w:rPr>
+          <w:rFonts w:ascii="Montserrat" w:hAnsi="Montserrat" w:cs="Times New Roman"/>
+          <w:sz w:val="24"/>
+          <w:szCs w:val="24"/>
+        </w:rPr>
+        <w:tab/>
+        <w:t>Turning back to her, he said, “I might be willing to let you take advantage of me. In which case it would be up to you to convince me, but as it stands, I have something else I must do first. There is,” he indicated the door to the bathroom, “a shower available, and I am certain it provides all the cold water you could desire. Failing that, I am sure you could find something to do with yourself to sate your appetite.” She gave him another disbelieving stare, so he added, “self control starts with yourself.”</w:t>
+      </w:r>
+    </w:p>
+    <w:p>
+      <w:pPr>
+        <w:spacing w:after="0" w:line="360" w:lineRule="auto"/>
+        <w:jc w:val="both"/>
+        <w:rPr>
+          <w:rFonts w:ascii="Montserrat" w:hAnsi="Montserrat" w:cs="Times New Roman"/>
+          <w:sz w:val="24"/>
+          <w:szCs w:val="24"/>
+        </w:rPr>
+      </w:pPr>
+      <w:r>
+        <w:rPr>
+          <w:rFonts w:ascii="Montserrat" w:hAnsi="Montserrat" w:cs="Times New Roman"/>
           <w:sz w:val="24"/>
           <w:szCs w:val="24"/>
         </w:rPr>
@@ -3050,49 +3012,49 @@
         <w:spacing w:after="0" w:line="360" w:lineRule="auto"/>
         <w:jc w:val="both"/>
         <w:rPr>
-          <w:rFonts w:ascii="Times New Roman" w:hAnsi="Times New Roman" w:cs="Times New Roman"/>
-          <w:sz w:val="24"/>
-          <w:szCs w:val="24"/>
-        </w:rPr>
-      </w:pPr>
-      <w:r>
-        <w:rPr>
-          <w:rFonts w:ascii="Times New Roman" w:hAnsi="Times New Roman" w:cs="Times New Roman"/>
-          <w:sz w:val="24"/>
-          <w:szCs w:val="24"/>
-        </w:rPr>
-        <w:tab/>
-      </w:r>
-      <w:r>
-        <w:rPr>
-          <w:rFonts w:ascii="Times New Roman" w:hAnsi="Times New Roman" w:cs="Times New Roman"/>
-          <w:sz w:val="24"/>
-          <w:szCs w:val="24"/>
-        </w:rPr>
-        <w:tab/>
-      </w:r>
-      <w:r>
-        <w:rPr>
-          <w:rFonts w:ascii="Times New Roman" w:hAnsi="Times New Roman" w:cs="Times New Roman"/>
-          <w:sz w:val="24"/>
-          <w:szCs w:val="24"/>
-        </w:rPr>
-        <w:tab/>
-      </w:r>
-    </w:p>
-    <w:p>
-      <w:pPr>
-        <w:spacing w:after="0" w:line="360" w:lineRule="auto"/>
-        <w:jc w:val="both"/>
-        <w:rPr>
-          <w:rFonts w:ascii="Times New Roman" w:hAnsi="Times New Roman" w:cs="Times New Roman"/>
-          <w:sz w:val="24"/>
-          <w:szCs w:val="24"/>
-        </w:rPr>
-      </w:pPr>
-      <w:r>
-        <w:rPr>
-          <w:rFonts w:ascii="Times New Roman" w:hAnsi="Times New Roman" w:cs="Times New Roman"/>
+          <w:rFonts w:ascii="Montserrat" w:hAnsi="Montserrat" w:cs="Times New Roman"/>
+          <w:sz w:val="24"/>
+          <w:szCs w:val="24"/>
+        </w:rPr>
+      </w:pPr>
+      <w:r>
+        <w:rPr>
+          <w:rFonts w:ascii="Montserrat" w:hAnsi="Montserrat" w:cs="Times New Roman"/>
+          <w:sz w:val="24"/>
+          <w:szCs w:val="24"/>
+        </w:rPr>
+        <w:tab/>
+      </w:r>
+      <w:r>
+        <w:rPr>
+          <w:rFonts w:ascii="Montserrat" w:hAnsi="Montserrat" w:cs="Times New Roman"/>
+          <w:sz w:val="24"/>
+          <w:szCs w:val="24"/>
+        </w:rPr>
+        <w:tab/>
+      </w:r>
+      <w:r>
+        <w:rPr>
+          <w:rFonts w:ascii="Montserrat" w:hAnsi="Montserrat" w:cs="Times New Roman"/>
+          <w:sz w:val="24"/>
+          <w:szCs w:val="24"/>
+        </w:rPr>
+        <w:tab/>
+      </w:r>
+    </w:p>
+    <w:p>
+      <w:pPr>
+        <w:spacing w:after="0" w:line="360" w:lineRule="auto"/>
+        <w:jc w:val="both"/>
+        <w:rPr>
+          <w:rFonts w:ascii="Montserrat" w:hAnsi="Montserrat" w:cs="Times New Roman"/>
+          <w:sz w:val="24"/>
+          <w:szCs w:val="24"/>
+        </w:rPr>
+      </w:pPr>
+      <w:r>
+        <w:rPr>
+          <w:rFonts w:ascii="Montserrat" w:hAnsi="Montserrat" w:cs="Times New Roman"/>
           <w:sz w:val="24"/>
           <w:szCs w:val="24"/>
         </w:rPr>
@@ -3104,14 +3066,14 @@
         <w:spacing w:after="0" w:line="360" w:lineRule="auto"/>
         <w:jc w:val="both"/>
         <w:rPr>
-          <w:rFonts w:ascii="Times New Roman" w:hAnsi="Times New Roman" w:cs="Times New Roman"/>
-          <w:sz w:val="24"/>
-          <w:szCs w:val="24"/>
-        </w:rPr>
-      </w:pPr>
-      <w:r>
-        <w:rPr>
-          <w:rFonts w:ascii="Times New Roman" w:hAnsi="Times New Roman" w:cs="Times New Roman"/>
+          <w:rFonts w:ascii="Montserrat" w:hAnsi="Montserrat" w:cs="Times New Roman"/>
+          <w:sz w:val="24"/>
+          <w:szCs w:val="24"/>
+        </w:rPr>
+      </w:pPr>
+      <w:r>
+        <w:rPr>
+          <w:rFonts w:ascii="Montserrat" w:hAnsi="Montserrat" w:cs="Times New Roman"/>
           <w:sz w:val="24"/>
           <w:szCs w:val="24"/>
         </w:rPr>
@@ -3124,14 +3086,14 @@
         <w:spacing w:after="0" w:line="360" w:lineRule="auto"/>
         <w:jc w:val="both"/>
         <w:rPr>
-          <w:rFonts w:ascii="Times New Roman" w:hAnsi="Times New Roman" w:cs="Times New Roman"/>
-          <w:sz w:val="24"/>
-          <w:szCs w:val="24"/>
-        </w:rPr>
-      </w:pPr>
-      <w:r>
-        <w:rPr>
-          <w:rFonts w:ascii="Times New Roman" w:hAnsi="Times New Roman" w:cs="Times New Roman"/>
+          <w:rFonts w:ascii="Montserrat" w:hAnsi="Montserrat" w:cs="Times New Roman"/>
+          <w:sz w:val="24"/>
+          <w:szCs w:val="24"/>
+        </w:rPr>
+      </w:pPr>
+      <w:r>
+        <w:rPr>
+          <w:rFonts w:ascii="Montserrat" w:hAnsi="Montserrat" w:cs="Times New Roman"/>
           <w:sz w:val="24"/>
           <w:szCs w:val="24"/>
         </w:rPr>
@@ -3144,14 +3106,14 @@
         <w:spacing w:after="0" w:line="360" w:lineRule="auto"/>
         <w:jc w:val="both"/>
         <w:rPr>
-          <w:rFonts w:ascii="Times New Roman" w:hAnsi="Times New Roman" w:cs="Times New Roman"/>
-          <w:sz w:val="24"/>
-          <w:szCs w:val="24"/>
-        </w:rPr>
-      </w:pPr>
-      <w:r>
-        <w:rPr>
-          <w:rFonts w:ascii="Times New Roman" w:hAnsi="Times New Roman" w:cs="Times New Roman"/>
+          <w:rFonts w:ascii="Montserrat" w:hAnsi="Montserrat" w:cs="Times New Roman"/>
+          <w:sz w:val="24"/>
+          <w:szCs w:val="24"/>
+        </w:rPr>
+      </w:pPr>
+      <w:r>
+        <w:rPr>
+          <w:rFonts w:ascii="Montserrat" w:hAnsi="Montserrat" w:cs="Times New Roman"/>
           <w:sz w:val="24"/>
           <w:szCs w:val="24"/>
         </w:rPr>
@@ -3164,14 +3126,14 @@
         <w:spacing w:after="0" w:line="360" w:lineRule="auto"/>
         <w:jc w:val="both"/>
         <w:rPr>
-          <w:rFonts w:ascii="Times New Roman" w:hAnsi="Times New Roman" w:cs="Times New Roman"/>
-          <w:sz w:val="24"/>
-          <w:szCs w:val="24"/>
-        </w:rPr>
-      </w:pPr>
-      <w:r>
-        <w:rPr>
-          <w:rFonts w:ascii="Times New Roman" w:hAnsi="Times New Roman" w:cs="Times New Roman"/>
+          <w:rFonts w:ascii="Montserrat" w:hAnsi="Montserrat" w:cs="Times New Roman"/>
+          <w:sz w:val="24"/>
+          <w:szCs w:val="24"/>
+        </w:rPr>
+      </w:pPr>
+      <w:r>
+        <w:rPr>
+          <w:rFonts w:ascii="Montserrat" w:hAnsi="Montserrat" w:cs="Times New Roman"/>
           <w:sz w:val="24"/>
           <w:szCs w:val="24"/>
         </w:rPr>
@@ -3184,14 +3146,14 @@
         <w:spacing w:after="0" w:line="360" w:lineRule="auto"/>
         <w:jc w:val="both"/>
         <w:rPr>
-          <w:rFonts w:ascii="Times New Roman" w:hAnsi="Times New Roman" w:cs="Times New Roman"/>
-          <w:sz w:val="24"/>
-          <w:szCs w:val="24"/>
-        </w:rPr>
-      </w:pPr>
-      <w:r>
-        <w:rPr>
-          <w:rFonts w:ascii="Times New Roman" w:hAnsi="Times New Roman" w:cs="Times New Roman"/>
+          <w:rFonts w:ascii="Montserrat" w:hAnsi="Montserrat" w:cs="Times New Roman"/>
+          <w:sz w:val="24"/>
+          <w:szCs w:val="24"/>
+        </w:rPr>
+      </w:pPr>
+      <w:r>
+        <w:rPr>
+          <w:rFonts w:ascii="Montserrat" w:hAnsi="Montserrat" w:cs="Times New Roman"/>
           <w:sz w:val="24"/>
           <w:szCs w:val="24"/>
         </w:rPr>
@@ -3200,7 +3162,7 @@
       </w:r>
       <w:r>
         <w:rPr>
-          <w:rFonts w:ascii="Times New Roman" w:hAnsi="Times New Roman" w:cs="Times New Roman"/>
+          <w:rFonts w:ascii="Montserrat" w:hAnsi="Montserrat" w:cs="Times New Roman"/>
           <w:i/>
           <w:sz w:val="24"/>
           <w:szCs w:val="24"/>
@@ -3209,7 +3171,7 @@
       </w:r>
       <w:r>
         <w:rPr>
-          <w:rFonts w:ascii="Times New Roman" w:hAnsi="Times New Roman" w:cs="Times New Roman"/>
+          <w:rFonts w:ascii="Montserrat" w:hAnsi="Montserrat" w:cs="Times New Roman"/>
           <w:sz w:val="24"/>
           <w:szCs w:val="24"/>
         </w:rPr>
@@ -3221,14 +3183,14 @@
         <w:spacing w:after="0" w:line="360" w:lineRule="auto"/>
         <w:jc w:val="both"/>
         <w:rPr>
-          <w:rFonts w:ascii="Times New Roman" w:hAnsi="Times New Roman" w:cs="Times New Roman"/>
-          <w:sz w:val="24"/>
-          <w:szCs w:val="24"/>
-        </w:rPr>
-      </w:pPr>
-      <w:r>
-        <w:rPr>
-          <w:rFonts w:ascii="Times New Roman" w:hAnsi="Times New Roman" w:cs="Times New Roman"/>
+          <w:rFonts w:ascii="Montserrat" w:hAnsi="Montserrat" w:cs="Times New Roman"/>
+          <w:sz w:val="24"/>
+          <w:szCs w:val="24"/>
+        </w:rPr>
+      </w:pPr>
+      <w:r>
+        <w:rPr>
+          <w:rFonts w:ascii="Montserrat" w:hAnsi="Montserrat" w:cs="Times New Roman"/>
           <w:sz w:val="24"/>
           <w:szCs w:val="24"/>
         </w:rPr>
@@ -3241,14 +3203,14 @@
         <w:spacing w:after="0" w:line="360" w:lineRule="auto"/>
         <w:jc w:val="both"/>
         <w:rPr>
-          <w:rFonts w:ascii="Times New Roman" w:hAnsi="Times New Roman" w:cs="Times New Roman"/>
-          <w:sz w:val="24"/>
-          <w:szCs w:val="24"/>
-        </w:rPr>
-      </w:pPr>
-      <w:r>
-        <w:rPr>
-          <w:rFonts w:ascii="Times New Roman" w:hAnsi="Times New Roman" w:cs="Times New Roman"/>
+          <w:rFonts w:ascii="Montserrat" w:hAnsi="Montserrat" w:cs="Times New Roman"/>
+          <w:sz w:val="24"/>
+          <w:szCs w:val="24"/>
+        </w:rPr>
+      </w:pPr>
+      <w:r>
+        <w:rPr>
+          <w:rFonts w:ascii="Montserrat" w:hAnsi="Montserrat" w:cs="Times New Roman"/>
           <w:sz w:val="24"/>
           <w:szCs w:val="24"/>
         </w:rPr>
@@ -3261,43 +3223,34 @@
         <w:spacing w:after="0" w:line="360" w:lineRule="auto"/>
         <w:jc w:val="both"/>
         <w:rPr>
-          <w:rFonts w:ascii="Times New Roman" w:hAnsi="Times New Roman" w:cs="Times New Roman"/>
-          <w:sz w:val="24"/>
-          <w:szCs w:val="24"/>
-        </w:rPr>
-      </w:pPr>
-      <w:r>
-        <w:rPr>
-          <w:rFonts w:ascii="Times New Roman" w:hAnsi="Times New Roman" w:cs="Times New Roman"/>
-          <w:sz w:val="24"/>
-          <w:szCs w:val="24"/>
-        </w:rPr>
-        <w:tab/>
-        <w:t xml:space="preserve">“Nothing,” she replied, gathering up the wine glasses and getting up. Why did she sound so relieved? Av wondered, as Amaeo held out a hand to help her to her feet. All at </w:t>
-      </w:r>
-      <w:r>
-        <w:rPr>
-          <w:rFonts w:ascii="Times New Roman" w:hAnsi="Times New Roman" w:cs="Times New Roman"/>
-          <w:sz w:val="24"/>
-          <w:szCs w:val="24"/>
-        </w:rPr>
-        <w:lastRenderedPageBreak/>
-        <w:t>once, she did remember. She remembered why she passed out. To both their surprise, she flinched away from her rather violently. Amaeo was instantly alarmed.</w:t>
-      </w:r>
-    </w:p>
-    <w:p>
-      <w:pPr>
-        <w:spacing w:after="0" w:line="360" w:lineRule="auto"/>
-        <w:jc w:val="both"/>
-        <w:rPr>
-          <w:rFonts w:ascii="Times New Roman" w:hAnsi="Times New Roman" w:cs="Times New Roman"/>
-          <w:sz w:val="24"/>
-          <w:szCs w:val="24"/>
-        </w:rPr>
-      </w:pPr>
-      <w:r>
-        <w:rPr>
-          <w:rFonts w:ascii="Times New Roman" w:hAnsi="Times New Roman" w:cs="Times New Roman"/>
+          <w:rFonts w:ascii="Montserrat" w:hAnsi="Montserrat" w:cs="Times New Roman"/>
+          <w:sz w:val="24"/>
+          <w:szCs w:val="24"/>
+        </w:rPr>
+      </w:pPr>
+      <w:r>
+        <w:rPr>
+          <w:rFonts w:ascii="Montserrat" w:hAnsi="Montserrat" w:cs="Times New Roman"/>
+          <w:sz w:val="24"/>
+          <w:szCs w:val="24"/>
+        </w:rPr>
+        <w:tab/>
+        <w:t>“Nothing,” she replied, gathering up the wine glasses and getting up. Why did she sound so relieved? Av wondered, as Amaeo held out a hand to help her to her feet. All at once, she did remember. She remembered why she passed out. To both their surprise, she flinched away from her rather violently. Amaeo was instantly alarmed.</w:t>
+      </w:r>
+    </w:p>
+    <w:p>
+      <w:pPr>
+        <w:spacing w:after="0" w:line="360" w:lineRule="auto"/>
+        <w:jc w:val="both"/>
+        <w:rPr>
+          <w:rFonts w:ascii="Montserrat" w:hAnsi="Montserrat" w:cs="Times New Roman"/>
+          <w:sz w:val="24"/>
+          <w:szCs w:val="24"/>
+        </w:rPr>
+      </w:pPr>
+      <w:r>
+        <w:rPr>
+          <w:rFonts w:ascii="Montserrat" w:hAnsi="Montserrat" w:cs="Times New Roman"/>
           <w:sz w:val="24"/>
           <w:szCs w:val="24"/>
         </w:rPr>
@@ -3310,14 +3263,14 @@
         <w:spacing w:after="0" w:line="360" w:lineRule="auto"/>
         <w:jc w:val="both"/>
         <w:rPr>
-          <w:rFonts w:ascii="Times New Roman" w:hAnsi="Times New Roman" w:cs="Times New Roman"/>
-          <w:sz w:val="24"/>
-          <w:szCs w:val="24"/>
-        </w:rPr>
-      </w:pPr>
-      <w:r>
-        <w:rPr>
-          <w:rFonts w:ascii="Times New Roman" w:hAnsi="Times New Roman" w:cs="Times New Roman"/>
+          <w:rFonts w:ascii="Montserrat" w:hAnsi="Montserrat" w:cs="Times New Roman"/>
+          <w:sz w:val="24"/>
+          <w:szCs w:val="24"/>
+        </w:rPr>
+      </w:pPr>
+      <w:r>
+        <w:rPr>
+          <w:rFonts w:ascii="Montserrat" w:hAnsi="Montserrat" w:cs="Times New Roman"/>
           <w:sz w:val="24"/>
           <w:szCs w:val="24"/>
         </w:rPr>
@@ -3330,14 +3283,14 @@
         <w:spacing w:after="0" w:line="360" w:lineRule="auto"/>
         <w:jc w:val="both"/>
         <w:rPr>
-          <w:rFonts w:ascii="Times New Roman" w:hAnsi="Times New Roman" w:cs="Times New Roman"/>
-          <w:sz w:val="24"/>
-          <w:szCs w:val="24"/>
-        </w:rPr>
-      </w:pPr>
-      <w:r>
-        <w:rPr>
-          <w:rFonts w:ascii="Times New Roman" w:hAnsi="Times New Roman" w:cs="Times New Roman"/>
+          <w:rFonts w:ascii="Montserrat" w:hAnsi="Montserrat" w:cs="Times New Roman"/>
+          <w:sz w:val="24"/>
+          <w:szCs w:val="24"/>
+        </w:rPr>
+      </w:pPr>
+      <w:r>
+        <w:rPr>
+          <w:rFonts w:ascii="Montserrat" w:hAnsi="Montserrat" w:cs="Times New Roman"/>
           <w:sz w:val="24"/>
           <w:szCs w:val="24"/>
         </w:rPr>
@@ -3350,43 +3303,34 @@
         <w:spacing w:after="0" w:line="360" w:lineRule="auto"/>
         <w:jc w:val="both"/>
         <w:rPr>
-          <w:rFonts w:ascii="Times New Roman" w:hAnsi="Times New Roman" w:cs="Times New Roman"/>
-          <w:sz w:val="24"/>
-          <w:szCs w:val="24"/>
-        </w:rPr>
-      </w:pPr>
-      <w:r>
-        <w:rPr>
-          <w:rFonts w:ascii="Times New Roman" w:hAnsi="Times New Roman" w:cs="Times New Roman"/>
-          <w:sz w:val="24"/>
-          <w:szCs w:val="24"/>
-        </w:rPr>
-        <w:tab/>
-        <w:t xml:space="preserve">Having done everything she could to probe for Av’s missing past, Amaeo turned to untangling the memories she had acquired recently. Av had submitted, when Amaeo pointed out that her exposed mind had subjected her to stolen memories every minute since she had first awakened. Amaeo was only offering to recover whatever personal memories she had lost to the overwhelming impact of those alien experiences. Everything </w:t>
-      </w:r>
-      <w:r>
-        <w:rPr>
-          <w:rFonts w:ascii="Times New Roman" w:hAnsi="Times New Roman" w:cs="Times New Roman"/>
-          <w:sz w:val="24"/>
-          <w:szCs w:val="24"/>
-        </w:rPr>
-        <w:lastRenderedPageBreak/>
-        <w:t>had been fine until Amaeo found her suspicions against Ashana. She was  such a fool. Av had been thrown into turmoil, struggling to preserve the virginity of those dangerous moments. Amaeo had hurt her, forcing her to give up those memories. When she blacked out, Amaeo was sure to have pried them free.</w:t>
-      </w:r>
-    </w:p>
-    <w:p>
-      <w:pPr>
-        <w:spacing w:after="0" w:line="360" w:lineRule="auto"/>
-        <w:jc w:val="both"/>
-        <w:rPr>
-          <w:rFonts w:ascii="Times New Roman" w:hAnsi="Times New Roman" w:cs="Times New Roman"/>
-          <w:sz w:val="24"/>
-          <w:szCs w:val="24"/>
-        </w:rPr>
-      </w:pPr>
-      <w:r>
-        <w:rPr>
-          <w:rFonts w:ascii="Times New Roman" w:hAnsi="Times New Roman" w:cs="Times New Roman"/>
+          <w:rFonts w:ascii="Montserrat" w:hAnsi="Montserrat" w:cs="Times New Roman"/>
+          <w:sz w:val="24"/>
+          <w:szCs w:val="24"/>
+        </w:rPr>
+      </w:pPr>
+      <w:r>
+        <w:rPr>
+          <w:rFonts w:ascii="Montserrat" w:hAnsi="Montserrat" w:cs="Times New Roman"/>
+          <w:sz w:val="24"/>
+          <w:szCs w:val="24"/>
+        </w:rPr>
+        <w:tab/>
+        <w:t>Having done everything she could to probe for Av’s missing past, Amaeo turned to untangling the memories she had acquired recently. Av had submitted, when Amaeo pointed out that her exposed mind had subjected her to stolen memories every minute since she had first awakened. Amaeo was only offering to recover whatever personal memories she had lost to the overwhelming impact of those alien experiences. Everything had been fine until Amaeo found her suspicions against Ashana. She was  such a fool. Av had been thrown into turmoil, struggling to preserve the virginity of those dangerous moments. Amaeo had hurt her, forcing her to give up those memories. When she blacked out, Amaeo was sure to have pried them free.</w:t>
+      </w:r>
+    </w:p>
+    <w:p>
+      <w:pPr>
+        <w:spacing w:after="0" w:line="360" w:lineRule="auto"/>
+        <w:jc w:val="both"/>
+        <w:rPr>
+          <w:rFonts w:ascii="Montserrat" w:hAnsi="Montserrat" w:cs="Times New Roman"/>
+          <w:sz w:val="24"/>
+          <w:szCs w:val="24"/>
+        </w:rPr>
+      </w:pPr>
+      <w:r>
+        <w:rPr>
+          <w:rFonts w:ascii="Montserrat" w:hAnsi="Montserrat" w:cs="Times New Roman"/>
           <w:sz w:val="24"/>
           <w:szCs w:val="24"/>
         </w:rPr>
@@ -3399,14 +3343,14 @@
         <w:spacing w:after="0" w:line="360" w:lineRule="auto"/>
         <w:jc w:val="both"/>
         <w:rPr>
-          <w:rFonts w:ascii="Times New Roman" w:hAnsi="Times New Roman" w:cs="Times New Roman"/>
-          <w:sz w:val="24"/>
-          <w:szCs w:val="24"/>
-        </w:rPr>
-      </w:pPr>
-      <w:r>
-        <w:rPr>
-          <w:rFonts w:ascii="Times New Roman" w:hAnsi="Times New Roman" w:cs="Times New Roman"/>
+          <w:rFonts w:ascii="Montserrat" w:hAnsi="Montserrat" w:cs="Times New Roman"/>
+          <w:sz w:val="24"/>
+          <w:szCs w:val="24"/>
+        </w:rPr>
+      </w:pPr>
+      <w:r>
+        <w:rPr>
+          <w:rFonts w:ascii="Montserrat" w:hAnsi="Montserrat" w:cs="Times New Roman"/>
           <w:sz w:val="24"/>
           <w:szCs w:val="24"/>
         </w:rPr>
@@ -3419,14 +3363,14 @@
         <w:spacing w:after="0" w:line="360" w:lineRule="auto"/>
         <w:jc w:val="both"/>
         <w:rPr>
-          <w:rFonts w:ascii="Times New Roman" w:hAnsi="Times New Roman" w:cs="Times New Roman"/>
-          <w:sz w:val="24"/>
-          <w:szCs w:val="24"/>
-        </w:rPr>
-      </w:pPr>
-      <w:r>
-        <w:rPr>
-          <w:rFonts w:ascii="Times New Roman" w:hAnsi="Times New Roman" w:cs="Times New Roman"/>
+          <w:rFonts w:ascii="Montserrat" w:hAnsi="Montserrat" w:cs="Times New Roman"/>
+          <w:sz w:val="24"/>
+          <w:szCs w:val="24"/>
+        </w:rPr>
+      </w:pPr>
+      <w:r>
+        <w:rPr>
+          <w:rFonts w:ascii="Montserrat" w:hAnsi="Montserrat" w:cs="Times New Roman"/>
           <w:sz w:val="24"/>
           <w:szCs w:val="24"/>
         </w:rPr>
@@ -3435,7 +3379,7 @@
       </w:r>
       <w:r>
         <w:rPr>
-          <w:rFonts w:ascii="Times New Roman" w:hAnsi="Times New Roman" w:cs="Times New Roman"/>
+          <w:rFonts w:ascii="Montserrat" w:hAnsi="Montserrat" w:cs="Times New Roman"/>
           <w:i/>
           <w:sz w:val="24"/>
           <w:szCs w:val="24"/>
@@ -3444,7 +3388,7 @@
       </w:r>
       <w:r>
         <w:rPr>
-          <w:rFonts w:ascii="Times New Roman" w:hAnsi="Times New Roman" w:cs="Times New Roman"/>
+          <w:rFonts w:ascii="Montserrat" w:hAnsi="Montserrat" w:cs="Times New Roman"/>
           <w:sz w:val="24"/>
           <w:szCs w:val="24"/>
         </w:rPr>
@@ -3456,14 +3400,14 @@
         <w:spacing w:after="0" w:line="360" w:lineRule="auto"/>
         <w:jc w:val="both"/>
         <w:rPr>
-          <w:rFonts w:ascii="Times New Roman" w:hAnsi="Times New Roman" w:cs="Times New Roman"/>
-          <w:sz w:val="24"/>
-          <w:szCs w:val="24"/>
-        </w:rPr>
-      </w:pPr>
-      <w:r>
-        <w:rPr>
-          <w:rFonts w:ascii="Times New Roman" w:hAnsi="Times New Roman" w:cs="Times New Roman"/>
+          <w:rFonts w:ascii="Montserrat" w:hAnsi="Montserrat" w:cs="Times New Roman"/>
+          <w:sz w:val="24"/>
+          <w:szCs w:val="24"/>
+        </w:rPr>
+      </w:pPr>
+      <w:r>
+        <w:rPr>
+          <w:rFonts w:ascii="Montserrat" w:hAnsi="Montserrat" w:cs="Times New Roman"/>
           <w:sz w:val="24"/>
           <w:szCs w:val="24"/>
         </w:rPr>
@@ -3476,14 +3420,14 @@
         <w:spacing w:after="0" w:line="360" w:lineRule="auto"/>
         <w:jc w:val="both"/>
         <w:rPr>
-          <w:rFonts w:ascii="Times New Roman" w:hAnsi="Times New Roman" w:cs="Times New Roman"/>
-          <w:sz w:val="24"/>
-          <w:szCs w:val="24"/>
-        </w:rPr>
-      </w:pPr>
-      <w:r>
-        <w:rPr>
-          <w:rFonts w:ascii="Times New Roman" w:hAnsi="Times New Roman" w:cs="Times New Roman"/>
+          <w:rFonts w:ascii="Montserrat" w:hAnsi="Montserrat" w:cs="Times New Roman"/>
+          <w:sz w:val="24"/>
+          <w:szCs w:val="24"/>
+        </w:rPr>
+      </w:pPr>
+      <w:r>
+        <w:rPr>
+          <w:rFonts w:ascii="Montserrat" w:hAnsi="Montserrat" w:cs="Times New Roman"/>
           <w:sz w:val="24"/>
           <w:szCs w:val="24"/>
         </w:rPr>
@@ -3496,14 +3440,14 @@
         <w:spacing w:after="0" w:line="360" w:lineRule="auto"/>
         <w:jc w:val="both"/>
         <w:rPr>
-          <w:rFonts w:ascii="Times New Roman" w:hAnsi="Times New Roman" w:cs="Times New Roman"/>
-          <w:sz w:val="24"/>
-          <w:szCs w:val="24"/>
-        </w:rPr>
-      </w:pPr>
-      <w:r>
-        <w:rPr>
-          <w:rFonts w:ascii="Times New Roman" w:hAnsi="Times New Roman" w:cs="Times New Roman"/>
+          <w:rFonts w:ascii="Montserrat" w:hAnsi="Montserrat" w:cs="Times New Roman"/>
+          <w:sz w:val="24"/>
+          <w:szCs w:val="24"/>
+        </w:rPr>
+      </w:pPr>
+      <w:r>
+        <w:rPr>
+          <w:rFonts w:ascii="Montserrat" w:hAnsi="Montserrat" w:cs="Times New Roman"/>
           <w:sz w:val="24"/>
           <w:szCs w:val="24"/>
         </w:rPr>
@@ -3516,14 +3460,14 @@
         <w:spacing w:after="0" w:line="360" w:lineRule="auto"/>
         <w:jc w:val="both"/>
         <w:rPr>
-          <w:rFonts w:ascii="Times New Roman" w:hAnsi="Times New Roman" w:cs="Times New Roman"/>
-          <w:sz w:val="24"/>
-          <w:szCs w:val="24"/>
-        </w:rPr>
-      </w:pPr>
-      <w:r>
-        <w:rPr>
-          <w:rFonts w:ascii="Times New Roman" w:hAnsi="Times New Roman" w:cs="Times New Roman"/>
+          <w:rFonts w:ascii="Montserrat" w:hAnsi="Montserrat" w:cs="Times New Roman"/>
+          <w:sz w:val="24"/>
+          <w:szCs w:val="24"/>
+        </w:rPr>
+      </w:pPr>
+      <w:r>
+        <w:rPr>
+          <w:rFonts w:ascii="Montserrat" w:hAnsi="Montserrat" w:cs="Times New Roman"/>
           <w:sz w:val="24"/>
           <w:szCs w:val="24"/>
         </w:rPr>
@@ -3532,7 +3476,7 @@
       </w:r>
       <w:r>
         <w:rPr>
-          <w:rFonts w:ascii="Times New Roman" w:hAnsi="Times New Roman" w:cs="Times New Roman"/>
+          <w:rFonts w:ascii="Montserrat" w:hAnsi="Montserrat" w:cs="Times New Roman"/>
           <w:i/>
           <w:sz w:val="24"/>
           <w:szCs w:val="24"/>
@@ -3541,7 +3485,7 @@
       </w:r>
       <w:r>
         <w:rPr>
-          <w:rFonts w:ascii="Times New Roman" w:hAnsi="Times New Roman" w:cs="Times New Roman"/>
+          <w:rFonts w:ascii="Montserrat" w:hAnsi="Montserrat" w:cs="Times New Roman"/>
           <w:sz w:val="24"/>
           <w:szCs w:val="24"/>
         </w:rPr>
@@ -3553,14 +3497,14 @@
         <w:spacing w:after="0" w:line="360" w:lineRule="auto"/>
         <w:jc w:val="both"/>
         <w:rPr>
-          <w:rFonts w:ascii="Times New Roman" w:hAnsi="Times New Roman" w:cs="Times New Roman"/>
-          <w:sz w:val="24"/>
-          <w:szCs w:val="24"/>
-        </w:rPr>
-      </w:pPr>
-      <w:r>
-        <w:rPr>
-          <w:rFonts w:ascii="Times New Roman" w:hAnsi="Times New Roman" w:cs="Times New Roman"/>
+          <w:rFonts w:ascii="Montserrat" w:hAnsi="Montserrat" w:cs="Times New Roman"/>
+          <w:sz w:val="24"/>
+          <w:szCs w:val="24"/>
+        </w:rPr>
+      </w:pPr>
+      <w:r>
+        <w:rPr>
+          <w:rFonts w:ascii="Montserrat" w:hAnsi="Montserrat" w:cs="Times New Roman"/>
           <w:sz w:val="24"/>
           <w:szCs w:val="24"/>
         </w:rPr>
@@ -3573,14 +3517,14 @@
         <w:spacing w:after="0" w:line="360" w:lineRule="auto"/>
         <w:jc w:val="both"/>
         <w:rPr>
-          <w:rFonts w:ascii="Times New Roman" w:hAnsi="Times New Roman" w:cs="Times New Roman"/>
-          <w:sz w:val="24"/>
-          <w:szCs w:val="24"/>
-        </w:rPr>
-      </w:pPr>
-      <w:r>
-        <w:rPr>
-          <w:rFonts w:ascii="Times New Roman" w:hAnsi="Times New Roman" w:cs="Times New Roman"/>
+          <w:rFonts w:ascii="Montserrat" w:hAnsi="Montserrat" w:cs="Times New Roman"/>
+          <w:sz w:val="24"/>
+          <w:szCs w:val="24"/>
+        </w:rPr>
+      </w:pPr>
+      <w:r>
+        <w:rPr>
+          <w:rFonts w:ascii="Montserrat" w:hAnsi="Montserrat" w:cs="Times New Roman"/>
           <w:sz w:val="24"/>
           <w:szCs w:val="24"/>
         </w:rPr>
@@ -3593,14 +3537,14 @@
         <w:spacing w:after="0" w:line="360" w:lineRule="auto"/>
         <w:jc w:val="both"/>
         <w:rPr>
-          <w:rFonts w:ascii="Times New Roman" w:hAnsi="Times New Roman" w:cs="Times New Roman"/>
-          <w:sz w:val="24"/>
-          <w:szCs w:val="24"/>
-        </w:rPr>
-      </w:pPr>
-      <w:r>
-        <w:rPr>
-          <w:rFonts w:ascii="Times New Roman" w:hAnsi="Times New Roman" w:cs="Times New Roman"/>
+          <w:rFonts w:ascii="Montserrat" w:hAnsi="Montserrat" w:cs="Times New Roman"/>
+          <w:sz w:val="24"/>
+          <w:szCs w:val="24"/>
+        </w:rPr>
+      </w:pPr>
+      <w:r>
+        <w:rPr>
+          <w:rFonts w:ascii="Montserrat" w:hAnsi="Montserrat" w:cs="Times New Roman"/>
           <w:sz w:val="24"/>
           <w:szCs w:val="24"/>
         </w:rPr>
@@ -3613,18 +3557,17 @@
         <w:spacing w:after="0" w:line="360" w:lineRule="auto"/>
         <w:jc w:val="both"/>
         <w:rPr>
-          <w:rFonts w:ascii="Times New Roman" w:hAnsi="Times New Roman" w:cs="Times New Roman"/>
-          <w:sz w:val="24"/>
-          <w:szCs w:val="24"/>
-        </w:rPr>
-      </w:pPr>
-      <w:r>
-        <w:rPr>
-          <w:rFonts w:ascii="Times New Roman" w:hAnsi="Times New Roman" w:cs="Times New Roman"/>
-          <w:sz w:val="24"/>
-          <w:szCs w:val="24"/>
-        </w:rPr>
-        <w:lastRenderedPageBreak/>
+          <w:rFonts w:ascii="Montserrat" w:hAnsi="Montserrat" w:cs="Times New Roman"/>
+          <w:sz w:val="24"/>
+          <w:szCs w:val="24"/>
+        </w:rPr>
+      </w:pPr>
+      <w:r>
+        <w:rPr>
+          <w:rFonts w:ascii="Montserrat" w:hAnsi="Montserrat" w:cs="Times New Roman"/>
+          <w:sz w:val="24"/>
+          <w:szCs w:val="24"/>
+        </w:rPr>
         <w:tab/>
         <w:t>She shrugged. “You remember what we did talk about, don't you?” she returned.</w:t>
       </w:r>
@@ -3634,14 +3577,14 @@
         <w:spacing w:after="0" w:line="360" w:lineRule="auto"/>
         <w:jc w:val="both"/>
         <w:rPr>
-          <w:rFonts w:ascii="Times New Roman" w:hAnsi="Times New Roman" w:cs="Times New Roman"/>
-          <w:sz w:val="24"/>
-          <w:szCs w:val="24"/>
-        </w:rPr>
-      </w:pPr>
-      <w:r>
-        <w:rPr>
-          <w:rFonts w:ascii="Times New Roman" w:hAnsi="Times New Roman" w:cs="Times New Roman"/>
+          <w:rFonts w:ascii="Montserrat" w:hAnsi="Montserrat" w:cs="Times New Roman"/>
+          <w:sz w:val="24"/>
+          <w:szCs w:val="24"/>
+        </w:rPr>
+      </w:pPr>
+      <w:r>
+        <w:rPr>
+          <w:rFonts w:ascii="Montserrat" w:hAnsi="Montserrat" w:cs="Times New Roman"/>
           <w:sz w:val="24"/>
           <w:szCs w:val="24"/>
         </w:rPr>
@@ -3654,14 +3597,14 @@
         <w:spacing w:after="0" w:line="360" w:lineRule="auto"/>
         <w:jc w:val="both"/>
         <w:rPr>
-          <w:rFonts w:ascii="Times New Roman" w:hAnsi="Times New Roman" w:cs="Times New Roman"/>
-          <w:sz w:val="24"/>
-          <w:szCs w:val="24"/>
-        </w:rPr>
-      </w:pPr>
-      <w:r>
-        <w:rPr>
-          <w:rFonts w:ascii="Times New Roman" w:hAnsi="Times New Roman" w:cs="Times New Roman"/>
+          <w:rFonts w:ascii="Montserrat" w:hAnsi="Montserrat" w:cs="Times New Roman"/>
+          <w:sz w:val="24"/>
+          <w:szCs w:val="24"/>
+        </w:rPr>
+      </w:pPr>
+      <w:r>
+        <w:rPr>
+          <w:rFonts w:ascii="Montserrat" w:hAnsi="Montserrat" w:cs="Times New Roman"/>
           <w:sz w:val="24"/>
           <w:szCs w:val="24"/>
         </w:rPr>
@@ -3674,14 +3617,14 @@
         <w:spacing w:after="0" w:line="360" w:lineRule="auto"/>
         <w:jc w:val="both"/>
         <w:rPr>
-          <w:rFonts w:ascii="Times New Roman" w:hAnsi="Times New Roman" w:cs="Times New Roman"/>
-          <w:sz w:val="24"/>
-          <w:szCs w:val="24"/>
-        </w:rPr>
-      </w:pPr>
-      <w:r>
-        <w:rPr>
-          <w:rFonts w:ascii="Times New Roman" w:hAnsi="Times New Roman" w:cs="Times New Roman"/>
+          <w:rFonts w:ascii="Montserrat" w:hAnsi="Montserrat" w:cs="Times New Roman"/>
+          <w:sz w:val="24"/>
+          <w:szCs w:val="24"/>
+        </w:rPr>
+      </w:pPr>
+      <w:r>
+        <w:rPr>
+          <w:rFonts w:ascii="Montserrat" w:hAnsi="Montserrat" w:cs="Times New Roman"/>
           <w:sz w:val="24"/>
           <w:szCs w:val="24"/>
         </w:rPr>
@@ -3694,14 +3637,14 @@
         <w:spacing w:after="0" w:line="360" w:lineRule="auto"/>
         <w:jc w:val="both"/>
         <w:rPr>
-          <w:rFonts w:ascii="Times New Roman" w:hAnsi="Times New Roman" w:cs="Times New Roman"/>
-          <w:sz w:val="24"/>
-          <w:szCs w:val="24"/>
-        </w:rPr>
-      </w:pPr>
-      <w:r>
-        <w:rPr>
-          <w:rFonts w:ascii="Times New Roman" w:hAnsi="Times New Roman" w:cs="Times New Roman"/>
+          <w:rFonts w:ascii="Montserrat" w:hAnsi="Montserrat" w:cs="Times New Roman"/>
+          <w:sz w:val="24"/>
+          <w:szCs w:val="24"/>
+        </w:rPr>
+      </w:pPr>
+      <w:r>
+        <w:rPr>
+          <w:rFonts w:ascii="Montserrat" w:hAnsi="Montserrat" w:cs="Times New Roman"/>
           <w:sz w:val="24"/>
           <w:szCs w:val="24"/>
         </w:rPr>
@@ -3710,7 +3653,7 @@
       </w:r>
       <w:r>
         <w:rPr>
-          <w:rFonts w:ascii="Times New Roman" w:hAnsi="Times New Roman" w:cs="Times New Roman"/>
+          <w:rFonts w:ascii="Montserrat" w:hAnsi="Montserrat" w:cs="Times New Roman"/>
           <w:i/>
           <w:sz w:val="24"/>
           <w:szCs w:val="24"/>
@@ -3719,7 +3662,7 @@
       </w:r>
       <w:r>
         <w:rPr>
-          <w:rFonts w:ascii="Times New Roman" w:hAnsi="Times New Roman" w:cs="Times New Roman"/>
+          <w:rFonts w:ascii="Montserrat" w:hAnsi="Montserrat" w:cs="Times New Roman"/>
           <w:sz w:val="24"/>
           <w:szCs w:val="24"/>
         </w:rPr>
@@ -3731,14 +3674,14 @@
         <w:spacing w:after="0" w:line="360" w:lineRule="auto"/>
         <w:jc w:val="both"/>
         <w:rPr>
-          <w:rFonts w:ascii="Times New Roman" w:hAnsi="Times New Roman" w:cs="Times New Roman"/>
-          <w:sz w:val="24"/>
-          <w:szCs w:val="24"/>
-        </w:rPr>
-      </w:pPr>
-      <w:r>
-        <w:rPr>
-          <w:rFonts w:ascii="Times New Roman" w:hAnsi="Times New Roman" w:cs="Times New Roman"/>
+          <w:rFonts w:ascii="Montserrat" w:hAnsi="Montserrat" w:cs="Times New Roman"/>
+          <w:sz w:val="24"/>
+          <w:szCs w:val="24"/>
+        </w:rPr>
+      </w:pPr>
+      <w:r>
+        <w:rPr>
+          <w:rFonts w:ascii="Montserrat" w:hAnsi="Montserrat" w:cs="Times New Roman"/>
           <w:sz w:val="24"/>
           <w:szCs w:val="24"/>
         </w:rPr>
@@ -3751,18 +3694,18 @@
         <w:spacing w:after="0" w:line="360" w:lineRule="auto"/>
         <w:jc w:val="both"/>
         <w:rPr>
-          <w:rFonts w:ascii="Times New Roman" w:hAnsi="Times New Roman" w:cs="Times New Roman"/>
-          <w:sz w:val="24"/>
-          <w:szCs w:val="24"/>
-        </w:rPr>
-      </w:pPr>
-    </w:p>
-    <w:p>
-      <w:pPr>
-        <w:spacing w:after="0" w:line="360" w:lineRule="auto"/>
-        <w:jc w:val="both"/>
-        <w:rPr>
-          <w:rFonts w:ascii="Times New Roman" w:hAnsi="Times New Roman" w:cs="Times New Roman"/>
+          <w:rFonts w:ascii="Montserrat" w:hAnsi="Montserrat" w:cs="Times New Roman"/>
+          <w:sz w:val="24"/>
+          <w:szCs w:val="24"/>
+        </w:rPr>
+      </w:pPr>
+    </w:p>
+    <w:p>
+      <w:pPr>
+        <w:spacing w:after="0" w:line="360" w:lineRule="auto"/>
+        <w:jc w:val="both"/>
+        <w:rPr>
+          <w:rFonts w:ascii="Montserrat" w:hAnsi="Montserrat" w:cs="Times New Roman"/>
           <w:sz w:val="24"/>
           <w:szCs w:val="24"/>
         </w:rPr>
@@ -3778,18 +3721,18 @@
         <w:spacing w:after="0" w:line="360" w:lineRule="auto"/>
         <w:jc w:val="both"/>
         <w:rPr>
-          <w:rFonts w:ascii="Times New Roman" w:hAnsi="Times New Roman" w:cs="Times New Roman"/>
-          <w:sz w:val="24"/>
-          <w:szCs w:val="24"/>
-        </w:rPr>
-      </w:pPr>
-    </w:p>
-    <w:p>
-      <w:pPr>
-        <w:spacing w:after="0" w:line="360" w:lineRule="auto"/>
-        <w:jc w:val="both"/>
-        <w:rPr>
-          <w:rFonts w:ascii="Times New Roman" w:hAnsi="Times New Roman" w:cs="Times New Roman"/>
+          <w:rFonts w:ascii="Montserrat" w:hAnsi="Montserrat" w:cs="Times New Roman"/>
+          <w:sz w:val="24"/>
+          <w:szCs w:val="24"/>
+        </w:rPr>
+      </w:pPr>
+    </w:p>
+    <w:p>
+      <w:pPr>
+        <w:spacing w:after="0" w:line="360" w:lineRule="auto"/>
+        <w:jc w:val="both"/>
+        <w:rPr>
+          <w:rFonts w:ascii="Montserrat" w:hAnsi="Montserrat" w:cs="Times New Roman"/>
           <w:sz w:val="24"/>
           <w:szCs w:val="24"/>
         </w:rPr>
@@ -3805,8 +3748,106 @@
 </w:document>
 </file>
 
+<file path=word/numbering.xml><?xml version="1.0" encoding="utf-8"?>
+<w:numbering xmlns:wpc="http://schemas.microsoft.com/office/word/2010/wordprocessingCanvas" xmlns:cx="http://schemas.microsoft.com/office/drawing/2014/chartex" xmlns:cx1="http://schemas.microsoft.com/office/drawing/2015/9/8/chartex" xmlns:cx2="http://schemas.microsoft.com/office/drawing/2015/10/21/chartex" xmlns:cx3="http://schemas.microsoft.com/office/drawing/2016/5/9/chartex" xmlns:cx4="http://schemas.microsoft.com/office/drawing/2016/5/10/chartex" xmlns:cx5="http://schemas.microsoft.com/office/drawing/2016/5/11/chartex" xmlns:cx6="http://schemas.microsoft.com/office/drawing/2016/5/12/chartex" xmlns:cx7="http://schemas.microsoft.com/office/drawing/2016/5/13/chartex" xmlns:cx8="http://schemas.microsoft.com/office/drawing/2016/5/14/chartex" xmlns:mc="http://schemas.openxmlformats.org/markup-compatibility/2006" xmlns:aink="http://schemas.microsoft.com/office/drawing/2016/ink" xmlns:am3d="http://schemas.microsoft.com/office/drawing/2017/model3d" xmlns:o="urn:schemas-microsoft-com:office:office" xmlns:oel="http://schemas.microsoft.com/office/2019/extlst" xmlns:r="http://schemas.openxmlformats.org/officeDocument/2006/relationships" xmlns:m="http://schemas.openxmlformats.org/officeDocument/2006/math" xmlns:v="urn:schemas-microsoft-com:vml" xmlns:wp14="http://schemas.microsoft.com/office/word/2010/wordprocessingDrawing" xmlns:wp="http://schemas.openxmlformats.org/drawingml/2006/wordprocessingDrawing" xmlns:w10="urn:schemas-microsoft-com:office:word" xmlns:w="http://schemas.openxmlformats.org/wordprocessingml/2006/main" xmlns:w14="http://schemas.microsoft.com/office/word/2010/wordml" xmlns:w15="http://schemas.microsoft.com/office/word/2012/wordml" xmlns:w16cex="http://schemas.microsoft.com/office/word/2018/wordml/cex" xmlns:w16cid="http://schemas.microsoft.com/office/word/2016/wordml/cid" xmlns:w16="http://schemas.microsoft.com/office/word/2018/wordml" xmlns:w16du="http://schemas.microsoft.com/office/word/2023/wordml/word16du" xmlns:w16sdtdh="http://schemas.microsoft.com/office/word/2020/wordml/sdtdatahash" xmlns:w16sdtfl="http://schemas.microsoft.com/office/word/2024/wordml/sdtformatlock" xmlns:w16se="http://schemas.microsoft.com/office/word/2015/wordml/symex" xmlns:wpg="http://schemas.microsoft.com/office/word/2010/wordprocessingGroup" xmlns:wpi="http://schemas.microsoft.com/office/word/2010/wordprocessingInk" xmlns:wne="http://schemas.microsoft.com/office/word/2006/wordml" xmlns:wps="http://schemas.microsoft.com/office/word/2010/wordprocessingShape" mc:Ignorable="w14 w15 w16se w16cid w16 w16cex w16sdtdh w16sdtfl w16du wp14">
+  <w:abstractNum w:abstractNumId="0" w15:restartNumberingAfterBreak="0">
+    <w:nsid w:val="FFFFFFFB"/>
+    <w:multiLevelType w:val="multilevel"/>
+    <w:tmpl w:val="80A499BA"/>
+    <w:lvl w:ilvl="0">
+      <w:start w:val="1"/>
+      <w:numFmt w:val="cardinalText"/>
+      <w:lvlText w:val="Chapter %1 "/>
+      <w:legacy w:legacy="1" w:legacySpace="144" w:legacyIndent="0"/>
+      <w:lvlJc w:val="left"/>
+    </w:lvl>
+    <w:lvl w:ilvl="1">
+      <w:start w:val="1"/>
+      <w:numFmt w:val="none"/>
+      <w:pStyle w:val="Heading2"/>
+      <w:suff w:val="nothing"/>
+      <w:lvlText w:val=""/>
+      <w:lvlJc w:val="left"/>
+    </w:lvl>
+    <w:lvl w:ilvl="2">
+      <w:start w:val="1"/>
+      <w:numFmt w:val="none"/>
+      <w:suff w:val="nothing"/>
+      <w:lvlText w:val=""/>
+      <w:lvlJc w:val="left"/>
+    </w:lvl>
+    <w:lvl w:ilvl="3">
+      <w:start w:val="1"/>
+      <w:numFmt w:val="none"/>
+      <w:pStyle w:val="Heading4"/>
+      <w:suff w:val="nothing"/>
+      <w:lvlText w:val=""/>
+      <w:lvlJc w:val="left"/>
+    </w:lvl>
+    <w:lvl w:ilvl="4">
+      <w:start w:val="1"/>
+      <w:numFmt w:val="none"/>
+      <w:pStyle w:val="Heading5"/>
+      <w:suff w:val="nothing"/>
+      <w:lvlText w:val=""/>
+      <w:lvlJc w:val="left"/>
+    </w:lvl>
+    <w:lvl w:ilvl="5">
+      <w:start w:val="1"/>
+      <w:numFmt w:val="none"/>
+      <w:pStyle w:val="Heading6"/>
+      <w:suff w:val="nothing"/>
+      <w:lvlText w:val=""/>
+      <w:lvlJc w:val="left"/>
+    </w:lvl>
+    <w:lvl w:ilvl="6">
+      <w:start w:val="1"/>
+      <w:numFmt w:val="none"/>
+      <w:suff w:val="nothing"/>
+      <w:lvlText w:val=""/>
+      <w:lvlJc w:val="left"/>
+    </w:lvl>
+    <w:lvl w:ilvl="7">
+      <w:start w:val="1"/>
+      <w:numFmt w:val="none"/>
+      <w:suff w:val="nothing"/>
+      <w:lvlText w:val=""/>
+      <w:lvlJc w:val="left"/>
+    </w:lvl>
+    <w:lvl w:ilvl="8">
+      <w:start w:val="1"/>
+      <w:numFmt w:val="none"/>
+      <w:suff w:val="nothing"/>
+      <w:lvlText w:val=""/>
+      <w:lvlJc w:val="left"/>
+    </w:lvl>
+  </w:abstractNum>
+  <w:num w:numId="1" w16cid:durableId="1144808961">
+    <w:abstractNumId w:val="0"/>
+  </w:num>
+  <w:num w:numId="2" w16cid:durableId="59792754">
+    <w:abstractNumId w:val="0"/>
+  </w:num>
+  <w:num w:numId="3" w16cid:durableId="458374737">
+    <w:abstractNumId w:val="0"/>
+  </w:num>
+  <w:num w:numId="4" w16cid:durableId="1683317498">
+    <w:abstractNumId w:val="0"/>
+  </w:num>
+  <w:num w:numId="5" w16cid:durableId="1472478471">
+    <w:abstractNumId w:val="0"/>
+  </w:num>
+  <w:num w:numId="6" w16cid:durableId="2036808599">
+    <w:abstractNumId w:val="0"/>
+  </w:num>
+  <w:num w:numId="7" w16cid:durableId="1643190975">
+    <w:abstractNumId w:val="0"/>
+  </w:num>
+</w:numbering>
+</file>
+
 <file path=word/styles.xml><?xml version="1.0" encoding="utf-8"?>
-<w:styles xmlns:r="http://schemas.openxmlformats.org/officeDocument/2006/relationships" xmlns:w="http://schemas.openxmlformats.org/wordprocessingml/2006/main">
+<w:styles xmlns:mc="http://schemas.openxmlformats.org/markup-compatibility/2006" xmlns:r="http://schemas.openxmlformats.org/officeDocument/2006/relationships" xmlns:w="http://schemas.openxmlformats.org/wordprocessingml/2006/main" xmlns:w14="http://schemas.microsoft.com/office/word/2010/wordml" xmlns:w15="http://schemas.microsoft.com/office/word/2012/wordml" xmlns:w16cex="http://schemas.microsoft.com/office/word/2018/wordml/cex" xmlns:w16cid="http://schemas.microsoft.com/office/word/2016/wordml/cid" xmlns:w16="http://schemas.microsoft.com/office/word/2018/wordml" xmlns:w16du="http://schemas.microsoft.com/office/word/2023/wordml/word16du" xmlns:w16sdtdh="http://schemas.microsoft.com/office/word/2020/wordml/sdtdatahash" xmlns:w16sdtfl="http://schemas.microsoft.com/office/word/2024/wordml/sdtformatlock" xmlns:w16se="http://schemas.microsoft.com/office/word/2015/wordml/symex" mc:Ignorable="w14 w15 w16se w16cid w16 w16cex w16sdtdh w16sdtfl w16du">
   <w:docDefaults>
     <w:rPrDefault>
       <w:rPr>
@@ -3816,160 +3857,561 @@
         <w:lang w:val="en-US" w:eastAsia="en-US" w:bidi="ar-SA"/>
       </w:rPr>
     </w:rPrDefault>
-    <w:pPrDefault>
-      <w:pPr>
-        <w:spacing w:after="200" w:line="276" w:lineRule="auto"/>
-      </w:pPr>
-    </w:pPrDefault>
+    <w:pPrDefault/>
   </w:docDefaults>
-  <w:latentStyles w:defLockedState="0" w:defUIPriority="99" w:defSemiHidden="1" w:defUnhideWhenUsed="1" w:defQFormat="0" w:count="267">
-    <w:lsdException w:name="Normal" w:semiHidden="0" w:uiPriority="0" w:unhideWhenUsed="0" w:qFormat="1"/>
-    <w:lsdException w:name="heading 1" w:semiHidden="0" w:uiPriority="9" w:unhideWhenUsed="0" w:qFormat="1"/>
-    <w:lsdException w:name="heading 2" w:uiPriority="9" w:qFormat="1"/>
-    <w:lsdException w:name="heading 3" w:uiPriority="9" w:qFormat="1"/>
-    <w:lsdException w:name="heading 4" w:uiPriority="9" w:qFormat="1"/>
-    <w:lsdException w:name="heading 5" w:uiPriority="9" w:qFormat="1"/>
-    <w:lsdException w:name="heading 6" w:uiPriority="9" w:qFormat="1"/>
-    <w:lsdException w:name="heading 7" w:uiPriority="9" w:qFormat="1"/>
-    <w:lsdException w:name="heading 8" w:uiPriority="9" w:qFormat="1"/>
-    <w:lsdException w:name="heading 9" w:uiPriority="9" w:qFormat="1"/>
-    <w:lsdException w:name="toc 1" w:uiPriority="39"/>
-    <w:lsdException w:name="toc 2" w:uiPriority="39"/>
-    <w:lsdException w:name="toc 3" w:uiPriority="39"/>
-    <w:lsdException w:name="toc 4" w:uiPriority="39"/>
-    <w:lsdException w:name="toc 5" w:uiPriority="39"/>
-    <w:lsdException w:name="toc 6" w:uiPriority="39"/>
-    <w:lsdException w:name="toc 7" w:uiPriority="39"/>
-    <w:lsdException w:name="toc 8" w:uiPriority="39"/>
-    <w:lsdException w:name="toc 9" w:uiPriority="39"/>
-    <w:lsdException w:name="caption" w:uiPriority="35" w:qFormat="1"/>
-    <w:lsdException w:name="Title" w:semiHidden="0" w:uiPriority="10" w:unhideWhenUsed="0" w:qFormat="1"/>
-    <w:lsdException w:name="Default Paragraph Font" w:uiPriority="1"/>
-    <w:lsdException w:name="Body Text" w:uiPriority="0"/>
-    <w:lsdException w:name="Subtitle" w:semiHidden="0" w:uiPriority="11" w:unhideWhenUsed="0" w:qFormat="1"/>
-    <w:lsdException w:name="Strong" w:semiHidden="0" w:uiPriority="22" w:unhideWhenUsed="0" w:qFormat="1"/>
-    <w:lsdException w:name="Emphasis" w:semiHidden="0" w:uiPriority="20" w:unhideWhenUsed="0" w:qFormat="1"/>
-    <w:lsdException w:name="Table Grid" w:semiHidden="0" w:uiPriority="59" w:unhideWhenUsed="0"/>
-    <w:lsdException w:name="Placeholder Text" w:unhideWhenUsed="0"/>
-    <w:lsdException w:name="No Spacing" w:semiHidden="0" w:uiPriority="1" w:unhideWhenUsed="0" w:qFormat="1"/>
-    <w:lsdException w:name="Light Shading" w:semiHidden="0" w:uiPriority="60" w:unhideWhenUsed="0"/>
-    <w:lsdException w:name="Light List" w:semiHidden="0" w:uiPriority="61" w:unhideWhenUsed="0"/>
-    <w:lsdException w:name="Light Grid" w:semiHidden="0" w:uiPriority="62" w:unhideWhenUsed="0"/>
-    <w:lsdException w:name="Medium Shading 1" w:semiHidden="0" w:uiPriority="63" w:unhideWhenUsed="0"/>
-    <w:lsdException w:name="Medium Shading 2" w:semiHidden="0" w:uiPriority="64" w:unhideWhenUsed="0"/>
-    <w:lsdException w:name="Medium List 1" w:semiHidden="0" w:uiPriority="65" w:unhideWhenUsed="0"/>
-    <w:lsdException w:name="Medium List 2" w:semiHidden="0" w:uiPriority="66" w:unhideWhenUsed="0"/>
-    <w:lsdException w:name="Medium Grid 1" w:semiHidden="0" w:uiPriority="67" w:unhideWhenUsed="0"/>
-    <w:lsdException w:name="Medium Grid 2" w:semiHidden="0" w:uiPriority="68" w:unhideWhenUsed="0"/>
-    <w:lsdException w:name="Medium Grid 3" w:semiHidden="0" w:uiPriority="69" w:unhideWhenUsed="0"/>
-    <w:lsdException w:name="Dark List" w:semiHidden="0" w:uiPriority="70" w:unhideWhenUsed="0"/>
-    <w:lsdException w:name="Colorful Shading" w:semiHidden="0" w:uiPriority="71" w:unhideWhenUsed="0"/>
-    <w:lsdException w:name="Colorful List" w:semiHidden="0" w:uiPriority="72" w:unhideWhenUsed="0"/>
-    <w:lsdException w:name="Colorful Grid" w:semiHidden="0" w:uiPriority="73" w:unhideWhenUsed="0"/>
-    <w:lsdException w:name="Light Shading Accent 1" w:semiHidden="0" w:uiPriority="60" w:unhideWhenUsed="0"/>
-    <w:lsdException w:name="Light List Accent 1" w:semiHidden="0" w:uiPriority="61" w:unhideWhenUsed="0"/>
-    <w:lsdException w:name="Light Grid Accent 1" w:semiHidden="0" w:uiPriority="62" w:unhideWhenUsed="0"/>
-    <w:lsdException w:name="Medium Shading 1 Accent 1" w:semiHidden="0" w:uiPriority="63" w:unhideWhenUsed="0"/>
-    <w:lsdException w:name="Medium Shading 2 Accent 1" w:semiHidden="0" w:uiPriority="64" w:unhideWhenUsed="0"/>
-    <w:lsdException w:name="Medium List 1 Accent 1" w:semiHidden="0" w:uiPriority="65" w:unhideWhenUsed="0"/>
-    <w:lsdException w:name="Revision" w:unhideWhenUsed="0"/>
-    <w:lsdException w:name="List Paragraph" w:semiHidden="0" w:uiPriority="34" w:unhideWhenUsed="0" w:qFormat="1"/>
-    <w:lsdException w:name="Quote" w:semiHidden="0" w:uiPriority="29" w:unhideWhenUsed="0" w:qFormat="1"/>
-    <w:lsdException w:name="Intense Quote" w:semiHidden="0" w:uiPriority="30" w:unhideWhenUsed="0" w:qFormat="1"/>
-    <w:lsdException w:name="Medium List 2 Accent 1" w:semiHidden="0" w:uiPriority="66" w:unhideWhenUsed="0"/>
-    <w:lsdException w:name="Medium Grid 1 Accent 1" w:semiHidden="0" w:uiPriority="67" w:unhideWhenUsed="0"/>
-    <w:lsdException w:name="Medium Grid 2 Accent 1" w:semiHidden="0" w:uiPriority="68" w:unhideWhenUsed="0"/>
-    <w:lsdException w:name="Medium Grid 3 Accent 1" w:semiHidden="0" w:uiPriority="69" w:unhideWhenUsed="0"/>
-    <w:lsdException w:name="Dark List Accent 1" w:semiHidden="0" w:uiPriority="70" w:unhideWhenUsed="0"/>
-    <w:lsdException w:name="Colorful Shading Accent 1" w:semiHidden="0" w:uiPriority="71" w:unhideWhenUsed="0"/>
-    <w:lsdException w:name="Colorful List Accent 1" w:semiHidden="0" w:uiPriority="72" w:unhideWhenUsed="0"/>
-    <w:lsdException w:name="Colorful Grid Accent 1" w:semiHidden="0" w:uiPriority="73" w:unhideWhenUsed="0"/>
-    <w:lsdException w:name="Light Shading Accent 2" w:semiHidden="0" w:uiPriority="60" w:unhideWhenUsed="0"/>
-    <w:lsdException w:name="Light List Accent 2" w:semiHidden="0" w:uiPriority="61" w:unhideWhenUsed="0"/>
-    <w:lsdException w:name="Light Grid Accent 2" w:semiHidden="0" w:uiPriority="62" w:unhideWhenUsed="0"/>
-    <w:lsdException w:name="Medium Shading 1 Accent 2" w:semiHidden="0" w:uiPriority="63" w:unhideWhenUsed="0"/>
-    <w:lsdException w:name="Medium Shading 2 Accent 2" w:semiHidden="0" w:uiPriority="64" w:unhideWhenUsed="0"/>
-    <w:lsdException w:name="Medium List 1 Accent 2" w:semiHidden="0" w:uiPriority="65" w:unhideWhenUsed="0"/>
-    <w:lsdException w:name="Medium List 2 Accent 2" w:semiHidden="0" w:uiPriority="66" w:unhideWhenUsed="0"/>
-    <w:lsdException w:name="Medium Grid 1 Accent 2" w:semiHidden="0" w:uiPriority="67" w:unhideWhenUsed="0"/>
-    <w:lsdException w:name="Medium Grid 2 Accent 2" w:semiHidden="0" w:uiPriority="68" w:unhideWhenUsed="0"/>
-    <w:lsdException w:name="Medium Grid 3 Accent 2" w:semiHidden="0" w:uiPriority="69" w:unhideWhenUsed="0"/>
-    <w:lsdException w:name="Dark List Accent 2" w:semiHidden="0" w:uiPriority="70" w:unhideWhenUsed="0"/>
-    <w:lsdException w:name="Colorful Shading Accent 2" w:semiHidden="0" w:uiPriority="71" w:unhideWhenUsed="0"/>
-    <w:lsdException w:name="Colorful List Accent 2" w:semiHidden="0" w:uiPriority="72" w:unhideWhenUsed="0"/>
-    <w:lsdException w:name="Colorful Grid Accent 2" w:semiHidden="0" w:uiPriority="73" w:unhideWhenUsed="0"/>
-    <w:lsdException w:name="Light Shading Accent 3" w:semiHidden="0" w:uiPriority="60" w:unhideWhenUsed="0"/>
-    <w:lsdException w:name="Light List Accent 3" w:semiHidden="0" w:uiPriority="61" w:unhideWhenUsed="0"/>
-    <w:lsdException w:name="Light Grid Accent 3" w:semiHidden="0" w:uiPriority="62" w:unhideWhenUsed="0"/>
-    <w:lsdException w:name="Medium Shading 1 Accent 3" w:semiHidden="0" w:uiPriority="63" w:unhideWhenUsed="0"/>
-    <w:lsdException w:name="Medium Shading 2 Accent 3" w:semiHidden="0" w:uiPriority="64" w:unhideWhenUsed="0"/>
-    <w:lsdException w:name="Medium List 1 Accent 3" w:semiHidden="0" w:uiPriority="65" w:unhideWhenUsed="0"/>
-    <w:lsdException w:name="Medium List 2 Accent 3" w:semiHidden="0" w:uiPriority="66" w:unhideWhenUsed="0"/>
-    <w:lsdException w:name="Medium Grid 1 Accent 3" w:semiHidden="0" w:uiPriority="67" w:unhideWhenUsed="0"/>
-    <w:lsdException w:name="Medium Grid 2 Accent 3" w:semiHidden="0" w:uiPriority="68" w:unhideWhenUsed="0"/>
-    <w:lsdException w:name="Medium Grid 3 Accent 3" w:semiHidden="0" w:uiPriority="69" w:unhideWhenUsed="0"/>
-    <w:lsdException w:name="Dark List Accent 3" w:semiHidden="0" w:uiPriority="70" w:unhideWhenUsed="0"/>
-    <w:lsdException w:name="Colorful Shading Accent 3" w:semiHidden="0" w:uiPriority="71" w:unhideWhenUsed="0"/>
-    <w:lsdException w:name="Colorful List Accent 3" w:semiHidden="0" w:uiPriority="72" w:unhideWhenUsed="0"/>
-    <w:lsdException w:name="Colorful Grid Accent 3" w:semiHidden="0" w:uiPriority="73" w:unhideWhenUsed="0"/>
-    <w:lsdException w:name="Light Shading Accent 4" w:semiHidden="0" w:uiPriority="60" w:unhideWhenUsed="0"/>
-    <w:lsdException w:name="Light List Accent 4" w:semiHidden="0" w:uiPriority="61" w:unhideWhenUsed="0"/>
-    <w:lsdException w:name="Light Grid Accent 4" w:semiHidden="0" w:uiPriority="62" w:unhideWhenUsed="0"/>
-    <w:lsdException w:name="Medium Shading 1 Accent 4" w:semiHidden="0" w:uiPriority="63" w:unhideWhenUsed="0"/>
-    <w:lsdException w:name="Medium Shading 2 Accent 4" w:semiHidden="0" w:uiPriority="64" w:unhideWhenUsed="0"/>
-    <w:lsdException w:name="Medium List 1 Accent 4" w:semiHidden="0" w:uiPriority="65" w:unhideWhenUsed="0"/>
-    <w:lsdException w:name="Medium List 2 Accent 4" w:semiHidden="0" w:uiPriority="66" w:unhideWhenUsed="0"/>
-    <w:lsdException w:name="Medium Grid 1 Accent 4" w:semiHidden="0" w:uiPriority="67" w:unhideWhenUsed="0"/>
-    <w:lsdException w:name="Medium Grid 2 Accent 4" w:semiHidden="0" w:uiPriority="68" w:unhideWhenUsed="0"/>
-    <w:lsdException w:name="Medium Grid 3 Accent 4" w:semiHidden="0" w:uiPriority="69" w:unhideWhenUsed="0"/>
-    <w:lsdException w:name="Dark List Accent 4" w:semiHidden="0" w:uiPriority="70" w:unhideWhenUsed="0"/>
-    <w:lsdException w:name="Colorful Shading Accent 4" w:semiHidden="0" w:uiPriority="71" w:unhideWhenUsed="0"/>
-    <w:lsdException w:name="Colorful List Accent 4" w:semiHidden="0" w:uiPriority="72" w:unhideWhenUsed="0"/>
-    <w:lsdException w:name="Colorful Grid Accent 4" w:semiHidden="0" w:uiPriority="73" w:unhideWhenUsed="0"/>
-    <w:lsdException w:name="Light Shading Accent 5" w:semiHidden="0" w:uiPriority="60" w:unhideWhenUsed="0"/>
-    <w:lsdException w:name="Light List Accent 5" w:semiHidden="0" w:uiPriority="61" w:unhideWhenUsed="0"/>
-    <w:lsdException w:name="Light Grid Accent 5" w:semiHidden="0" w:uiPriority="62" w:unhideWhenUsed="0"/>
-    <w:lsdException w:name="Medium Shading 1 Accent 5" w:semiHidden="0" w:uiPriority="63" w:unhideWhenUsed="0"/>
-    <w:lsdException w:name="Medium Shading 2 Accent 5" w:semiHidden="0" w:uiPriority="64" w:unhideWhenUsed="0"/>
-    <w:lsdException w:name="Medium List 1 Accent 5" w:semiHidden="0" w:uiPriority="65" w:unhideWhenUsed="0"/>
-    <w:lsdException w:name="Medium List 2 Accent 5" w:semiHidden="0" w:uiPriority="66" w:unhideWhenUsed="0"/>
-    <w:lsdException w:name="Medium Grid 1 Accent 5" w:semiHidden="0" w:uiPriority="67" w:unhideWhenUsed="0"/>
-    <w:lsdException w:name="Medium Grid 2 Accent 5" w:semiHidden="0" w:uiPriority="68" w:unhideWhenUsed="0"/>
-    <w:lsdException w:name="Medium Grid 3 Accent 5" w:semiHidden="0" w:uiPriority="69" w:unhideWhenUsed="0"/>
-    <w:lsdException w:name="Dark List Accent 5" w:semiHidden="0" w:uiPriority="70" w:unhideWhenUsed="0"/>
-    <w:lsdException w:name="Colorful Shading Accent 5" w:semiHidden="0" w:uiPriority="71" w:unhideWhenUsed="0"/>
-    <w:lsdException w:name="Colorful List Accent 5" w:semiHidden="0" w:uiPriority="72" w:unhideWhenUsed="0"/>
-    <w:lsdException w:name="Colorful Grid Accent 5" w:semiHidden="0" w:uiPriority="73" w:unhideWhenUsed="0"/>
-    <w:lsdException w:name="Light Shading Accent 6" w:semiHidden="0" w:uiPriority="60" w:unhideWhenUsed="0"/>
-    <w:lsdException w:name="Light List Accent 6" w:semiHidden="0" w:uiPriority="61" w:unhideWhenUsed="0"/>
-    <w:lsdException w:name="Light Grid Accent 6" w:semiHidden="0" w:uiPriority="62" w:unhideWhenUsed="0"/>
-    <w:lsdException w:name="Medium Shading 1 Accent 6" w:semiHidden="0" w:uiPriority="63" w:unhideWhenUsed="0"/>
-    <w:lsdException w:name="Medium Shading 2 Accent 6" w:semiHidden="0" w:uiPriority="64" w:unhideWhenUsed="0"/>
-    <w:lsdException w:name="Medium List 1 Accent 6" w:semiHidden="0" w:uiPriority="65" w:unhideWhenUsed="0"/>
-    <w:lsdException w:name="Medium List 2 Accent 6" w:semiHidden="0" w:uiPriority="66" w:unhideWhenUsed="0"/>
-    <w:lsdException w:name="Medium Grid 1 Accent 6" w:semiHidden="0" w:uiPriority="67" w:unhideWhenUsed="0"/>
-    <w:lsdException w:name="Medium Grid 2 Accent 6" w:semiHidden="0" w:uiPriority="68" w:unhideWhenUsed="0"/>
-    <w:lsdException w:name="Medium Grid 3 Accent 6" w:semiHidden="0" w:uiPriority="69" w:unhideWhenUsed="0"/>
-    <w:lsdException w:name="Dark List Accent 6" w:semiHidden="0" w:uiPriority="70" w:unhideWhenUsed="0"/>
-    <w:lsdException w:name="Colorful Shading Accent 6" w:semiHidden="0" w:uiPriority="71" w:unhideWhenUsed="0"/>
-    <w:lsdException w:name="Colorful List Accent 6" w:semiHidden="0" w:uiPriority="72" w:unhideWhenUsed="0"/>
-    <w:lsdException w:name="Colorful Grid Accent 6" w:semiHidden="0" w:uiPriority="73" w:unhideWhenUsed="0"/>
-    <w:lsdException w:name="Subtle Emphasis" w:semiHidden="0" w:uiPriority="19" w:unhideWhenUsed="0" w:qFormat="1"/>
-    <w:lsdException w:name="Intense Emphasis" w:semiHidden="0" w:uiPriority="21" w:unhideWhenUsed="0" w:qFormat="1"/>
-    <w:lsdException w:name="Subtle Reference" w:semiHidden="0" w:uiPriority="31" w:unhideWhenUsed="0" w:qFormat="1"/>
-    <w:lsdException w:name="Intense Reference" w:semiHidden="0" w:uiPriority="32" w:unhideWhenUsed="0" w:qFormat="1"/>
-    <w:lsdException w:name="Book Title" w:semiHidden="0" w:uiPriority="33" w:unhideWhenUsed="0" w:qFormat="1"/>
-    <w:lsdException w:name="Bibliography" w:uiPriority="37"/>
-    <w:lsdException w:name="TOC Heading" w:uiPriority="39" w:qFormat="1"/>
+  <w:latentStyles w:defLockedState="0" w:defUIPriority="99" w:defSemiHidden="0" w:defUnhideWhenUsed="0" w:defQFormat="0" w:count="376">
+    <w:lsdException w:name="Normal" w:uiPriority="0" w:qFormat="1"/>
+    <w:lsdException w:name="heading 1" w:uiPriority="0" w:qFormat="1"/>
+    <w:lsdException w:name="heading 2" w:semiHidden="1" w:uiPriority="0" w:unhideWhenUsed="1" w:qFormat="1"/>
+    <w:lsdException w:name="heading 3" w:semiHidden="1" w:uiPriority="0" w:unhideWhenUsed="1" w:qFormat="1"/>
+    <w:lsdException w:name="heading 4" w:semiHidden="1" w:uiPriority="0" w:unhideWhenUsed="1" w:qFormat="1"/>
+    <w:lsdException w:name="heading 5" w:semiHidden="1" w:uiPriority="0" w:unhideWhenUsed="1" w:qFormat="1"/>
+    <w:lsdException w:name="heading 6" w:semiHidden="1" w:uiPriority="0" w:unhideWhenUsed="1" w:qFormat="1"/>
+    <w:lsdException w:name="heading 7" w:semiHidden="1" w:uiPriority="0" w:unhideWhenUsed="1" w:qFormat="1"/>
+    <w:lsdException w:name="heading 8" w:semiHidden="1" w:uiPriority="0" w:unhideWhenUsed="1" w:qFormat="1"/>
+    <w:lsdException w:name="heading 9" w:semiHidden="1" w:uiPriority="0" w:unhideWhenUsed="1" w:qFormat="1"/>
+    <w:lsdException w:name="index 1" w:semiHidden="1" w:unhideWhenUsed="1"/>
+    <w:lsdException w:name="index 2" w:semiHidden="1" w:unhideWhenUsed="1"/>
+    <w:lsdException w:name="index 3" w:semiHidden="1" w:unhideWhenUsed="1"/>
+    <w:lsdException w:name="index 4" w:semiHidden="1" w:unhideWhenUsed="1"/>
+    <w:lsdException w:name="index 5" w:semiHidden="1" w:unhideWhenUsed="1"/>
+    <w:lsdException w:name="index 6" w:semiHidden="1" w:unhideWhenUsed="1"/>
+    <w:lsdException w:name="index 7" w:semiHidden="1" w:unhideWhenUsed="1"/>
+    <w:lsdException w:name="index 8" w:semiHidden="1" w:unhideWhenUsed="1"/>
+    <w:lsdException w:name="index 9" w:semiHidden="1" w:unhideWhenUsed="1"/>
+    <w:lsdException w:name="toc 1" w:semiHidden="1" w:uiPriority="39" w:unhideWhenUsed="1"/>
+    <w:lsdException w:name="toc 2" w:semiHidden="1" w:uiPriority="39" w:unhideWhenUsed="1"/>
+    <w:lsdException w:name="toc 3" w:semiHidden="1" w:uiPriority="39" w:unhideWhenUsed="1"/>
+    <w:lsdException w:name="toc 4" w:semiHidden="1" w:uiPriority="39" w:unhideWhenUsed="1"/>
+    <w:lsdException w:name="toc 5" w:semiHidden="1" w:uiPriority="39" w:unhideWhenUsed="1"/>
+    <w:lsdException w:name="toc 6" w:semiHidden="1" w:uiPriority="39" w:unhideWhenUsed="1"/>
+    <w:lsdException w:name="toc 7" w:semiHidden="1" w:uiPriority="39" w:unhideWhenUsed="1"/>
+    <w:lsdException w:name="toc 8" w:semiHidden="1" w:uiPriority="39" w:unhideWhenUsed="1"/>
+    <w:lsdException w:name="toc 9" w:semiHidden="1" w:uiPriority="39" w:unhideWhenUsed="1"/>
+    <w:lsdException w:name="Normal Indent" w:semiHidden="1" w:unhideWhenUsed="1"/>
+    <w:lsdException w:name="footnote text" w:semiHidden="1" w:unhideWhenUsed="1"/>
+    <w:lsdException w:name="annotation text" w:semiHidden="1" w:unhideWhenUsed="1"/>
+    <w:lsdException w:name="header" w:semiHidden="1" w:unhideWhenUsed="1"/>
+    <w:lsdException w:name="footer" w:semiHidden="1" w:unhideWhenUsed="1"/>
+    <w:lsdException w:name="index heading" w:semiHidden="1" w:unhideWhenUsed="1"/>
+    <w:lsdException w:name="caption" w:semiHidden="1" w:uiPriority="35" w:unhideWhenUsed="1" w:qFormat="1"/>
+    <w:lsdException w:name="table of figures" w:semiHidden="1" w:unhideWhenUsed="1"/>
+    <w:lsdException w:name="envelope address" w:semiHidden="1" w:unhideWhenUsed="1"/>
+    <w:lsdException w:name="envelope return" w:semiHidden="1" w:unhideWhenUsed="1"/>
+    <w:lsdException w:name="footnote reference" w:semiHidden="1" w:unhideWhenUsed="1"/>
+    <w:lsdException w:name="annotation reference" w:semiHidden="1" w:unhideWhenUsed="1"/>
+    <w:lsdException w:name="line number" w:semiHidden="1" w:unhideWhenUsed="1"/>
+    <w:lsdException w:name="page number" w:semiHidden="1" w:unhideWhenUsed="1"/>
+    <w:lsdException w:name="endnote reference" w:semiHidden="1" w:unhideWhenUsed="1"/>
+    <w:lsdException w:name="endnote text" w:semiHidden="1" w:unhideWhenUsed="1"/>
+    <w:lsdException w:name="table of authorities" w:semiHidden="1" w:unhideWhenUsed="1"/>
+    <w:lsdException w:name="macro" w:semiHidden="1" w:unhideWhenUsed="1"/>
+    <w:lsdException w:name="toa heading" w:semiHidden="1" w:unhideWhenUsed="1"/>
+    <w:lsdException w:name="List" w:semiHidden="1" w:unhideWhenUsed="1"/>
+    <w:lsdException w:name="List Bullet" w:semiHidden="1" w:unhideWhenUsed="1"/>
+    <w:lsdException w:name="List Number" w:semiHidden="1" w:unhideWhenUsed="1"/>
+    <w:lsdException w:name="List 2" w:semiHidden="1" w:unhideWhenUsed="1"/>
+    <w:lsdException w:name="List 3" w:semiHidden="1" w:unhideWhenUsed="1"/>
+    <w:lsdException w:name="List 4" w:semiHidden="1" w:unhideWhenUsed="1"/>
+    <w:lsdException w:name="List 5" w:semiHidden="1" w:unhideWhenUsed="1"/>
+    <w:lsdException w:name="List Bullet 2" w:semiHidden="1" w:unhideWhenUsed="1"/>
+    <w:lsdException w:name="List Bullet 3" w:semiHidden="1" w:unhideWhenUsed="1"/>
+    <w:lsdException w:name="List Bullet 4" w:semiHidden="1" w:unhideWhenUsed="1"/>
+    <w:lsdException w:name="List Bullet 5" w:semiHidden="1" w:unhideWhenUsed="1"/>
+    <w:lsdException w:name="List Number 2" w:semiHidden="1" w:unhideWhenUsed="1"/>
+    <w:lsdException w:name="List Number 3" w:semiHidden="1" w:unhideWhenUsed="1"/>
+    <w:lsdException w:name="List Number 4" w:semiHidden="1" w:unhideWhenUsed="1"/>
+    <w:lsdException w:name="List Number 5" w:semiHidden="1" w:unhideWhenUsed="1"/>
+    <w:lsdException w:name="Title" w:uiPriority="10" w:qFormat="1"/>
+    <w:lsdException w:name="Closing" w:semiHidden="1" w:unhideWhenUsed="1"/>
+    <w:lsdException w:name="Signature" w:semiHidden="1" w:unhideWhenUsed="1"/>
+    <w:lsdException w:name="Default Paragraph Font" w:semiHidden="1" w:uiPriority="1" w:unhideWhenUsed="1"/>
+    <w:lsdException w:name="Body Text" w:semiHidden="1" w:uiPriority="0" w:unhideWhenUsed="1"/>
+    <w:lsdException w:name="Body Text Indent" w:semiHidden="1" w:unhideWhenUsed="1"/>
+    <w:lsdException w:name="List Continue" w:semiHidden="1" w:unhideWhenUsed="1"/>
+    <w:lsdException w:name="List Continue 2" w:semiHidden="1" w:unhideWhenUsed="1"/>
+    <w:lsdException w:name="List Continue 3" w:semiHidden="1" w:unhideWhenUsed="1"/>
+    <w:lsdException w:name="List Continue 4" w:semiHidden="1" w:unhideWhenUsed="1"/>
+    <w:lsdException w:name="List Continue 5" w:semiHidden="1" w:unhideWhenUsed="1"/>
+    <w:lsdException w:name="Message Header" w:semiHidden="1" w:unhideWhenUsed="1"/>
+    <w:lsdException w:name="Subtitle" w:uiPriority="11" w:qFormat="1"/>
+    <w:lsdException w:name="Salutation" w:semiHidden="1" w:unhideWhenUsed="1"/>
+    <w:lsdException w:name="Date" w:semiHidden="1" w:unhideWhenUsed="1"/>
+    <w:lsdException w:name="Body Text First Indent" w:semiHidden="1" w:unhideWhenUsed="1"/>
+    <w:lsdException w:name="Body Text First Indent 2" w:semiHidden="1" w:unhideWhenUsed="1"/>
+    <w:lsdException w:name="Note Heading" w:semiHidden="1" w:unhideWhenUsed="1"/>
+    <w:lsdException w:name="Body Text 2" w:semiHidden="1" w:unhideWhenUsed="1"/>
+    <w:lsdException w:name="Body Text 3" w:semiHidden="1" w:unhideWhenUsed="1"/>
+    <w:lsdException w:name="Body Text Indent 2" w:semiHidden="1" w:unhideWhenUsed="1"/>
+    <w:lsdException w:name="Body Text Indent 3" w:semiHidden="1" w:unhideWhenUsed="1"/>
+    <w:lsdException w:name="Block Text" w:semiHidden="1" w:unhideWhenUsed="1"/>
+    <w:lsdException w:name="Hyperlink" w:semiHidden="1" w:unhideWhenUsed="1"/>
+    <w:lsdException w:name="FollowedHyperlink" w:semiHidden="1" w:unhideWhenUsed="1"/>
+    <w:lsdException w:name="Strong" w:uiPriority="22" w:qFormat="1"/>
+    <w:lsdException w:name="Emphasis" w:uiPriority="20" w:qFormat="1"/>
+    <w:lsdException w:name="Document Map" w:semiHidden="1" w:unhideWhenUsed="1"/>
+    <w:lsdException w:name="Plain Text" w:semiHidden="1" w:unhideWhenUsed="1"/>
+    <w:lsdException w:name="E-mail Signature" w:semiHidden="1" w:unhideWhenUsed="1"/>
+    <w:lsdException w:name="HTML Top of Form" w:semiHidden="1" w:unhideWhenUsed="1"/>
+    <w:lsdException w:name="HTML Bottom of Form" w:semiHidden="1" w:unhideWhenUsed="1"/>
+    <w:lsdException w:name="Normal (Web)" w:semiHidden="1" w:unhideWhenUsed="1"/>
+    <w:lsdException w:name="HTML Acronym" w:semiHidden="1" w:unhideWhenUsed="1"/>
+    <w:lsdException w:name="HTML Address" w:semiHidden="1" w:unhideWhenUsed="1"/>
+    <w:lsdException w:name="HTML Cite" w:semiHidden="1" w:unhideWhenUsed="1"/>
+    <w:lsdException w:name="HTML Code" w:semiHidden="1" w:unhideWhenUsed="1"/>
+    <w:lsdException w:name="HTML Definition" w:semiHidden="1" w:unhideWhenUsed="1"/>
+    <w:lsdException w:name="HTML Keyboard" w:semiHidden="1" w:unhideWhenUsed="1"/>
+    <w:lsdException w:name="HTML Preformatted" w:semiHidden="1" w:unhideWhenUsed="1"/>
+    <w:lsdException w:name="HTML Sample" w:semiHidden="1" w:unhideWhenUsed="1"/>
+    <w:lsdException w:name="HTML Typewriter" w:semiHidden="1" w:unhideWhenUsed="1"/>
+    <w:lsdException w:name="HTML Variable" w:semiHidden="1" w:unhideWhenUsed="1"/>
+    <w:lsdException w:name="Normal Table" w:semiHidden="1" w:unhideWhenUsed="1"/>
+    <w:lsdException w:name="annotation subject" w:semiHidden="1" w:unhideWhenUsed="1"/>
+    <w:lsdException w:name="No List" w:semiHidden="1" w:unhideWhenUsed="1"/>
+    <w:lsdException w:name="Outline List 1" w:semiHidden="1" w:unhideWhenUsed="1"/>
+    <w:lsdException w:name="Outline List 2" w:semiHidden="1" w:unhideWhenUsed="1"/>
+    <w:lsdException w:name="Outline List 3" w:semiHidden="1" w:unhideWhenUsed="1"/>
+    <w:lsdException w:name="Table Simple 1" w:semiHidden="1" w:unhideWhenUsed="1"/>
+    <w:lsdException w:name="Table Simple 2" w:semiHidden="1" w:unhideWhenUsed="1"/>
+    <w:lsdException w:name="Table Simple 3" w:semiHidden="1" w:unhideWhenUsed="1"/>
+    <w:lsdException w:name="Table Classic 1" w:semiHidden="1" w:unhideWhenUsed="1"/>
+    <w:lsdException w:name="Table Classic 2" w:semiHidden="1" w:unhideWhenUsed="1"/>
+    <w:lsdException w:name="Table Classic 3" w:semiHidden="1" w:unhideWhenUsed="1"/>
+    <w:lsdException w:name="Table Classic 4" w:semiHidden="1" w:unhideWhenUsed="1"/>
+    <w:lsdException w:name="Table Colorful 1" w:semiHidden="1" w:unhideWhenUsed="1"/>
+    <w:lsdException w:name="Table Colorful 2" w:semiHidden="1" w:unhideWhenUsed="1"/>
+    <w:lsdException w:name="Table Colorful 3" w:semiHidden="1" w:unhideWhenUsed="1"/>
+    <w:lsdException w:name="Table Columns 1" w:semiHidden="1" w:unhideWhenUsed="1"/>
+    <w:lsdException w:name="Table Columns 2" w:semiHidden="1" w:unhideWhenUsed="1"/>
+    <w:lsdException w:name="Table Columns 3" w:semiHidden="1" w:unhideWhenUsed="1"/>
+    <w:lsdException w:name="Table Columns 4" w:semiHidden="1" w:unhideWhenUsed="1"/>
+    <w:lsdException w:name="Table Columns 5" w:semiHidden="1" w:unhideWhenUsed="1"/>
+    <w:lsdException w:name="Table Grid 1" w:semiHidden="1" w:unhideWhenUsed="1"/>
+    <w:lsdException w:name="Table Grid 2" w:semiHidden="1" w:unhideWhenUsed="1"/>
+    <w:lsdException w:name="Table Grid 3" w:semiHidden="1" w:unhideWhenUsed="1"/>
+    <w:lsdException w:name="Table Grid 4" w:semiHidden="1" w:unhideWhenUsed="1"/>
+    <w:lsdException w:name="Table Grid 5" w:semiHidden="1" w:unhideWhenUsed="1"/>
+    <w:lsdException w:name="Table Grid 6" w:semiHidden="1" w:unhideWhenUsed="1"/>
+    <w:lsdException w:name="Table Grid 7" w:semiHidden="1" w:unhideWhenUsed="1"/>
+    <w:lsdException w:name="Table Grid 8" w:semiHidden="1" w:unhideWhenUsed="1"/>
+    <w:lsdException w:name="Table List 1" w:semiHidden="1" w:unhideWhenUsed="1"/>
+    <w:lsdException w:name="Table List 2" w:semiHidden="1" w:unhideWhenUsed="1"/>
+    <w:lsdException w:name="Table List 3" w:semiHidden="1" w:unhideWhenUsed="1"/>
+    <w:lsdException w:name="Table List 4" w:semiHidden="1" w:unhideWhenUsed="1"/>
+    <w:lsdException w:name="Table List 5" w:semiHidden="1" w:unhideWhenUsed="1"/>
+    <w:lsdException w:name="Table List 6" w:semiHidden="1" w:unhideWhenUsed="1"/>
+    <w:lsdException w:name="Table List 7" w:semiHidden="1" w:unhideWhenUsed="1"/>
+    <w:lsdException w:name="Table List 8" w:semiHidden="1" w:unhideWhenUsed="1"/>
+    <w:lsdException w:name="Table 3D effects 1" w:semiHidden="1" w:unhideWhenUsed="1"/>
+    <w:lsdException w:name="Table 3D effects 2" w:semiHidden="1" w:unhideWhenUsed="1"/>
+    <w:lsdException w:name="Table 3D effects 3" w:semiHidden="1" w:unhideWhenUsed="1"/>
+    <w:lsdException w:name="Table Contemporary" w:semiHidden="1" w:unhideWhenUsed="1"/>
+    <w:lsdException w:name="Table Elegant" w:semiHidden="1" w:unhideWhenUsed="1"/>
+    <w:lsdException w:name="Table Professional" w:semiHidden="1" w:unhideWhenUsed="1"/>
+    <w:lsdException w:name="Table Subtle 1" w:semiHidden="1" w:unhideWhenUsed="1"/>
+    <w:lsdException w:name="Table Subtle 2" w:semiHidden="1" w:unhideWhenUsed="1"/>
+    <w:lsdException w:name="Table Web 1" w:semiHidden="1" w:unhideWhenUsed="1"/>
+    <w:lsdException w:name="Table Web 2" w:semiHidden="1" w:unhideWhenUsed="1"/>
+    <w:lsdException w:name="Table Web 3" w:semiHidden="1" w:unhideWhenUsed="1"/>
+    <w:lsdException w:name="Balloon Text" w:semiHidden="1" w:unhideWhenUsed="1"/>
+    <w:lsdException w:name="Table Grid" w:uiPriority="59"/>
+    <w:lsdException w:name="Table Theme" w:semiHidden="1" w:unhideWhenUsed="1"/>
+    <w:lsdException w:name="Placeholder Text" w:semiHidden="1"/>
+    <w:lsdException w:name="No Spacing" w:uiPriority="1" w:qFormat="1"/>
+    <w:lsdException w:name="Light Shading" w:uiPriority="60"/>
+    <w:lsdException w:name="Light List" w:uiPriority="61"/>
+    <w:lsdException w:name="Light Grid" w:uiPriority="62"/>
+    <w:lsdException w:name="Medium Shading 1" w:uiPriority="63"/>
+    <w:lsdException w:name="Medium Shading 2" w:uiPriority="64"/>
+    <w:lsdException w:name="Medium List 1" w:uiPriority="65"/>
+    <w:lsdException w:name="Medium List 2" w:uiPriority="66"/>
+    <w:lsdException w:name="Medium Grid 1" w:uiPriority="67"/>
+    <w:lsdException w:name="Medium Grid 2" w:uiPriority="68"/>
+    <w:lsdException w:name="Medium Grid 3" w:uiPriority="69"/>
+    <w:lsdException w:name="Dark List" w:uiPriority="70"/>
+    <w:lsdException w:name="Colorful Shading" w:uiPriority="71"/>
+    <w:lsdException w:name="Colorful List" w:uiPriority="72"/>
+    <w:lsdException w:name="Colorful Grid" w:uiPriority="73"/>
+    <w:lsdException w:name="Light Shading Accent 1" w:uiPriority="60"/>
+    <w:lsdException w:name="Light List Accent 1" w:uiPriority="61"/>
+    <w:lsdException w:name="Light Grid Accent 1" w:uiPriority="62"/>
+    <w:lsdException w:name="Medium Shading 1 Accent 1" w:uiPriority="63"/>
+    <w:lsdException w:name="Medium Shading 2 Accent 1" w:uiPriority="64"/>
+    <w:lsdException w:name="Medium List 1 Accent 1" w:uiPriority="65"/>
+    <w:lsdException w:name="Revision" w:semiHidden="1"/>
+    <w:lsdException w:name="List Paragraph" w:uiPriority="34" w:qFormat="1"/>
+    <w:lsdException w:name="Quote" w:uiPriority="29" w:qFormat="1"/>
+    <w:lsdException w:name="Intense Quote" w:uiPriority="30" w:qFormat="1"/>
+    <w:lsdException w:name="Medium List 2 Accent 1" w:uiPriority="66"/>
+    <w:lsdException w:name="Medium Grid 1 Accent 1" w:uiPriority="67"/>
+    <w:lsdException w:name="Medium Grid 2 Accent 1" w:uiPriority="68"/>
+    <w:lsdException w:name="Medium Grid 3 Accent 1" w:uiPriority="69"/>
+    <w:lsdException w:name="Dark List Accent 1" w:uiPriority="70"/>
+    <w:lsdException w:name="Colorful Shading Accent 1" w:uiPriority="71"/>
+    <w:lsdException w:name="Colorful List Accent 1" w:uiPriority="72"/>
+    <w:lsdException w:name="Colorful Grid Accent 1" w:uiPriority="73"/>
+    <w:lsdException w:name="Light Shading Accent 2" w:uiPriority="60"/>
+    <w:lsdException w:name="Light List Accent 2" w:uiPriority="61"/>
+    <w:lsdException w:name="Light Grid Accent 2" w:uiPriority="62"/>
+    <w:lsdException w:name="Medium Shading 1 Accent 2" w:uiPriority="63"/>
+    <w:lsdException w:name="Medium Shading 2 Accent 2" w:uiPriority="64"/>
+    <w:lsdException w:name="Medium List 1 Accent 2" w:uiPriority="65"/>
+    <w:lsdException w:name="Medium List 2 Accent 2" w:uiPriority="66"/>
+    <w:lsdException w:name="Medium Grid 1 Accent 2" w:uiPriority="67"/>
+    <w:lsdException w:name="Medium Grid 2 Accent 2" w:uiPriority="68"/>
+    <w:lsdException w:name="Medium Grid 3 Accent 2" w:uiPriority="69"/>
+    <w:lsdException w:name="Dark List Accent 2" w:uiPriority="70"/>
+    <w:lsdException w:name="Colorful Shading Accent 2" w:uiPriority="71"/>
+    <w:lsdException w:name="Colorful List Accent 2" w:uiPriority="72"/>
+    <w:lsdException w:name="Colorful Grid Accent 2" w:uiPriority="73"/>
+    <w:lsdException w:name="Light Shading Accent 3" w:uiPriority="60"/>
+    <w:lsdException w:name="Light List Accent 3" w:uiPriority="61"/>
+    <w:lsdException w:name="Light Grid Accent 3" w:uiPriority="62"/>
+    <w:lsdException w:name="Medium Shading 1 Accent 3" w:uiPriority="63"/>
+    <w:lsdException w:name="Medium Shading 2 Accent 3" w:uiPriority="64"/>
+    <w:lsdException w:name="Medium List 1 Accent 3" w:uiPriority="65"/>
+    <w:lsdException w:name="Medium List 2 Accent 3" w:uiPriority="66"/>
+    <w:lsdException w:name="Medium Grid 1 Accent 3" w:uiPriority="67"/>
+    <w:lsdException w:name="Medium Grid 2 Accent 3" w:uiPriority="68"/>
+    <w:lsdException w:name="Medium Grid 3 Accent 3" w:uiPriority="69"/>
+    <w:lsdException w:name="Dark List Accent 3" w:uiPriority="70"/>
+    <w:lsdException w:name="Colorful Shading Accent 3" w:uiPriority="71"/>
+    <w:lsdException w:name="Colorful List Accent 3" w:uiPriority="72"/>
+    <w:lsdException w:name="Colorful Grid Accent 3" w:uiPriority="73"/>
+    <w:lsdException w:name="Light Shading Accent 4" w:uiPriority="60"/>
+    <w:lsdException w:name="Light List Accent 4" w:uiPriority="61"/>
+    <w:lsdException w:name="Light Grid Accent 4" w:uiPriority="62"/>
+    <w:lsdException w:name="Medium Shading 1 Accent 4" w:uiPriority="63"/>
+    <w:lsdException w:name="Medium Shading 2 Accent 4" w:uiPriority="64"/>
+    <w:lsdException w:name="Medium List 1 Accent 4" w:uiPriority="65"/>
+    <w:lsdException w:name="Medium List 2 Accent 4" w:uiPriority="66"/>
+    <w:lsdException w:name="Medium Grid 1 Accent 4" w:uiPriority="67"/>
+    <w:lsdException w:name="Medium Grid 2 Accent 4" w:uiPriority="68"/>
+    <w:lsdException w:name="Medium Grid 3 Accent 4" w:uiPriority="69"/>
+    <w:lsdException w:name="Dark List Accent 4" w:uiPriority="70"/>
+    <w:lsdException w:name="Colorful Shading Accent 4" w:uiPriority="71"/>
+    <w:lsdException w:name="Colorful List Accent 4" w:uiPriority="72"/>
+    <w:lsdException w:name="Colorful Grid Accent 4" w:uiPriority="73"/>
+    <w:lsdException w:name="Light Shading Accent 5" w:uiPriority="60"/>
+    <w:lsdException w:name="Light List Accent 5" w:uiPriority="61"/>
+    <w:lsdException w:name="Light Grid Accent 5" w:uiPriority="62"/>
+    <w:lsdException w:name="Medium Shading 1 Accent 5" w:uiPriority="63"/>
+    <w:lsdException w:name="Medium Shading 2 Accent 5" w:uiPriority="64"/>
+    <w:lsdException w:name="Medium List 1 Accent 5" w:uiPriority="65"/>
+    <w:lsdException w:name="Medium List 2 Accent 5" w:uiPriority="66"/>
+    <w:lsdException w:name="Medium Grid 1 Accent 5" w:uiPriority="67"/>
+    <w:lsdException w:name="Medium Grid 2 Accent 5" w:uiPriority="68"/>
+    <w:lsdException w:name="Medium Grid 3 Accent 5" w:uiPriority="69"/>
+    <w:lsdException w:name="Dark List Accent 5" w:uiPriority="70"/>
+    <w:lsdException w:name="Colorful Shading Accent 5" w:uiPriority="71"/>
+    <w:lsdException w:name="Colorful List Accent 5" w:uiPriority="72"/>
+    <w:lsdException w:name="Colorful Grid Accent 5" w:uiPriority="73"/>
+    <w:lsdException w:name="Light Shading Accent 6" w:uiPriority="60"/>
+    <w:lsdException w:name="Light List Accent 6" w:uiPriority="61"/>
+    <w:lsdException w:name="Light Grid Accent 6" w:uiPriority="62"/>
+    <w:lsdException w:name="Medium Shading 1 Accent 6" w:uiPriority="63"/>
+    <w:lsdException w:name="Medium Shading 2 Accent 6" w:uiPriority="64"/>
+    <w:lsdException w:name="Medium List 1 Accent 6" w:uiPriority="65"/>
+    <w:lsdException w:name="Medium List 2 Accent 6" w:uiPriority="66"/>
+    <w:lsdException w:name="Medium Grid 1 Accent 6" w:uiPriority="67"/>
+    <w:lsdException w:name="Medium Grid 2 Accent 6" w:uiPriority="68"/>
+    <w:lsdException w:name="Medium Grid 3 Accent 6" w:uiPriority="69"/>
+    <w:lsdException w:name="Dark List Accent 6" w:uiPriority="70"/>
+    <w:lsdException w:name="Colorful Shading Accent 6" w:uiPriority="71"/>
+    <w:lsdException w:name="Colorful List Accent 6" w:uiPriority="72"/>
+    <w:lsdException w:name="Colorful Grid Accent 6" w:uiPriority="73"/>
+    <w:lsdException w:name="Subtle Emphasis" w:uiPriority="19" w:qFormat="1"/>
+    <w:lsdException w:name="Intense Emphasis" w:uiPriority="21" w:qFormat="1"/>
+    <w:lsdException w:name="Subtle Reference" w:uiPriority="31" w:qFormat="1"/>
+    <w:lsdException w:name="Intense Reference" w:uiPriority="32" w:qFormat="1"/>
+    <w:lsdException w:name="Book Title" w:uiPriority="33" w:qFormat="1"/>
+    <w:lsdException w:name="Bibliography" w:semiHidden="1" w:uiPriority="37" w:unhideWhenUsed="1"/>
+    <w:lsdException w:name="TOC Heading" w:semiHidden="1" w:uiPriority="39" w:unhideWhenUsed="1" w:qFormat="1"/>
+    <w:lsdException w:name="Plain Table 1" w:uiPriority="41"/>
+    <w:lsdException w:name="Plain Table 2" w:uiPriority="42"/>
+    <w:lsdException w:name="Plain Table 3" w:uiPriority="43"/>
+    <w:lsdException w:name="Plain Table 4" w:uiPriority="44"/>
+    <w:lsdException w:name="Plain Table 5" w:uiPriority="45"/>
+    <w:lsdException w:name="Grid Table Light" w:uiPriority="40"/>
+    <w:lsdException w:name="Grid Table 1 Light" w:uiPriority="46"/>
+    <w:lsdException w:name="Grid Table 2" w:uiPriority="47"/>
+    <w:lsdException w:name="Grid Table 3" w:uiPriority="48"/>
+    <w:lsdException w:name="Grid Table 4" w:uiPriority="49"/>
+    <w:lsdException w:name="Grid Table 5 Dark" w:uiPriority="50"/>
+    <w:lsdException w:name="Grid Table 6 Colorful" w:uiPriority="51"/>
+    <w:lsdException w:name="Grid Table 7 Colorful" w:uiPriority="52"/>
+    <w:lsdException w:name="Grid Table 1 Light Accent 1" w:uiPriority="46"/>
+    <w:lsdException w:name="Grid Table 2 Accent 1" w:uiPriority="47"/>
+    <w:lsdException w:name="Grid Table 3 Accent 1" w:uiPriority="48"/>
+    <w:lsdException w:name="Grid Table 4 Accent 1" w:uiPriority="49"/>
+    <w:lsdException w:name="Grid Table 5 Dark Accent 1" w:uiPriority="50"/>
+    <w:lsdException w:name="Grid Table 6 Colorful Accent 1" w:uiPriority="51"/>
+    <w:lsdException w:name="Grid Table 7 Colorful Accent 1" w:uiPriority="52"/>
+    <w:lsdException w:name="Grid Table 1 Light Accent 2" w:uiPriority="46"/>
+    <w:lsdException w:name="Grid Table 2 Accent 2" w:uiPriority="47"/>
+    <w:lsdException w:name="Grid Table 3 Accent 2" w:uiPriority="48"/>
+    <w:lsdException w:name="Grid Table 4 Accent 2" w:uiPriority="49"/>
+    <w:lsdException w:name="Grid Table 5 Dark Accent 2" w:uiPriority="50"/>
+    <w:lsdException w:name="Grid Table 6 Colorful Accent 2" w:uiPriority="51"/>
+    <w:lsdException w:name="Grid Table 7 Colorful Accent 2" w:uiPriority="52"/>
+    <w:lsdException w:name="Grid Table 1 Light Accent 3" w:uiPriority="46"/>
+    <w:lsdException w:name="Grid Table 2 Accent 3" w:uiPriority="47"/>
+    <w:lsdException w:name="Grid Table 3 Accent 3" w:uiPriority="48"/>
+    <w:lsdException w:name="Grid Table 4 Accent 3" w:uiPriority="49"/>
+    <w:lsdException w:name="Grid Table 5 Dark Accent 3" w:uiPriority="50"/>
+    <w:lsdException w:name="Grid Table 6 Colorful Accent 3" w:uiPriority="51"/>
+    <w:lsdException w:name="Grid Table 7 Colorful Accent 3" w:uiPriority="52"/>
+    <w:lsdException w:name="Grid Table 1 Light Accent 4" w:uiPriority="46"/>
+    <w:lsdException w:name="Grid Table 2 Accent 4" w:uiPriority="47"/>
+    <w:lsdException w:name="Grid Table 3 Accent 4" w:uiPriority="48"/>
+    <w:lsdException w:name="Grid Table 4 Accent 4" w:uiPriority="49"/>
+    <w:lsdException w:name="Grid Table 5 Dark Accent 4" w:uiPriority="50"/>
+    <w:lsdException w:name="Grid Table 6 Colorful Accent 4" w:uiPriority="51"/>
+    <w:lsdException w:name="Grid Table 7 Colorful Accent 4" w:uiPriority="52"/>
+    <w:lsdException w:name="Grid Table 1 Light Accent 5" w:uiPriority="46"/>
+    <w:lsdException w:name="Grid Table 2 Accent 5" w:uiPriority="47"/>
+    <w:lsdException w:name="Grid Table 3 Accent 5" w:uiPriority="48"/>
+    <w:lsdException w:name="Grid Table 4 Accent 5" w:uiPriority="49"/>
+    <w:lsdException w:name="Grid Table 5 Dark Accent 5" w:uiPriority="50"/>
+    <w:lsdException w:name="Grid Table 6 Colorful Accent 5" w:uiPriority="51"/>
+    <w:lsdException w:name="Grid Table 7 Colorful Accent 5" w:uiPriority="52"/>
+    <w:lsdException w:name="Grid Table 1 Light Accent 6" w:uiPriority="46"/>
+    <w:lsdException w:name="Grid Table 2 Accent 6" w:uiPriority="47"/>
+    <w:lsdException w:name="Grid Table 3 Accent 6" w:uiPriority="48"/>
+    <w:lsdException w:name="Grid Table 4 Accent 6" w:uiPriority="49"/>
+    <w:lsdException w:name="Grid Table 5 Dark Accent 6" w:uiPriority="50"/>
+    <w:lsdException w:name="Grid Table 6 Colorful Accent 6" w:uiPriority="51"/>
+    <w:lsdException w:name="Grid Table 7 Colorful Accent 6" w:uiPriority="52"/>
+    <w:lsdException w:name="List Table 1 Light" w:uiPriority="46"/>
+    <w:lsdException w:name="List Table 2" w:uiPriority="47"/>
+    <w:lsdException w:name="List Table 3" w:uiPriority="48"/>
+    <w:lsdException w:name="List Table 4" w:uiPriority="49"/>
+    <w:lsdException w:name="List Table 5 Dark" w:uiPriority="50"/>
+    <w:lsdException w:name="List Table 6 Colorful" w:uiPriority="51"/>
+    <w:lsdException w:name="List Table 7 Colorful" w:uiPriority="52"/>
+    <w:lsdException w:name="List Table 1 Light Accent 1" w:uiPriority="46"/>
+    <w:lsdException w:name="List Table 2 Accent 1" w:uiPriority="47"/>
+    <w:lsdException w:name="List Table 3 Accent 1" w:uiPriority="48"/>
+    <w:lsdException w:name="List Table 4 Accent 1" w:uiPriority="49"/>
+    <w:lsdException w:name="List Table 5 Dark Accent 1" w:uiPriority="50"/>
+    <w:lsdException w:name="List Table 6 Colorful Accent 1" w:uiPriority="51"/>
+    <w:lsdException w:name="List Table 7 Colorful Accent 1" w:uiPriority="52"/>
+    <w:lsdException w:name="List Table 1 Light Accent 2" w:uiPriority="46"/>
+    <w:lsdException w:name="List Table 2 Accent 2" w:uiPriority="47"/>
+    <w:lsdException w:name="List Table 3 Accent 2" w:uiPriority="48"/>
+    <w:lsdException w:name="List Table 4 Accent 2" w:uiPriority="49"/>
+    <w:lsdException w:name="List Table 5 Dark Accent 2" w:uiPriority="50"/>
+    <w:lsdException w:name="List Table 6 Colorful Accent 2" w:uiPriority="51"/>
+    <w:lsdException w:name="List Table 7 Colorful Accent 2" w:uiPriority="52"/>
+    <w:lsdException w:name="List Table 1 Light Accent 3" w:uiPriority="46"/>
+    <w:lsdException w:name="List Table 2 Accent 3" w:uiPriority="47"/>
+    <w:lsdException w:name="List Table 3 Accent 3" w:uiPriority="48"/>
+    <w:lsdException w:name="List Table 4 Accent 3" w:uiPriority="49"/>
+    <w:lsdException w:name="List Table 5 Dark Accent 3" w:uiPriority="50"/>
+    <w:lsdException w:name="List Table 6 Colorful Accent 3" w:uiPriority="51"/>
+    <w:lsdException w:name="List Table 7 Colorful Accent 3" w:uiPriority="52"/>
+    <w:lsdException w:name="List Table 1 Light Accent 4" w:uiPriority="46"/>
+    <w:lsdException w:name="List Table 2 Accent 4" w:uiPriority="47"/>
+    <w:lsdException w:name="List Table 3 Accent 4" w:uiPriority="48"/>
+    <w:lsdException w:name="List Table 4 Accent 4" w:uiPriority="49"/>
+    <w:lsdException w:name="List Table 5 Dark Accent 4" w:uiPriority="50"/>
+    <w:lsdException w:name="List Table 6 Colorful Accent 4" w:uiPriority="51"/>
+    <w:lsdException w:name="List Table 7 Colorful Accent 4" w:uiPriority="52"/>
+    <w:lsdException w:name="List Table 1 Light Accent 5" w:uiPriority="46"/>
+    <w:lsdException w:name="List Table 2 Accent 5" w:uiPriority="47"/>
+    <w:lsdException w:name="List Table 3 Accent 5" w:uiPriority="48"/>
+    <w:lsdException w:name="List Table 4 Accent 5" w:uiPriority="49"/>
+    <w:lsdException w:name="List Table 5 Dark Accent 5" w:uiPriority="50"/>
+    <w:lsdException w:name="List Table 6 Colorful Accent 5" w:uiPriority="51"/>
+    <w:lsdException w:name="List Table 7 Colorful Accent 5" w:uiPriority="52"/>
+    <w:lsdException w:name="List Table 1 Light Accent 6" w:uiPriority="46"/>
+    <w:lsdException w:name="List Table 2 Accent 6" w:uiPriority="47"/>
+    <w:lsdException w:name="List Table 3 Accent 6" w:uiPriority="48"/>
+    <w:lsdException w:name="List Table 4 Accent 6" w:uiPriority="49"/>
+    <w:lsdException w:name="List Table 5 Dark Accent 6" w:uiPriority="50"/>
+    <w:lsdException w:name="List Table 6 Colorful Accent 6" w:uiPriority="51"/>
+    <w:lsdException w:name="List Table 7 Colorful Accent 6" w:uiPriority="52"/>
+    <w:lsdException w:name="Mention" w:semiHidden="1" w:unhideWhenUsed="1"/>
+    <w:lsdException w:name="Smart Hyperlink" w:semiHidden="1" w:unhideWhenUsed="1"/>
+    <w:lsdException w:name="Hashtag" w:semiHidden="1" w:unhideWhenUsed="1"/>
+    <w:lsdException w:name="Unresolved Mention" w:semiHidden="1" w:unhideWhenUsed="1"/>
+    <w:lsdException w:name="Smart Link" w:semiHidden="1" w:unhideWhenUsed="1"/>
   </w:latentStyles>
   <w:style w:type="paragraph" w:default="1" w:styleId="Normal">
     <w:name w:val="Normal"/>
     <w:qFormat/>
-    <w:rsid w:val="00C20FD8"/>
+    <w:rsid w:val="002A32E3"/>
+    <w:pPr>
+      <w:spacing w:after="240" w:line="276" w:lineRule="auto"/>
+    </w:pPr>
+    <w:rPr>
+      <w:rFonts w:cstheme="minorHAnsi"/>
+      <w:sz w:val="28"/>
+      <w:szCs w:val="28"/>
+    </w:rPr>
+  </w:style>
+  <w:style w:type="paragraph" w:styleId="Heading1">
+    <w:name w:val="heading 1"/>
+    <w:basedOn w:val="NoSpacing"/>
+    <w:next w:val="Normal"/>
+    <w:link w:val="Heading1Char"/>
+    <w:qFormat/>
+    <w:rsid w:val="002A32E3"/>
+    <w:pPr>
+      <w:keepNext/>
+      <w:spacing w:before="240" w:after="60"/>
+      <w:outlineLvl w:val="0"/>
+    </w:pPr>
+    <w:rPr>
+      <w:rFonts w:eastAsiaTheme="majorEastAsia"/>
+      <w:b/>
+      <w:kern w:val="28"/>
+      <w:sz w:val="56"/>
+    </w:rPr>
+  </w:style>
+  <w:style w:type="paragraph" w:styleId="Heading2">
+    <w:name w:val="heading 2"/>
+    <w:basedOn w:val="Heading1"/>
+    <w:next w:val="Normal"/>
+    <w:link w:val="Heading2Char"/>
+    <w:qFormat/>
+    <w:rsid w:val="002A32E3"/>
+    <w:pPr>
+      <w:numPr>
+        <w:ilvl w:val="1"/>
+        <w:numId w:val="7"/>
+      </w:numPr>
+      <w:outlineLvl w:val="1"/>
+    </w:pPr>
+    <w:rPr>
+      <w:rFonts w:asciiTheme="majorHAnsi" w:hAnsiTheme="majorHAnsi"/>
+      <w:sz w:val="48"/>
+      <w:szCs w:val="48"/>
+    </w:rPr>
+  </w:style>
+  <w:style w:type="paragraph" w:styleId="Heading3">
+    <w:name w:val="heading 3"/>
+    <w:basedOn w:val="Heading2"/>
+    <w:next w:val="Normal"/>
+    <w:link w:val="Heading3Char"/>
+    <w:qFormat/>
+    <w:rsid w:val="002A32E3"/>
+    <w:pPr>
+      <w:outlineLvl w:val="2"/>
+    </w:pPr>
+    <w:rPr>
+      <w:sz w:val="40"/>
+    </w:rPr>
+  </w:style>
+  <w:style w:type="paragraph" w:styleId="Heading4">
+    <w:name w:val="heading 4"/>
+    <w:basedOn w:val="Heading3"/>
+    <w:next w:val="Normal"/>
+    <w:link w:val="Heading4Char"/>
+    <w:qFormat/>
+    <w:rsid w:val="002A32E3"/>
+    <w:pPr>
+      <w:numPr>
+        <w:ilvl w:val="3"/>
+      </w:numPr>
+      <w:outlineLvl w:val="3"/>
+    </w:pPr>
+    <w:rPr>
+      <w:sz w:val="32"/>
+    </w:rPr>
+  </w:style>
+  <w:style w:type="paragraph" w:styleId="Heading5">
+    <w:name w:val="heading 5"/>
+    <w:basedOn w:val="Heading4"/>
+    <w:next w:val="Normal"/>
+    <w:link w:val="Heading5Char"/>
+    <w:qFormat/>
+    <w:rsid w:val="002A32E3"/>
+    <w:pPr>
+      <w:numPr>
+        <w:ilvl w:val="4"/>
+      </w:numPr>
+      <w:outlineLvl w:val="4"/>
+    </w:pPr>
+    <w:rPr>
+      <w:sz w:val="28"/>
+    </w:rPr>
+  </w:style>
+  <w:style w:type="paragraph" w:styleId="Heading6">
+    <w:name w:val="heading 6"/>
+    <w:basedOn w:val="Heading5"/>
+    <w:next w:val="Normal"/>
+    <w:link w:val="Heading6Char"/>
+    <w:qFormat/>
+    <w:rsid w:val="002A32E3"/>
+    <w:pPr>
+      <w:numPr>
+        <w:ilvl w:val="5"/>
+      </w:numPr>
+      <w:outlineLvl w:val="5"/>
+    </w:pPr>
+    <w:rPr>
+      <w:bCs/>
+      <w:sz w:val="24"/>
+      <w:szCs w:val="24"/>
+      <w:u w:val="single"/>
+    </w:rPr>
+  </w:style>
+  <w:style w:type="paragraph" w:styleId="Heading7">
+    <w:name w:val="heading 7"/>
+    <w:basedOn w:val="Heading6"/>
+    <w:next w:val="Normal"/>
+    <w:link w:val="Heading7Char"/>
+    <w:qFormat/>
+    <w:rsid w:val="002A32E3"/>
+    <w:pPr>
+      <w:keepNext w:val="0"/>
+      <w:numPr>
+        <w:ilvl w:val="0"/>
+        <w:numId w:val="0"/>
+      </w:numPr>
+      <w:outlineLvl w:val="6"/>
+    </w:pPr>
+    <w:rPr>
+      <w:b w:val="0"/>
+      <w:kern w:val="0"/>
+    </w:rPr>
+  </w:style>
+  <w:style w:type="paragraph" w:styleId="Heading8">
+    <w:name w:val="heading 8"/>
+    <w:basedOn w:val="Heading6"/>
+    <w:next w:val="Normal"/>
+    <w:link w:val="Heading8Char"/>
+    <w:qFormat/>
+    <w:rsid w:val="002A32E3"/>
+    <w:pPr>
+      <w:outlineLvl w:val="7"/>
+    </w:pPr>
+    <w:rPr>
+      <w:i/>
+      <w:iCs/>
+      <w:u w:val="none"/>
+    </w:rPr>
+  </w:style>
+  <w:style w:type="paragraph" w:styleId="Heading9">
+    <w:name w:val="heading 9"/>
+    <w:basedOn w:val="Heading8"/>
+    <w:next w:val="Normal"/>
+    <w:link w:val="Heading9Char"/>
+    <w:qFormat/>
+    <w:rsid w:val="002A32E3"/>
+    <w:pPr>
+      <w:outlineLvl w:val="8"/>
+    </w:pPr>
+    <w:rPr>
+      <w:b w:val="0"/>
+      <w:bCs w:val="0"/>
+    </w:rPr>
   </w:style>
   <w:style w:type="character" w:default="1" w:styleId="DefaultParagraphFont">
     <w:name w:val="Default Paragraph Font"/>
     <w:uiPriority w:val="1"/>
+    <w:semiHidden/>
     <w:unhideWhenUsed/>
   </w:style>
   <w:style w:type="table" w:default="1" w:styleId="TableNormal">
@@ -3977,7 +4419,6 @@
     <w:uiPriority w:val="99"/>
     <w:semiHidden/>
     <w:unhideWhenUsed/>
-    <w:qFormat/>
     <w:tblPr>
       <w:tblInd w:w="0" w:type="dxa"/>
       <w:tblCellMar>
@@ -4023,6 +4464,505 @@
       <w:sz w:val="20"/>
       <w:szCs w:val="20"/>
       <w:lang w:eastAsia="ar-SA"/>
+    </w:rPr>
+  </w:style>
+  <w:style w:type="paragraph" w:customStyle="1" w:styleId="Subheading1">
+    <w:name w:val="Subheading 1"/>
+    <w:basedOn w:val="Heading1"/>
+    <w:next w:val="Normal"/>
+    <w:link w:val="Subheading1Char"/>
+    <w:qFormat/>
+    <w:rsid w:val="002A32E3"/>
+    <w:pPr>
+      <w:spacing w:before="0" w:after="0" w:line="240" w:lineRule="auto"/>
+      <w:contextualSpacing/>
+    </w:pPr>
+    <w:rPr>
+      <w:rFonts w:asciiTheme="majorHAnsi" w:eastAsiaTheme="minorHAnsi" w:hAnsiTheme="majorHAnsi"/>
+      <w:sz w:val="48"/>
+      <w:szCs w:val="48"/>
+      <w:vertAlign w:val="superscript"/>
+    </w:rPr>
+  </w:style>
+  <w:style w:type="character" w:customStyle="1" w:styleId="Subheading1Char">
+    <w:name w:val="Subheading 1 Char"/>
+    <w:basedOn w:val="DefaultParagraphFont"/>
+    <w:link w:val="Subheading1"/>
+    <w:rsid w:val="002A32E3"/>
+    <w:rPr>
+      <w:rFonts w:asciiTheme="majorHAnsi" w:hAnsiTheme="majorHAnsi" w:cstheme="minorHAnsi"/>
+      <w:b/>
+      <w:kern w:val="28"/>
+      <w:sz w:val="48"/>
+      <w:szCs w:val="48"/>
+      <w:vertAlign w:val="superscript"/>
+    </w:rPr>
+  </w:style>
+  <w:style w:type="character" w:customStyle="1" w:styleId="Heading1Char">
+    <w:name w:val="Heading 1 Char"/>
+    <w:basedOn w:val="DefaultParagraphFont"/>
+    <w:link w:val="Heading1"/>
+    <w:rsid w:val="002A32E3"/>
+    <w:rPr>
+      <w:rFonts w:eastAsiaTheme="majorEastAsia" w:cstheme="minorHAnsi"/>
+      <w:b/>
+      <w:kern w:val="28"/>
+      <w:sz w:val="56"/>
+      <w:szCs w:val="28"/>
+    </w:rPr>
+  </w:style>
+  <w:style w:type="paragraph" w:customStyle="1" w:styleId="Subheading2">
+    <w:name w:val="Subheading 2"/>
+    <w:basedOn w:val="Subheading1"/>
+    <w:next w:val="Normal"/>
+    <w:link w:val="Subheading2Char"/>
+    <w:qFormat/>
+    <w:rsid w:val="002A32E3"/>
+  </w:style>
+  <w:style w:type="character" w:customStyle="1" w:styleId="Subheading2Char">
+    <w:name w:val="Subheading 2 Char"/>
+    <w:basedOn w:val="Subheading1Char"/>
+    <w:link w:val="Subheading2"/>
+    <w:rsid w:val="002A32E3"/>
+    <w:rPr>
+      <w:rFonts w:asciiTheme="majorHAnsi" w:hAnsiTheme="majorHAnsi" w:cstheme="minorHAnsi"/>
+      <w:b/>
+      <w:kern w:val="28"/>
+      <w:sz w:val="48"/>
+      <w:szCs w:val="48"/>
+      <w:vertAlign w:val="superscript"/>
+    </w:rPr>
+  </w:style>
+  <w:style w:type="paragraph" w:customStyle="1" w:styleId="Subheading3">
+    <w:name w:val="Subheading 3"/>
+    <w:basedOn w:val="Subheading2"/>
+    <w:next w:val="Normal"/>
+    <w:link w:val="Subheading3Char"/>
+    <w:qFormat/>
+    <w:rsid w:val="002A32E3"/>
+    <w:rPr>
+      <w:sz w:val="40"/>
+      <w:szCs w:val="40"/>
+    </w:rPr>
+  </w:style>
+  <w:style w:type="character" w:customStyle="1" w:styleId="Subheading3Char">
+    <w:name w:val="Subheading 3 Char"/>
+    <w:basedOn w:val="Subheading2Char"/>
+    <w:link w:val="Subheading3"/>
+    <w:rsid w:val="002A32E3"/>
+    <w:rPr>
+      <w:rFonts w:asciiTheme="majorHAnsi" w:hAnsiTheme="majorHAnsi" w:cstheme="minorHAnsi"/>
+      <w:b/>
+      <w:kern w:val="28"/>
+      <w:sz w:val="40"/>
+      <w:szCs w:val="40"/>
+      <w:vertAlign w:val="superscript"/>
+    </w:rPr>
+  </w:style>
+  <w:style w:type="paragraph" w:customStyle="1" w:styleId="Suptitle">
+    <w:name w:val="Suptitle"/>
+    <w:basedOn w:val="Subtitle"/>
+    <w:link w:val="SuptitleChar"/>
+    <w:qFormat/>
+    <w:rsid w:val="002A32E3"/>
+    <w:pPr>
+      <w:spacing w:before="240" w:line="240" w:lineRule="auto"/>
+    </w:pPr>
+    <w:rPr>
+      <w:vertAlign w:val="subscript"/>
+    </w:rPr>
+  </w:style>
+  <w:style w:type="character" w:customStyle="1" w:styleId="SuptitleChar">
+    <w:name w:val="Suptitle Char"/>
+    <w:basedOn w:val="SubtitleChar"/>
+    <w:link w:val="Suptitle"/>
+    <w:rsid w:val="002A32E3"/>
+    <w:rPr>
+      <w:rFonts w:asciiTheme="majorHAnsi" w:eastAsiaTheme="majorEastAsia" w:hAnsiTheme="majorHAnsi" w:cstheme="majorBidi"/>
+      <w:color w:val="7F7F7F" w:themeColor="text1" w:themeTint="80"/>
+      <w:spacing w:val="-10"/>
+      <w:kern w:val="28"/>
+      <w:sz w:val="72"/>
+      <w:szCs w:val="72"/>
+      <w:vertAlign w:val="subscript"/>
+    </w:rPr>
+  </w:style>
+  <w:style w:type="paragraph" w:styleId="Subtitle">
+    <w:name w:val="Subtitle"/>
+    <w:basedOn w:val="Title"/>
+    <w:next w:val="Normal"/>
+    <w:link w:val="SubtitleChar"/>
+    <w:uiPriority w:val="11"/>
+    <w:qFormat/>
+    <w:rsid w:val="002A32E3"/>
+    <w:rPr>
+      <w:b w:val="0"/>
+      <w:bCs w:val="0"/>
+      <w:color w:val="7F7F7F" w:themeColor="text1" w:themeTint="80"/>
+      <w:vertAlign w:val="superscript"/>
+    </w:rPr>
+  </w:style>
+  <w:style w:type="character" w:customStyle="1" w:styleId="SubtitleChar">
+    <w:name w:val="Subtitle Char"/>
+    <w:basedOn w:val="DefaultParagraphFont"/>
+    <w:link w:val="Subtitle"/>
+    <w:uiPriority w:val="11"/>
+    <w:rsid w:val="002A32E3"/>
+    <w:rPr>
+      <w:rFonts w:asciiTheme="majorHAnsi" w:eastAsiaTheme="majorEastAsia" w:hAnsiTheme="majorHAnsi" w:cstheme="majorBidi"/>
+      <w:color w:val="7F7F7F" w:themeColor="text1" w:themeTint="80"/>
+      <w:spacing w:val="-10"/>
+      <w:kern w:val="28"/>
+      <w:sz w:val="72"/>
+      <w:szCs w:val="72"/>
+      <w:vertAlign w:val="superscript"/>
+    </w:rPr>
+  </w:style>
+  <w:style w:type="paragraph" w:styleId="NoSpacing">
+    <w:name w:val="No Spacing"/>
+    <w:basedOn w:val="Normal"/>
+    <w:uiPriority w:val="1"/>
+    <w:qFormat/>
+    <w:rsid w:val="002A32E3"/>
+    <w:pPr>
+      <w:spacing w:after="0"/>
+    </w:pPr>
+  </w:style>
+  <w:style w:type="character" w:customStyle="1" w:styleId="Heading2Char">
+    <w:name w:val="Heading 2 Char"/>
+    <w:basedOn w:val="DefaultParagraphFont"/>
+    <w:link w:val="Heading2"/>
+    <w:rsid w:val="002A32E3"/>
+    <w:rPr>
+      <w:rFonts w:asciiTheme="majorHAnsi" w:eastAsiaTheme="majorEastAsia" w:hAnsiTheme="majorHAnsi" w:cstheme="minorHAnsi"/>
+      <w:b/>
+      <w:kern w:val="28"/>
+      <w:sz w:val="48"/>
+      <w:szCs w:val="48"/>
+    </w:rPr>
+  </w:style>
+  <w:style w:type="character" w:customStyle="1" w:styleId="Heading3Char">
+    <w:name w:val="Heading 3 Char"/>
+    <w:basedOn w:val="DefaultParagraphFont"/>
+    <w:link w:val="Heading3"/>
+    <w:rsid w:val="002A32E3"/>
+    <w:rPr>
+      <w:rFonts w:asciiTheme="majorHAnsi" w:eastAsiaTheme="majorEastAsia" w:hAnsiTheme="majorHAnsi" w:cstheme="minorHAnsi"/>
+      <w:b/>
+      <w:kern w:val="28"/>
+      <w:sz w:val="40"/>
+      <w:szCs w:val="48"/>
+    </w:rPr>
+  </w:style>
+  <w:style w:type="character" w:customStyle="1" w:styleId="Heading4Char">
+    <w:name w:val="Heading 4 Char"/>
+    <w:basedOn w:val="DefaultParagraphFont"/>
+    <w:link w:val="Heading4"/>
+    <w:rsid w:val="002A32E3"/>
+    <w:rPr>
+      <w:rFonts w:asciiTheme="majorHAnsi" w:eastAsiaTheme="majorEastAsia" w:hAnsiTheme="majorHAnsi" w:cstheme="minorHAnsi"/>
+      <w:b/>
+      <w:kern w:val="28"/>
+      <w:sz w:val="32"/>
+      <w:szCs w:val="48"/>
+    </w:rPr>
+  </w:style>
+  <w:style w:type="character" w:customStyle="1" w:styleId="Heading5Char">
+    <w:name w:val="Heading 5 Char"/>
+    <w:basedOn w:val="DefaultParagraphFont"/>
+    <w:link w:val="Heading5"/>
+    <w:rsid w:val="002A32E3"/>
+    <w:rPr>
+      <w:rFonts w:asciiTheme="majorHAnsi" w:eastAsiaTheme="majorEastAsia" w:hAnsiTheme="majorHAnsi" w:cstheme="minorHAnsi"/>
+      <w:b/>
+      <w:kern w:val="28"/>
+      <w:sz w:val="28"/>
+      <w:szCs w:val="48"/>
+    </w:rPr>
+  </w:style>
+  <w:style w:type="character" w:customStyle="1" w:styleId="Heading6Char">
+    <w:name w:val="Heading 6 Char"/>
+    <w:basedOn w:val="DefaultParagraphFont"/>
+    <w:link w:val="Heading6"/>
+    <w:rsid w:val="002A32E3"/>
+    <w:rPr>
+      <w:rFonts w:asciiTheme="majorHAnsi" w:eastAsiaTheme="majorEastAsia" w:hAnsiTheme="majorHAnsi" w:cstheme="minorHAnsi"/>
+      <w:b/>
+      <w:bCs/>
+      <w:kern w:val="28"/>
+      <w:sz w:val="24"/>
+      <w:szCs w:val="24"/>
+      <w:u w:val="single"/>
+    </w:rPr>
+  </w:style>
+  <w:style w:type="character" w:customStyle="1" w:styleId="Heading7Char">
+    <w:name w:val="Heading 7 Char"/>
+    <w:basedOn w:val="DefaultParagraphFont"/>
+    <w:link w:val="Heading7"/>
+    <w:rsid w:val="002A32E3"/>
+    <w:rPr>
+      <w:rFonts w:asciiTheme="majorHAnsi" w:eastAsiaTheme="majorEastAsia" w:hAnsiTheme="majorHAnsi" w:cstheme="minorHAnsi"/>
+      <w:bCs/>
+      <w:sz w:val="24"/>
+      <w:szCs w:val="24"/>
+      <w:u w:val="single"/>
+    </w:rPr>
+  </w:style>
+  <w:style w:type="character" w:customStyle="1" w:styleId="Heading8Char">
+    <w:name w:val="Heading 8 Char"/>
+    <w:basedOn w:val="DefaultParagraphFont"/>
+    <w:link w:val="Heading8"/>
+    <w:rsid w:val="002A32E3"/>
+    <w:rPr>
+      <w:rFonts w:asciiTheme="majorHAnsi" w:eastAsiaTheme="majorEastAsia" w:hAnsiTheme="majorHAnsi" w:cstheme="minorHAnsi"/>
+      <w:b/>
+      <w:bCs/>
+      <w:i/>
+      <w:iCs/>
+      <w:kern w:val="28"/>
+      <w:sz w:val="24"/>
+      <w:szCs w:val="24"/>
+    </w:rPr>
+  </w:style>
+  <w:style w:type="character" w:customStyle="1" w:styleId="Heading9Char">
+    <w:name w:val="Heading 9 Char"/>
+    <w:basedOn w:val="DefaultParagraphFont"/>
+    <w:link w:val="Heading9"/>
+    <w:rsid w:val="002A32E3"/>
+    <w:rPr>
+      <w:rFonts w:asciiTheme="majorHAnsi" w:eastAsiaTheme="majorEastAsia" w:hAnsiTheme="majorHAnsi" w:cstheme="minorHAnsi"/>
+      <w:i/>
+      <w:iCs/>
+      <w:kern w:val="28"/>
+      <w:sz w:val="24"/>
+      <w:szCs w:val="24"/>
+    </w:rPr>
+  </w:style>
+  <w:style w:type="paragraph" w:styleId="Caption">
+    <w:name w:val="caption"/>
+    <w:basedOn w:val="Normal"/>
+    <w:next w:val="Normal"/>
+    <w:uiPriority w:val="35"/>
+    <w:semiHidden/>
+    <w:unhideWhenUsed/>
+    <w:qFormat/>
+    <w:rsid w:val="002A32E3"/>
+    <w:pPr>
+      <w:spacing w:after="200"/>
+    </w:pPr>
+    <w:rPr>
+      <w:rFonts w:eastAsia="Times New Roman"/>
+      <w:i/>
+      <w:iCs/>
+      <w:color w:val="1F497D" w:themeColor="text2"/>
+      <w:szCs w:val="18"/>
+    </w:rPr>
+  </w:style>
+  <w:style w:type="paragraph" w:styleId="Title">
+    <w:name w:val="Title"/>
+    <w:basedOn w:val="NoSpacing"/>
+    <w:next w:val="Normal"/>
+    <w:link w:val="TitleChar"/>
+    <w:uiPriority w:val="10"/>
+    <w:qFormat/>
+    <w:rsid w:val="002A32E3"/>
+    <w:rPr>
+      <w:rFonts w:asciiTheme="majorHAnsi" w:eastAsiaTheme="majorEastAsia" w:hAnsiTheme="majorHAnsi" w:cstheme="majorBidi"/>
+      <w:b/>
+      <w:bCs/>
+      <w:spacing w:val="-10"/>
+      <w:kern w:val="28"/>
+      <w:sz w:val="72"/>
+      <w:szCs w:val="72"/>
+    </w:rPr>
+  </w:style>
+  <w:style w:type="character" w:customStyle="1" w:styleId="TitleChar">
+    <w:name w:val="Title Char"/>
+    <w:basedOn w:val="DefaultParagraphFont"/>
+    <w:link w:val="Title"/>
+    <w:uiPriority w:val="10"/>
+    <w:rsid w:val="002A32E3"/>
+    <w:rPr>
+      <w:rFonts w:asciiTheme="majorHAnsi" w:eastAsiaTheme="majorEastAsia" w:hAnsiTheme="majorHAnsi" w:cstheme="majorBidi"/>
+      <w:b/>
+      <w:bCs/>
+      <w:spacing w:val="-10"/>
+      <w:kern w:val="28"/>
+      <w:sz w:val="72"/>
+      <w:szCs w:val="72"/>
+    </w:rPr>
+  </w:style>
+  <w:style w:type="character" w:styleId="Strong">
+    <w:name w:val="Strong"/>
+    <w:uiPriority w:val="22"/>
+    <w:qFormat/>
+    <w:rsid w:val="002A32E3"/>
+    <w:rPr>
+      <w:b/>
+      <w:bCs/>
+    </w:rPr>
+  </w:style>
+  <w:style w:type="character" w:styleId="Emphasis">
+    <w:name w:val="Emphasis"/>
+    <w:uiPriority w:val="20"/>
+    <w:qFormat/>
+    <w:rsid w:val="002A32E3"/>
+    <w:rPr>
+      <w:rFonts w:asciiTheme="minorHAnsi" w:hAnsiTheme="minorHAnsi" w:cstheme="minorHAnsi"/>
+      <w:i/>
+      <w:iCs/>
+      <w:sz w:val="28"/>
+      <w:szCs w:val="28"/>
+    </w:rPr>
+  </w:style>
+  <w:style w:type="paragraph" w:styleId="ListParagraph">
+    <w:name w:val="List Paragraph"/>
+    <w:basedOn w:val="Normal"/>
+    <w:uiPriority w:val="34"/>
+    <w:qFormat/>
+    <w:rsid w:val="002A32E3"/>
+    <w:pPr>
+      <w:ind w:left="720"/>
+      <w:contextualSpacing/>
+    </w:pPr>
+    <w:rPr>
+      <w:rFonts w:eastAsia="Times New Roman"/>
+    </w:rPr>
+  </w:style>
+  <w:style w:type="paragraph" w:styleId="Quote">
+    <w:name w:val="Quote"/>
+    <w:basedOn w:val="Normal"/>
+    <w:next w:val="Normal"/>
+    <w:link w:val="QuoteChar"/>
+    <w:uiPriority w:val="29"/>
+    <w:qFormat/>
+    <w:rsid w:val="002A32E3"/>
+    <w:pPr>
+      <w:keepLines/>
+      <w:pageBreakBefore/>
+      <w:pBdr>
+        <w:left w:val="single" w:sz="4" w:space="7" w:color="auto"/>
+      </w:pBdr>
+      <w:spacing w:before="120" w:after="120"/>
+      <w:ind w:left="360"/>
+      <w:contextualSpacing/>
+      <w:mirrorIndents/>
+    </w:pPr>
+  </w:style>
+  <w:style w:type="character" w:customStyle="1" w:styleId="QuoteChar">
+    <w:name w:val="Quote Char"/>
+    <w:basedOn w:val="DefaultParagraphFont"/>
+    <w:link w:val="Quote"/>
+    <w:uiPriority w:val="29"/>
+    <w:rsid w:val="002A32E3"/>
+    <w:rPr>
+      <w:rFonts w:cstheme="minorHAnsi"/>
+      <w:sz w:val="28"/>
+      <w:szCs w:val="28"/>
+    </w:rPr>
+  </w:style>
+  <w:style w:type="paragraph" w:styleId="IntenseQuote">
+    <w:name w:val="Intense Quote"/>
+    <w:basedOn w:val="Quote"/>
+    <w:next w:val="Normal"/>
+    <w:link w:val="IntenseQuoteChar"/>
+    <w:uiPriority w:val="30"/>
+    <w:qFormat/>
+    <w:rsid w:val="002A32E3"/>
+    <w:pPr>
+      <w:pBdr>
+        <w:left w:val="single" w:sz="18" w:space="7" w:color="auto"/>
+      </w:pBdr>
+    </w:pPr>
+    <w:rPr>
+      <w:b/>
+      <w:bCs/>
+    </w:rPr>
+  </w:style>
+  <w:style w:type="character" w:customStyle="1" w:styleId="IntenseQuoteChar">
+    <w:name w:val="Intense Quote Char"/>
+    <w:basedOn w:val="DefaultParagraphFont"/>
+    <w:link w:val="IntenseQuote"/>
+    <w:uiPriority w:val="30"/>
+    <w:rsid w:val="002A32E3"/>
+    <w:rPr>
+      <w:rFonts w:cstheme="minorHAnsi"/>
+      <w:b/>
+      <w:bCs/>
+      <w:sz w:val="28"/>
+      <w:szCs w:val="28"/>
+    </w:rPr>
+  </w:style>
+  <w:style w:type="character" w:styleId="SubtleEmphasis">
+    <w:name w:val="Subtle Emphasis"/>
+    <w:basedOn w:val="Emphasis"/>
+    <w:uiPriority w:val="19"/>
+    <w:qFormat/>
+    <w:rsid w:val="002A32E3"/>
+    <w:rPr>
+      <w:rFonts w:asciiTheme="minorHAnsi" w:hAnsiTheme="minorHAnsi" w:cs="Calibri Light"/>
+      <w:i/>
+      <w:iCs/>
+      <w:color w:val="7F7F7F" w:themeColor="text1" w:themeTint="80"/>
+      <w:sz w:val="28"/>
+      <w:szCs w:val="28"/>
+    </w:rPr>
+  </w:style>
+  <w:style w:type="character" w:styleId="IntenseEmphasis">
+    <w:name w:val="Intense Emphasis"/>
+    <w:basedOn w:val="Emphasis"/>
+    <w:uiPriority w:val="21"/>
+    <w:qFormat/>
+    <w:rsid w:val="002A32E3"/>
+    <w:rPr>
+      <w:rFonts w:asciiTheme="minorHAnsi" w:hAnsiTheme="minorHAnsi" w:cstheme="minorHAnsi"/>
+      <w:b/>
+      <w:bCs/>
+      <w:i/>
+      <w:iCs/>
+      <w:sz w:val="28"/>
+      <w:szCs w:val="28"/>
+    </w:rPr>
+  </w:style>
+  <w:style w:type="character" w:styleId="SubtleReference">
+    <w:name w:val="Subtle Reference"/>
+    <w:uiPriority w:val="31"/>
+    <w:qFormat/>
+    <w:rsid w:val="002A32E3"/>
+    <w:rPr>
+      <w:caps/>
+      <w:color w:val="7F7F7F" w:themeColor="text1" w:themeTint="80"/>
+      <w:sz w:val="22"/>
+      <w:szCs w:val="22"/>
+    </w:rPr>
+  </w:style>
+  <w:style w:type="character" w:styleId="IntenseReference">
+    <w:name w:val="Intense Reference"/>
+    <w:basedOn w:val="SubtleReference"/>
+    <w:uiPriority w:val="32"/>
+    <w:qFormat/>
+    <w:rsid w:val="002A32E3"/>
+    <w:rPr>
+      <w:b/>
+      <w:bCs/>
+      <w:caps/>
+      <w:color w:val="7F7F7F" w:themeColor="text1" w:themeTint="80"/>
+      <w:sz w:val="22"/>
+      <w:szCs w:val="22"/>
+    </w:rPr>
+  </w:style>
+  <w:style w:type="character" w:styleId="BookTitle">
+    <w:name w:val="Book Title"/>
+    <w:basedOn w:val="DefaultParagraphFont"/>
+    <w:uiPriority w:val="33"/>
+    <w:qFormat/>
+    <w:rsid w:val="002A32E3"/>
+    <w:rPr>
+      <w:b/>
+      <w:bCs/>
+      <w:i/>
+      <w:iCs/>
+      <w:spacing w:val="5"/>
     </w:rPr>
   </w:style>
 </w:styles>
